--- a/Backend/Director_Disclosure/Output_Disclosures/2024-25/UMESH_VED_ADVISORS_PRIVATE_LIMITED/MBP-1/MBP1_UMESH_HARJIVANDAS_VED_00003393.docx
+++ b/Backend/Director_Disclosure/Output_Disclosures/2024-25/UMESH_VED_ADVISORS_PRIVATE_LIMITED/MBP-1/MBP1_UMESH_HARJIVANDAS_VED_00003393.docx
@@ -93,332 +93,17 @@
     </w:p>
     <w:p>
       <w:pPr>
-        <w:spacing w:before="0" w:after="0"/>
-        <w:jc w:val="left"/>
-      </w:pPr>
-      <w:r>
-        <w:rPr>
-          <w:rFonts w:ascii="Adani" w:hAnsi="Adani"/>
-          <w:b w:val="0"/>
-          <w:sz w:val="20"/>
-          <w:u w:val="none"/>
-        </w:rPr>
-        <w:t>TESLA POWER EQUIPMENTS AND PROJECTS LIMITED</w:t>
-      </w:r>
-    </w:p>
-    <w:p>
-      <w:pPr>
-        <w:spacing w:before="0" w:after="0"/>
-        <w:jc w:val="left"/>
-      </w:pPr>
-      <w:r>
-        <w:rPr>
-          <w:rFonts w:ascii="Adani" w:hAnsi="Adani"/>
-          <w:b w:val="0"/>
-          <w:sz w:val="20"/>
-          <w:u w:val="none"/>
-        </w:rPr>
-        <w:t>INNOVATIVE TYRES &amp; TUBES LIMITED</w:t>
-      </w:r>
-    </w:p>
-    <w:p>
-      <w:pPr>
-        <w:spacing w:before="0" w:after="0"/>
-        <w:jc w:val="left"/>
-      </w:pPr>
-      <w:r>
-        <w:rPr>
-          <w:rFonts w:ascii="Adani" w:hAnsi="Adani"/>
-          <w:b w:val="0"/>
-          <w:sz w:val="20"/>
-          <w:u w:val="none"/>
-        </w:rPr>
-        <w:t>THINK CAPITAL INSOLVENCY PROFESSIONALS LLP</w:t>
-      </w:r>
-    </w:p>
-    <w:p>
-      <w:pPr>
-        <w:spacing w:before="0" w:after="0"/>
-        <w:jc w:val="left"/>
-      </w:pPr>
-      <w:r>
-        <w:rPr>
-          <w:rFonts w:ascii="Adani" w:hAnsi="Adani"/>
-          <w:b w:val="0"/>
-          <w:sz w:val="20"/>
-          <w:u w:val="none"/>
-        </w:rPr>
-        <w:t>ADANI SOLAR ENERGY JODHPUR FOUR LIMITED</w:t>
-      </w:r>
-    </w:p>
-    <w:p>
-      <w:pPr>
-        <w:spacing w:before="0" w:after="0"/>
-        <w:jc w:val="left"/>
-      </w:pPr>
-      <w:r>
-        <w:rPr>
-          <w:rFonts w:ascii="Adani" w:hAnsi="Adani"/>
-          <w:b w:val="0"/>
-          <w:sz w:val="20"/>
-          <w:u w:val="none"/>
-        </w:rPr>
-        <w:t>ADANI SOLAR ENERGY JODHPUR THREE LIMITED</w:t>
-      </w:r>
-    </w:p>
-    <w:p>
-      <w:pPr>
-        <w:spacing w:before="0" w:after="0"/>
-        <w:jc w:val="left"/>
-      </w:pPr>
-      <w:r>
-        <w:rPr>
-          <w:rFonts w:ascii="Adani" w:hAnsi="Adani"/>
-          <w:b w:val="0"/>
-          <w:sz w:val="20"/>
-          <w:u w:val="none"/>
-        </w:rPr>
-        <w:t>FITFORMANCE LLP</w:t>
-      </w:r>
-    </w:p>
-    <w:p>
-      <w:pPr>
-        <w:spacing w:before="0" w:after="0"/>
-        <w:jc w:val="left"/>
-      </w:pPr>
-      <w:r>
-        <w:rPr>
-          <w:rFonts w:ascii="Adani" w:hAnsi="Adani"/>
-          <w:b w:val="0"/>
-          <w:sz w:val="20"/>
-          <w:u w:val="none"/>
-        </w:rPr>
-        <w:t>ADANI SOLAR ENERGY AP SEVEN PRIVATE LIMITED</w:t>
-      </w:r>
-    </w:p>
-    <w:p>
-      <w:pPr>
-        <w:spacing w:before="0" w:after="0"/>
-        <w:jc w:val="left"/>
-      </w:pPr>
-      <w:r>
-        <w:rPr>
-          <w:rFonts w:ascii="Adani" w:hAnsi="Adani"/>
-          <w:b w:val="0"/>
-          <w:sz w:val="20"/>
-          <w:u w:val="none"/>
-        </w:rPr>
-        <w:t>ADANI SOLAR ENERGY FOUR LIMITED</w:t>
-      </w:r>
-    </w:p>
-    <w:p>
-      <w:pPr>
-        <w:spacing w:before="0" w:after="0"/>
-        <w:jc w:val="left"/>
-      </w:pPr>
-      <w:r>
-        <w:rPr>
-          <w:rFonts w:ascii="Adani" w:hAnsi="Adani"/>
-          <w:b w:val="0"/>
-          <w:sz w:val="20"/>
-          <w:u w:val="none"/>
-        </w:rPr>
-        <w:t>ADANI SOLAR ENERGY KA NINE LIMITED</w:t>
-      </w:r>
-    </w:p>
-    <w:p>
-      <w:pPr>
-        <w:spacing w:before="0" w:after="0"/>
-        <w:jc w:val="left"/>
-      </w:pPr>
-      <w:r>
-        <w:rPr>
-          <w:rFonts w:ascii="Adani" w:hAnsi="Adani"/>
-          <w:b w:val="0"/>
-          <w:sz w:val="20"/>
-          <w:u w:val="none"/>
-        </w:rPr>
-        <w:t>ADANI SOLAR ENERGY JODHPUR FIVE LIMITED</w:t>
-      </w:r>
-    </w:p>
-    <w:p>
-      <w:pPr>
-        <w:spacing w:before="0" w:after="0"/>
-        <w:jc w:val="left"/>
-      </w:pPr>
-      <w:r>
-        <w:rPr>
-          <w:rFonts w:ascii="Adani" w:hAnsi="Adani"/>
-          <w:b w:val="0"/>
-          <w:sz w:val="20"/>
-          <w:u w:val="none"/>
-        </w:rPr>
-        <w:t>ADANI SOLAR ENERGY AP SIX PRIVATE LIMITED</w:t>
-      </w:r>
-    </w:p>
-    <w:p>
-      <w:pPr>
-        <w:spacing w:before="0" w:after="0"/>
-        <w:jc w:val="left"/>
-      </w:pPr>
-      <w:r>
-        <w:rPr>
-          <w:rFonts w:ascii="Adani" w:hAnsi="Adani"/>
-          <w:b w:val="0"/>
-          <w:sz w:val="20"/>
-          <w:u w:val="none"/>
-        </w:rPr>
-        <w:t>ADANI SOLAR ENERGY CHITRAKOOT ONE LIMITED</w:t>
-      </w:r>
-    </w:p>
-    <w:p>
-      <w:pPr>
-        <w:spacing w:before="0" w:after="0"/>
-        <w:jc w:val="left"/>
-      </w:pPr>
-      <w:r>
-        <w:rPr>
-          <w:rFonts w:ascii="Adani" w:hAnsi="Adani"/>
-          <w:b w:val="0"/>
-          <w:sz w:val="20"/>
-          <w:u w:val="none"/>
-        </w:rPr>
-        <w:t>ADANI SOLAR ENERGY KUTCHH ONE LIMITED</w:t>
-      </w:r>
-    </w:p>
-    <w:p>
-      <w:pPr>
-        <w:spacing w:before="0" w:after="0"/>
-        <w:jc w:val="left"/>
-      </w:pPr>
-      <w:r>
-        <w:rPr>
-          <w:rFonts w:ascii="Adani" w:hAnsi="Adani"/>
-          <w:b w:val="0"/>
-          <w:sz w:val="20"/>
-          <w:u w:val="none"/>
-        </w:rPr>
-        <w:t>BANMAK PHARMA LLP</w:t>
-      </w:r>
-    </w:p>
-    <w:p>
-      <w:pPr>
-        <w:spacing w:before="0" w:after="0"/>
-        <w:jc w:val="left"/>
-      </w:pPr>
-      <w:r>
-        <w:rPr>
-          <w:rFonts w:ascii="Adani" w:hAnsi="Adani"/>
-          <w:b w:val="0"/>
-          <w:sz w:val="20"/>
-          <w:u w:val="none"/>
-        </w:rPr>
-        <w:t>HALLMARK TEXTILES LIMITED</w:t>
-      </w:r>
-    </w:p>
-    <w:p>
-      <w:pPr>
-        <w:spacing w:before="0" w:after="0"/>
-        <w:jc w:val="left"/>
-      </w:pPr>
-      <w:r>
-        <w:rPr>
-          <w:rFonts w:ascii="Adani" w:hAnsi="Adani"/>
-          <w:b w:val="0"/>
-          <w:sz w:val="20"/>
-          <w:u w:val="none"/>
-        </w:rPr>
-        <w:t>KRV INSOLVENCY PROFESSIONALS LLP</w:t>
-      </w:r>
-    </w:p>
-    <w:p>
-      <w:pPr>
-        <w:spacing w:before="0" w:after="0"/>
-        <w:jc w:val="left"/>
-      </w:pPr>
-      <w:r>
-        <w:rPr>
-          <w:rFonts w:ascii="Adani" w:hAnsi="Adani"/>
-          <w:b w:val="0"/>
-          <w:sz w:val="20"/>
-          <w:u w:val="none"/>
-        </w:rPr>
-        <w:t>ANAMAYA (INDIA) PRIVATE LIMITED</w:t>
-      </w:r>
-    </w:p>
-    <w:p>
-      <w:pPr>
-        <w:spacing w:before="0" w:after="0"/>
-        <w:jc w:val="left"/>
-      </w:pPr>
-      <w:r>
-        <w:rPr>
-          <w:rFonts w:ascii="Adani" w:hAnsi="Adani"/>
-          <w:b w:val="0"/>
-          <w:sz w:val="20"/>
-          <w:u w:val="none"/>
-        </w:rPr>
-        <w:t>MBIZ MONEYMART PRIVATE LIMITED</w:t>
-      </w:r>
-    </w:p>
-    <w:p>
-      <w:pPr>
-        <w:spacing w:before="0" w:after="0"/>
-        <w:jc w:val="left"/>
-      </w:pPr>
-      <w:r>
-        <w:rPr>
-          <w:rFonts w:ascii="Adani" w:hAnsi="Adani"/>
-          <w:b w:val="0"/>
-          <w:sz w:val="20"/>
-          <w:u w:val="none"/>
-        </w:rPr>
-        <w:t>UMESH VED ADVISORS PRIVATE LIMITED</w:t>
-      </w:r>
-    </w:p>
-    <w:p>
-      <w:pPr>
-        <w:spacing w:before="0" w:after="0"/>
-        <w:jc w:val="left"/>
-      </w:pPr>
-      <w:r>
-        <w:rPr>
-          <w:rFonts w:ascii="Adani" w:hAnsi="Adani"/>
-          <w:b w:val="0"/>
-          <w:sz w:val="20"/>
-          <w:u w:val="none"/>
-        </w:rPr>
-        <w:t>VISHWAM ADVISORY PRIVATE LIMITED</w:t>
-      </w:r>
-    </w:p>
-    <w:p>
-      <w:pPr>
-        <w:spacing w:before="0" w:after="0"/>
-        <w:jc w:val="left"/>
-      </w:pPr>
-      <w:r>
-        <w:rPr>
-          <w:rFonts w:ascii="Adani" w:hAnsi="Adani"/>
-          <w:b w:val="0"/>
-          <w:sz w:val="20"/>
-          <w:u w:val="none"/>
-        </w:rPr>
-        <w:t>RENI CONSULTANTS PRIVATE LIMITED</w:t>
-      </w:r>
-    </w:p>
-    <w:p>
-      <w:pPr>
         <w:spacing w:before="0" w:after="160"/>
         <w:jc w:val="left"/>
       </w:pPr>
       <w:r>
         <w:rPr>
           <w:rFonts w:ascii="Adani" w:hAnsi="Adani"/>
-          <w:b w:val="0"/>
+          <w:b/>
           <w:sz w:val="20"/>
           <w:u w:val="none"/>
         </w:rPr>
-        <w:t>MRUNAL AGENCY AND FINANCIALS PRIVATE LIMITED</w:t>
+        <w:t>UMESH VED ADVISORS PRIVATE LIMITED</w:t>
       </w:r>
     </w:p>
     <w:p>
@@ -846,148 +531,6 @@
                 <w:sz w:val="18"/>
                 <w:u w:val="none"/>
               </w:rPr>
-              <w:t>INNOVATIVE TYRES &amp; TUBES LIMITED</w:t>
-            </w:r>
-          </w:p>
-        </w:tc>
-        <w:tc>
-          <w:tcPr>
-            <w:tcW w:type="dxa" w:w="1814"/>
-            <w:shd w:val="clear" w:color="auto" w:fill="FFFFFF"/>
-            <w:tcBorders>
-              <w:top w:val="single" w:sz="4" w:space="0" w:color="000000"/>
-              <w:left w:val="single" w:sz="4" w:space="0" w:color="000000"/>
-              <w:bottom w:val="single" w:sz="4" w:space="0" w:color="000000"/>
-              <w:right w:val="single" w:sz="4" w:space="0" w:color="000000"/>
-            </w:tcBorders>
-            <w:vAlign w:val="center"/>
-          </w:tcPr>
-          <w:p>
-            <w:pPr>
-              <w:spacing w:before="40" w:after="40"/>
-              <w:jc w:val="left"/>
-            </w:pPr>
-            <w:r>
-              <w:rPr>
-                <w:rFonts w:ascii="Adani" w:hAnsi="Adani"/>
-                <w:b w:val="0"/>
-                <w:sz w:val="18"/>
-                <w:u w:val="none"/>
-              </w:rPr>
-              <w:t>Director</w:t>
-            </w:r>
-          </w:p>
-        </w:tc>
-        <w:tc>
-          <w:tcPr>
-            <w:tcW w:type="dxa" w:w="1020"/>
-            <w:shd w:val="clear" w:color="auto" w:fill="FFFFFF"/>
-            <w:tcBorders>
-              <w:top w:val="single" w:sz="4" w:space="0" w:color="000000"/>
-              <w:left w:val="single" w:sz="4" w:space="0" w:color="000000"/>
-              <w:bottom w:val="single" w:sz="4" w:space="0" w:color="000000"/>
-              <w:right w:val="single" w:sz="4" w:space="0" w:color="000000"/>
-            </w:tcBorders>
-            <w:vAlign w:val="center"/>
-          </w:tcPr>
-          <w:p>
-            <w:pPr>
-              <w:spacing w:before="40" w:after="40"/>
-              <w:jc w:val="left"/>
-            </w:pPr>
-            <w:r>
-              <w:rPr>
-                <w:rFonts w:ascii="Adani" w:hAnsi="Adani"/>
-                <w:b w:val="0"/>
-                <w:sz w:val="18"/>
-                <w:u w:val="none"/>
-              </w:rPr>
-              <w:t>NIL</w:t>
-            </w:r>
-          </w:p>
-        </w:tc>
-        <w:tc>
-          <w:tcPr>
-            <w:tcW w:type="dxa" w:w="1247"/>
-            <w:shd w:val="clear" w:color="auto" w:fill="FFFFFF"/>
-            <w:tcBorders>
-              <w:top w:val="single" w:sz="4" w:space="0" w:color="000000"/>
-              <w:left w:val="single" w:sz="4" w:space="0" w:color="000000"/>
-              <w:bottom w:val="single" w:sz="4" w:space="0" w:color="000000"/>
-              <w:right w:val="single" w:sz="4" w:space="0" w:color="000000"/>
-            </w:tcBorders>
-            <w:vAlign w:val="center"/>
-          </w:tcPr>
-          <w:p>
-            <w:pPr>
-              <w:spacing w:before="40" w:after="40"/>
-              <w:jc w:val="left"/>
-            </w:pPr>
-            <w:r>
-              <w:rPr>
-                <w:rFonts w:ascii="Adani" w:hAnsi="Adani"/>
-                <w:b w:val="0"/>
-                <w:sz w:val="18"/>
-                <w:u w:val="none"/>
-              </w:rPr>
-              <w:t>29/12/2023</w:t>
-            </w:r>
-          </w:p>
-        </w:tc>
-      </w:tr>
-      <w:tr>
-        <w:tc>
-          <w:tcPr>
-            <w:tcW w:type="dxa" w:w="680"/>
-            <w:shd w:val="clear" w:color="auto" w:fill="FFFFFF"/>
-            <w:tcBorders>
-              <w:top w:val="single" w:sz="4" w:space="0" w:color="000000"/>
-              <w:left w:val="single" w:sz="4" w:space="0" w:color="000000"/>
-              <w:bottom w:val="single" w:sz="4" w:space="0" w:color="000000"/>
-              <w:right w:val="single" w:sz="4" w:space="0" w:color="000000"/>
-            </w:tcBorders>
-            <w:vAlign w:val="center"/>
-          </w:tcPr>
-          <w:p>
-            <w:pPr>
-              <w:spacing w:before="40" w:after="40"/>
-              <w:jc w:val="left"/>
-            </w:pPr>
-            <w:r>
-              <w:rPr>
-                <w:rFonts w:ascii="Adani" w:hAnsi="Adani"/>
-                <w:b w:val="0"/>
-                <w:sz w:val="18"/>
-                <w:u w:val="none"/>
-              </w:rPr>
-              <w:t>3</w:t>
-            </w:r>
-          </w:p>
-        </w:tc>
-        <w:tc>
-          <w:tcPr>
-            <w:tcW w:type="dxa" w:w="3969"/>
-            <w:shd w:val="clear" w:color="auto" w:fill="FFFFFF"/>
-            <w:tcBorders>
-              <w:top w:val="single" w:sz="4" w:space="0" w:color="000000"/>
-              <w:left w:val="single" w:sz="4" w:space="0" w:color="000000"/>
-              <w:bottom w:val="single" w:sz="4" w:space="0" w:color="000000"/>
-              <w:right w:val="single" w:sz="4" w:space="0" w:color="000000"/>
-            </w:tcBorders>
-            <w:vAlign w:val="center"/>
-          </w:tcPr>
-          <w:p>
-            <w:pPr>
-              <w:spacing w:before="40" w:after="40"/>
-              <w:jc w:val="left"/>
-            </w:pPr>
-            <w:r>
-              <w:rPr>
-                <w:rFonts w:ascii="Adani" w:hAnsi="Adani"/>
-                <w:b w:val="0"/>
-                <w:sz w:val="18"/>
-                <w:u w:val="none"/>
-              </w:rPr>
               <w:t>THINK CAPITAL INSOLVENCY PROFESSIONALS LLP</w:t>
             </w:r>
           </w:p>
@@ -1102,7 +645,7 @@
                 <w:sz w:val="18"/>
                 <w:u w:val="none"/>
               </w:rPr>
-              <w:t>4</w:t>
+              <w:t>3</w:t>
             </w:r>
           </w:p>
         </w:tc>
@@ -1244,7 +787,7 @@
                 <w:sz w:val="18"/>
                 <w:u w:val="none"/>
               </w:rPr>
-              <w:t>5</w:t>
+              <w:t>4</w:t>
             </w:r>
           </w:p>
         </w:tc>
@@ -1386,7 +929,7 @@
                 <w:sz w:val="18"/>
                 <w:u w:val="none"/>
               </w:rPr>
-              <w:t>6</w:t>
+              <w:t>5</w:t>
             </w:r>
           </w:p>
         </w:tc>
@@ -1528,7 +1071,7 @@
                 <w:sz w:val="18"/>
                 <w:u w:val="none"/>
               </w:rPr>
-              <w:t>7</w:t>
+              <w:t>6</w:t>
             </w:r>
           </w:p>
         </w:tc>
@@ -1670,6 +1213,148 @@
                 <w:sz w:val="18"/>
                 <w:u w:val="none"/>
               </w:rPr>
+              <w:t>7</w:t>
+            </w:r>
+          </w:p>
+        </w:tc>
+        <w:tc>
+          <w:tcPr>
+            <w:tcW w:type="dxa" w:w="3969"/>
+            <w:shd w:val="clear" w:color="auto" w:fill="FFFFFF"/>
+            <w:tcBorders>
+              <w:top w:val="single" w:sz="4" w:space="0" w:color="000000"/>
+              <w:left w:val="single" w:sz="4" w:space="0" w:color="000000"/>
+              <w:bottom w:val="single" w:sz="4" w:space="0" w:color="000000"/>
+              <w:right w:val="single" w:sz="4" w:space="0" w:color="000000"/>
+            </w:tcBorders>
+            <w:vAlign w:val="center"/>
+          </w:tcPr>
+          <w:p>
+            <w:pPr>
+              <w:spacing w:before="40" w:after="40"/>
+              <w:jc w:val="left"/>
+            </w:pPr>
+            <w:r>
+              <w:rPr>
+                <w:rFonts w:ascii="Adani" w:hAnsi="Adani"/>
+                <w:b w:val="0"/>
+                <w:sz w:val="18"/>
+                <w:u w:val="none"/>
+              </w:rPr>
+              <w:t>ADANI SOLAR ENERGY KUTCHH ONE LIMITED</w:t>
+            </w:r>
+          </w:p>
+        </w:tc>
+        <w:tc>
+          <w:tcPr>
+            <w:tcW w:type="dxa" w:w="1814"/>
+            <w:shd w:val="clear" w:color="auto" w:fill="FFFFFF"/>
+            <w:tcBorders>
+              <w:top w:val="single" w:sz="4" w:space="0" w:color="000000"/>
+              <w:left w:val="single" w:sz="4" w:space="0" w:color="000000"/>
+              <w:bottom w:val="single" w:sz="4" w:space="0" w:color="000000"/>
+              <w:right w:val="single" w:sz="4" w:space="0" w:color="000000"/>
+            </w:tcBorders>
+            <w:vAlign w:val="center"/>
+          </w:tcPr>
+          <w:p>
+            <w:pPr>
+              <w:spacing w:before="40" w:after="40"/>
+              <w:jc w:val="left"/>
+            </w:pPr>
+            <w:r>
+              <w:rPr>
+                <w:rFonts w:ascii="Adani" w:hAnsi="Adani"/>
+                <w:b w:val="0"/>
+                <w:sz w:val="18"/>
+                <w:u w:val="none"/>
+              </w:rPr>
+              <w:t>Director</w:t>
+            </w:r>
+          </w:p>
+        </w:tc>
+        <w:tc>
+          <w:tcPr>
+            <w:tcW w:type="dxa" w:w="1020"/>
+            <w:shd w:val="clear" w:color="auto" w:fill="FFFFFF"/>
+            <w:tcBorders>
+              <w:top w:val="single" w:sz="4" w:space="0" w:color="000000"/>
+              <w:left w:val="single" w:sz="4" w:space="0" w:color="000000"/>
+              <w:bottom w:val="single" w:sz="4" w:space="0" w:color="000000"/>
+              <w:right w:val="single" w:sz="4" w:space="0" w:color="000000"/>
+            </w:tcBorders>
+            <w:vAlign w:val="center"/>
+          </w:tcPr>
+          <w:p>
+            <w:pPr>
+              <w:spacing w:before="40" w:after="40"/>
+              <w:jc w:val="left"/>
+            </w:pPr>
+            <w:r>
+              <w:rPr>
+                <w:rFonts w:ascii="Adani" w:hAnsi="Adani"/>
+                <w:b w:val="0"/>
+                <w:sz w:val="18"/>
+                <w:u w:val="none"/>
+              </w:rPr>
+              <w:t>NIL</w:t>
+            </w:r>
+          </w:p>
+        </w:tc>
+        <w:tc>
+          <w:tcPr>
+            <w:tcW w:type="dxa" w:w="1247"/>
+            <w:shd w:val="clear" w:color="auto" w:fill="FFFFFF"/>
+            <w:tcBorders>
+              <w:top w:val="single" w:sz="4" w:space="0" w:color="000000"/>
+              <w:left w:val="single" w:sz="4" w:space="0" w:color="000000"/>
+              <w:bottom w:val="single" w:sz="4" w:space="0" w:color="000000"/>
+              <w:right w:val="single" w:sz="4" w:space="0" w:color="000000"/>
+            </w:tcBorders>
+            <w:vAlign w:val="center"/>
+          </w:tcPr>
+          <w:p>
+            <w:pPr>
+              <w:spacing w:before="40" w:after="40"/>
+              <w:jc w:val="left"/>
+            </w:pPr>
+            <w:r>
+              <w:rPr>
+                <w:rFonts w:ascii="Adani" w:hAnsi="Adani"/>
+                <w:b w:val="0"/>
+                <w:sz w:val="18"/>
+                <w:u w:val="none"/>
+              </w:rPr>
+              <w:t>10/03/2022</w:t>
+            </w:r>
+          </w:p>
+        </w:tc>
+      </w:tr>
+      <w:tr>
+        <w:tc>
+          <w:tcPr>
+            <w:tcW w:type="dxa" w:w="680"/>
+            <w:shd w:val="clear" w:color="auto" w:fill="FFFFFF"/>
+            <w:tcBorders>
+              <w:top w:val="single" w:sz="4" w:space="0" w:color="000000"/>
+              <w:left w:val="single" w:sz="4" w:space="0" w:color="000000"/>
+              <w:bottom w:val="single" w:sz="4" w:space="0" w:color="000000"/>
+              <w:right w:val="single" w:sz="4" w:space="0" w:color="000000"/>
+            </w:tcBorders>
+            <w:vAlign w:val="center"/>
+          </w:tcPr>
+          <w:p>
+            <w:pPr>
+              <w:spacing w:before="40" w:after="40"/>
+              <w:jc w:val="left"/>
+            </w:pPr>
+            <w:r>
+              <w:rPr>
+                <w:rFonts w:ascii="Adani" w:hAnsi="Adani"/>
+                <w:b w:val="0"/>
+                <w:sz w:val="18"/>
+                <w:u w:val="none"/>
+              </w:rPr>
               <w:t>8</w:t>
             </w:r>
           </w:p>
@@ -1698,7 +1383,7 @@
                 <w:sz w:val="18"/>
                 <w:u w:val="none"/>
               </w:rPr>
-              <w:t>ADANI SOLAR ENERGY FOUR LIMITED</w:t>
+              <w:t>ADANI SOLAR ENERGY JODHPUR FIVE LIMITED</w:t>
             </w:r>
           </w:p>
         </w:tc>
@@ -1982,7 +1667,7 @@
                 <w:sz w:val="18"/>
                 <w:u w:val="none"/>
               </w:rPr>
-              <w:t>ADANI SOLAR ENERGY JODHPUR FIVE LIMITED</w:t>
+              <w:t>ADANI SOLAR ENERGY AP SIX PRIVATE LIMITED</w:t>
             </w:r>
           </w:p>
         </w:tc>
@@ -2124,7 +1809,7 @@
                 <w:sz w:val="18"/>
                 <w:u w:val="none"/>
               </w:rPr>
-              <w:t>ADANI SOLAR ENERGY AP SIX PRIVATE LIMITED</w:t>
+              <w:t>ADANI SOLAR ENERGY CHITRAKOOT ONE LIMITED</w:t>
             </w:r>
           </w:p>
         </w:tc>
@@ -2266,7 +1951,7 @@
                 <w:sz w:val="18"/>
                 <w:u w:val="none"/>
               </w:rPr>
-              <w:t>ADANI SOLAR ENERGY CHITRAKOOT ONE LIMITED</w:t>
+              <w:t>ADANI SOLAR ENERGY FOUR LIMITED</w:t>
             </w:r>
           </w:p>
         </w:tc>
@@ -2408,148 +2093,6 @@
                 <w:sz w:val="18"/>
                 <w:u w:val="none"/>
               </w:rPr>
-              <w:t>ADANI SOLAR ENERGY KUTCHH ONE LIMITED</w:t>
-            </w:r>
-          </w:p>
-        </w:tc>
-        <w:tc>
-          <w:tcPr>
-            <w:tcW w:type="dxa" w:w="1814"/>
-            <w:shd w:val="clear" w:color="auto" w:fill="FFFFFF"/>
-            <w:tcBorders>
-              <w:top w:val="single" w:sz="4" w:space="0" w:color="000000"/>
-              <w:left w:val="single" w:sz="4" w:space="0" w:color="000000"/>
-              <w:bottom w:val="single" w:sz="4" w:space="0" w:color="000000"/>
-              <w:right w:val="single" w:sz="4" w:space="0" w:color="000000"/>
-            </w:tcBorders>
-            <w:vAlign w:val="center"/>
-          </w:tcPr>
-          <w:p>
-            <w:pPr>
-              <w:spacing w:before="40" w:after="40"/>
-              <w:jc w:val="left"/>
-            </w:pPr>
-            <w:r>
-              <w:rPr>
-                <w:rFonts w:ascii="Adani" w:hAnsi="Adani"/>
-                <w:b w:val="0"/>
-                <w:sz w:val="18"/>
-                <w:u w:val="none"/>
-              </w:rPr>
-              <w:t>Director</w:t>
-            </w:r>
-          </w:p>
-        </w:tc>
-        <w:tc>
-          <w:tcPr>
-            <w:tcW w:type="dxa" w:w="1020"/>
-            <w:shd w:val="clear" w:color="auto" w:fill="FFFFFF"/>
-            <w:tcBorders>
-              <w:top w:val="single" w:sz="4" w:space="0" w:color="000000"/>
-              <w:left w:val="single" w:sz="4" w:space="0" w:color="000000"/>
-              <w:bottom w:val="single" w:sz="4" w:space="0" w:color="000000"/>
-              <w:right w:val="single" w:sz="4" w:space="0" w:color="000000"/>
-            </w:tcBorders>
-            <w:vAlign w:val="center"/>
-          </w:tcPr>
-          <w:p>
-            <w:pPr>
-              <w:spacing w:before="40" w:after="40"/>
-              <w:jc w:val="left"/>
-            </w:pPr>
-            <w:r>
-              <w:rPr>
-                <w:rFonts w:ascii="Adani" w:hAnsi="Adani"/>
-                <w:b w:val="0"/>
-                <w:sz w:val="18"/>
-                <w:u w:val="none"/>
-              </w:rPr>
-              <w:t>NIL</w:t>
-            </w:r>
-          </w:p>
-        </w:tc>
-        <w:tc>
-          <w:tcPr>
-            <w:tcW w:type="dxa" w:w="1247"/>
-            <w:shd w:val="clear" w:color="auto" w:fill="FFFFFF"/>
-            <w:tcBorders>
-              <w:top w:val="single" w:sz="4" w:space="0" w:color="000000"/>
-              <w:left w:val="single" w:sz="4" w:space="0" w:color="000000"/>
-              <w:bottom w:val="single" w:sz="4" w:space="0" w:color="000000"/>
-              <w:right w:val="single" w:sz="4" w:space="0" w:color="000000"/>
-            </w:tcBorders>
-            <w:vAlign w:val="center"/>
-          </w:tcPr>
-          <w:p>
-            <w:pPr>
-              <w:spacing w:before="40" w:after="40"/>
-              <w:jc w:val="left"/>
-            </w:pPr>
-            <w:r>
-              <w:rPr>
-                <w:rFonts w:ascii="Adani" w:hAnsi="Adani"/>
-                <w:b w:val="0"/>
-                <w:sz w:val="18"/>
-                <w:u w:val="none"/>
-              </w:rPr>
-              <w:t>10/03/2022</w:t>
-            </w:r>
-          </w:p>
-        </w:tc>
-      </w:tr>
-      <w:tr>
-        <w:tc>
-          <w:tcPr>
-            <w:tcW w:type="dxa" w:w="680"/>
-            <w:shd w:val="clear" w:color="auto" w:fill="FFFFFF"/>
-            <w:tcBorders>
-              <w:top w:val="single" w:sz="4" w:space="0" w:color="000000"/>
-              <w:left w:val="single" w:sz="4" w:space="0" w:color="000000"/>
-              <w:bottom w:val="single" w:sz="4" w:space="0" w:color="000000"/>
-              <w:right w:val="single" w:sz="4" w:space="0" w:color="000000"/>
-            </w:tcBorders>
-            <w:vAlign w:val="center"/>
-          </w:tcPr>
-          <w:p>
-            <w:pPr>
-              <w:spacing w:before="40" w:after="40"/>
-              <w:jc w:val="left"/>
-            </w:pPr>
-            <w:r>
-              <w:rPr>
-                <w:rFonts w:ascii="Adani" w:hAnsi="Adani"/>
-                <w:b w:val="0"/>
-                <w:sz w:val="18"/>
-                <w:u w:val="none"/>
-              </w:rPr>
-              <w:t>14</w:t>
-            </w:r>
-          </w:p>
-        </w:tc>
-        <w:tc>
-          <w:tcPr>
-            <w:tcW w:type="dxa" w:w="3969"/>
-            <w:shd w:val="clear" w:color="auto" w:fill="FFFFFF"/>
-            <w:tcBorders>
-              <w:top w:val="single" w:sz="4" w:space="0" w:color="000000"/>
-              <w:left w:val="single" w:sz="4" w:space="0" w:color="000000"/>
-              <w:bottom w:val="single" w:sz="4" w:space="0" w:color="000000"/>
-              <w:right w:val="single" w:sz="4" w:space="0" w:color="000000"/>
-            </w:tcBorders>
-            <w:vAlign w:val="center"/>
-          </w:tcPr>
-          <w:p>
-            <w:pPr>
-              <w:spacing w:before="40" w:after="40"/>
-              <w:jc w:val="left"/>
-            </w:pPr>
-            <w:r>
-              <w:rPr>
-                <w:rFonts w:ascii="Adani" w:hAnsi="Adani"/>
-                <w:b w:val="0"/>
-                <w:sz w:val="18"/>
-                <w:u w:val="none"/>
-              </w:rPr>
               <w:t>BANMAK PHARMA LLP</w:t>
             </w:r>
           </w:p>
@@ -2664,149 +2207,7 @@
                 <w:sz w:val="18"/>
                 <w:u w:val="none"/>
               </w:rPr>
-              <w:t>15</w:t>
-            </w:r>
-          </w:p>
-        </w:tc>
-        <w:tc>
-          <w:tcPr>
-            <w:tcW w:type="dxa" w:w="3969"/>
-            <w:shd w:val="clear" w:color="auto" w:fill="FFFFFF"/>
-            <w:tcBorders>
-              <w:top w:val="single" w:sz="4" w:space="0" w:color="000000"/>
-              <w:left w:val="single" w:sz="4" w:space="0" w:color="000000"/>
-              <w:bottom w:val="single" w:sz="4" w:space="0" w:color="000000"/>
-              <w:right w:val="single" w:sz="4" w:space="0" w:color="000000"/>
-            </w:tcBorders>
-            <w:vAlign w:val="center"/>
-          </w:tcPr>
-          <w:p>
-            <w:pPr>
-              <w:spacing w:before="40" w:after="40"/>
-              <w:jc w:val="left"/>
-            </w:pPr>
-            <w:r>
-              <w:rPr>
-                <w:rFonts w:ascii="Adani" w:hAnsi="Adani"/>
-                <w:b w:val="0"/>
-                <w:sz w:val="18"/>
-                <w:u w:val="none"/>
-              </w:rPr>
-              <w:t>HALLMARK TEXTILES LIMITED</w:t>
-            </w:r>
-          </w:p>
-        </w:tc>
-        <w:tc>
-          <w:tcPr>
-            <w:tcW w:type="dxa" w:w="1814"/>
-            <w:shd w:val="clear" w:color="auto" w:fill="FFFFFF"/>
-            <w:tcBorders>
-              <w:top w:val="single" w:sz="4" w:space="0" w:color="000000"/>
-              <w:left w:val="single" w:sz="4" w:space="0" w:color="000000"/>
-              <w:bottom w:val="single" w:sz="4" w:space="0" w:color="000000"/>
-              <w:right w:val="single" w:sz="4" w:space="0" w:color="000000"/>
-            </w:tcBorders>
-            <w:vAlign w:val="center"/>
-          </w:tcPr>
-          <w:p>
-            <w:pPr>
-              <w:spacing w:before="40" w:after="40"/>
-              <w:jc w:val="left"/>
-            </w:pPr>
-            <w:r>
-              <w:rPr>
-                <w:rFonts w:ascii="Adani" w:hAnsi="Adani"/>
-                <w:b w:val="0"/>
-                <w:sz w:val="18"/>
-                <w:u w:val="none"/>
-              </w:rPr>
-              <w:t>Additional Director</w:t>
-            </w:r>
-          </w:p>
-        </w:tc>
-        <w:tc>
-          <w:tcPr>
-            <w:tcW w:type="dxa" w:w="1020"/>
-            <w:shd w:val="clear" w:color="auto" w:fill="FFFFFF"/>
-            <w:tcBorders>
-              <w:top w:val="single" w:sz="4" w:space="0" w:color="000000"/>
-              <w:left w:val="single" w:sz="4" w:space="0" w:color="000000"/>
-              <w:bottom w:val="single" w:sz="4" w:space="0" w:color="000000"/>
-              <w:right w:val="single" w:sz="4" w:space="0" w:color="000000"/>
-            </w:tcBorders>
-            <w:vAlign w:val="center"/>
-          </w:tcPr>
-          <w:p>
-            <w:pPr>
-              <w:spacing w:before="40" w:after="40"/>
-              <w:jc w:val="left"/>
-            </w:pPr>
-            <w:r>
-              <w:rPr>
-                <w:rFonts w:ascii="Adani" w:hAnsi="Adani"/>
-                <w:b w:val="0"/>
-                <w:sz w:val="18"/>
-                <w:u w:val="none"/>
-              </w:rPr>
-              <w:t>NIL</w:t>
-            </w:r>
-          </w:p>
-        </w:tc>
-        <w:tc>
-          <w:tcPr>
-            <w:tcW w:type="dxa" w:w="1247"/>
-            <w:shd w:val="clear" w:color="auto" w:fill="FFFFFF"/>
-            <w:tcBorders>
-              <w:top w:val="single" w:sz="4" w:space="0" w:color="000000"/>
-              <w:left w:val="single" w:sz="4" w:space="0" w:color="000000"/>
-              <w:bottom w:val="single" w:sz="4" w:space="0" w:color="000000"/>
-              <w:right w:val="single" w:sz="4" w:space="0" w:color="000000"/>
-            </w:tcBorders>
-            <w:vAlign w:val="center"/>
-          </w:tcPr>
-          <w:p>
-            <w:pPr>
-              <w:spacing w:before="40" w:after="40"/>
-              <w:jc w:val="left"/>
-            </w:pPr>
-            <w:r>
-              <w:rPr>
-                <w:rFonts w:ascii="Adani" w:hAnsi="Adani"/>
-                <w:b w:val="0"/>
-                <w:sz w:val="18"/>
-                <w:u w:val="none"/>
-              </w:rPr>
-              <w:t>04/02/2020</w:t>
-            </w:r>
-          </w:p>
-        </w:tc>
-      </w:tr>
-      <w:tr>
-        <w:tc>
-          <w:tcPr>
-            <w:tcW w:type="dxa" w:w="680"/>
-            <w:shd w:val="clear" w:color="auto" w:fill="FFFFFF"/>
-            <w:tcBorders>
-              <w:top w:val="single" w:sz="4" w:space="0" w:color="000000"/>
-              <w:left w:val="single" w:sz="4" w:space="0" w:color="000000"/>
-              <w:bottom w:val="single" w:sz="4" w:space="0" w:color="000000"/>
-              <w:right w:val="single" w:sz="4" w:space="0" w:color="000000"/>
-            </w:tcBorders>
-            <w:vAlign w:val="center"/>
-          </w:tcPr>
-          <w:p>
-            <w:pPr>
-              <w:spacing w:before="40" w:after="40"/>
-              <w:jc w:val="left"/>
-            </w:pPr>
-            <w:r>
-              <w:rPr>
-                <w:rFonts w:ascii="Adani" w:hAnsi="Adani"/>
-                <w:b w:val="0"/>
-                <w:sz w:val="18"/>
-                <w:u w:val="none"/>
-              </w:rPr>
-              <w:t>16</w:t>
+              <w:t>14</w:t>
             </w:r>
           </w:p>
         </w:tc>
@@ -2948,7 +2349,7 @@
                 <w:sz w:val="18"/>
                 <w:u w:val="none"/>
               </w:rPr>
-              <w:t>17</w:t>
+              <w:t>15</w:t>
             </w:r>
           </w:p>
         </w:tc>
@@ -3090,7 +2491,7 @@
                 <w:sz w:val="18"/>
                 <w:u w:val="none"/>
               </w:rPr>
-              <w:t>18</w:t>
+              <w:t>16</w:t>
             </w:r>
           </w:p>
         </w:tc>
@@ -3232,7 +2633,433 @@
                 <w:sz w:val="18"/>
                 <w:u w:val="none"/>
               </w:rPr>
+              <w:t>17</w:t>
+            </w:r>
+          </w:p>
+        </w:tc>
+        <w:tc>
+          <w:tcPr>
+            <w:tcW w:type="dxa" w:w="3969"/>
+            <w:shd w:val="clear" w:color="auto" w:fill="FFFFFF"/>
+            <w:tcBorders>
+              <w:top w:val="single" w:sz="4" w:space="0" w:color="000000"/>
+              <w:left w:val="single" w:sz="4" w:space="0" w:color="000000"/>
+              <w:bottom w:val="single" w:sz="4" w:space="0" w:color="000000"/>
+              <w:right w:val="single" w:sz="4" w:space="0" w:color="000000"/>
+            </w:tcBorders>
+            <w:vAlign w:val="center"/>
+          </w:tcPr>
+          <w:p>
+            <w:pPr>
+              <w:spacing w:before="40" w:after="40"/>
+              <w:jc w:val="left"/>
+            </w:pPr>
+            <w:r>
+              <w:rPr>
+                <w:rFonts w:ascii="Adani" w:hAnsi="Adani"/>
+                <w:b w:val="0"/>
+                <w:sz w:val="18"/>
+                <w:u w:val="none"/>
+              </w:rPr>
+              <w:t>VRAJ ADVISORY PRIVATE LIMITED</w:t>
+            </w:r>
+          </w:p>
+        </w:tc>
+        <w:tc>
+          <w:tcPr>
+            <w:tcW w:type="dxa" w:w="1814"/>
+            <w:shd w:val="clear" w:color="auto" w:fill="FFFFFF"/>
+            <w:tcBorders>
+              <w:top w:val="single" w:sz="4" w:space="0" w:color="000000"/>
+              <w:left w:val="single" w:sz="4" w:space="0" w:color="000000"/>
+              <w:bottom w:val="single" w:sz="4" w:space="0" w:color="000000"/>
+              <w:right w:val="single" w:sz="4" w:space="0" w:color="000000"/>
+            </w:tcBorders>
+            <w:vAlign w:val="center"/>
+          </w:tcPr>
+          <w:p>
+            <w:pPr>
+              <w:spacing w:before="40" w:after="40"/>
+              <w:jc w:val="left"/>
+            </w:pPr>
+            <w:r>
+              <w:rPr>
+                <w:rFonts w:ascii="Adani" w:hAnsi="Adani"/>
+                <w:b w:val="0"/>
+                <w:sz w:val="18"/>
+                <w:u w:val="none"/>
+              </w:rPr>
+              <w:t>Director</w:t>
+            </w:r>
+          </w:p>
+        </w:tc>
+        <w:tc>
+          <w:tcPr>
+            <w:tcW w:type="dxa" w:w="1020"/>
+            <w:shd w:val="clear" w:color="auto" w:fill="FFFFFF"/>
+            <w:tcBorders>
+              <w:top w:val="single" w:sz="4" w:space="0" w:color="000000"/>
+              <w:left w:val="single" w:sz="4" w:space="0" w:color="000000"/>
+              <w:bottom w:val="single" w:sz="4" w:space="0" w:color="000000"/>
+              <w:right w:val="single" w:sz="4" w:space="0" w:color="000000"/>
+            </w:tcBorders>
+            <w:vAlign w:val="center"/>
+          </w:tcPr>
+          <w:p>
+            <w:pPr>
+              <w:spacing w:before="40" w:after="40"/>
+              <w:jc w:val="left"/>
+            </w:pPr>
+            <w:r>
+              <w:rPr>
+                <w:rFonts w:ascii="Adani" w:hAnsi="Adani"/>
+                <w:b w:val="0"/>
+                <w:sz w:val="18"/>
+                <w:u w:val="none"/>
+              </w:rPr>
+              <w:t>NIL</w:t>
+            </w:r>
+          </w:p>
+        </w:tc>
+        <w:tc>
+          <w:tcPr>
+            <w:tcW w:type="dxa" w:w="1247"/>
+            <w:shd w:val="clear" w:color="auto" w:fill="FFFFFF"/>
+            <w:tcBorders>
+              <w:top w:val="single" w:sz="4" w:space="0" w:color="000000"/>
+              <w:left w:val="single" w:sz="4" w:space="0" w:color="000000"/>
+              <w:bottom w:val="single" w:sz="4" w:space="0" w:color="000000"/>
+              <w:right w:val="single" w:sz="4" w:space="0" w:color="000000"/>
+            </w:tcBorders>
+            <w:vAlign w:val="center"/>
+          </w:tcPr>
+          <w:p>
+            <w:pPr>
+              <w:spacing w:before="40" w:after="40"/>
+              <w:jc w:val="left"/>
+            </w:pPr>
+            <w:r>
+              <w:rPr>
+                <w:rFonts w:ascii="Adani" w:hAnsi="Adani"/>
+                <w:b w:val="0"/>
+                <w:sz w:val="18"/>
+                <w:u w:val="none"/>
+              </w:rPr>
+              <w:t>04/11/2011</w:t>
+            </w:r>
+          </w:p>
+        </w:tc>
+      </w:tr>
+      <w:tr>
+        <w:tc>
+          <w:tcPr>
+            <w:tcW w:type="dxa" w:w="680"/>
+            <w:shd w:val="clear" w:color="auto" w:fill="FFFFFF"/>
+            <w:tcBorders>
+              <w:top w:val="single" w:sz="4" w:space="0" w:color="000000"/>
+              <w:left w:val="single" w:sz="4" w:space="0" w:color="000000"/>
+              <w:bottom w:val="single" w:sz="4" w:space="0" w:color="000000"/>
+              <w:right w:val="single" w:sz="4" w:space="0" w:color="000000"/>
+            </w:tcBorders>
+            <w:vAlign w:val="center"/>
+          </w:tcPr>
+          <w:p>
+            <w:pPr>
+              <w:spacing w:before="40" w:after="40"/>
+              <w:jc w:val="left"/>
+            </w:pPr>
+            <w:r>
+              <w:rPr>
+                <w:rFonts w:ascii="Adani" w:hAnsi="Adani"/>
+                <w:b w:val="0"/>
+                <w:sz w:val="18"/>
+                <w:u w:val="none"/>
+              </w:rPr>
+              <w:t>18</w:t>
+            </w:r>
+          </w:p>
+        </w:tc>
+        <w:tc>
+          <w:tcPr>
+            <w:tcW w:type="dxa" w:w="3969"/>
+            <w:shd w:val="clear" w:color="auto" w:fill="FFFFFF"/>
+            <w:tcBorders>
+              <w:top w:val="single" w:sz="4" w:space="0" w:color="000000"/>
+              <w:left w:val="single" w:sz="4" w:space="0" w:color="000000"/>
+              <w:bottom w:val="single" w:sz="4" w:space="0" w:color="000000"/>
+              <w:right w:val="single" w:sz="4" w:space="0" w:color="000000"/>
+            </w:tcBorders>
+            <w:vAlign w:val="center"/>
+          </w:tcPr>
+          <w:p>
+            <w:pPr>
+              <w:spacing w:before="40" w:after="40"/>
+              <w:jc w:val="left"/>
+            </w:pPr>
+            <w:r>
+              <w:rPr>
+                <w:rFonts w:ascii="Adani" w:hAnsi="Adani"/>
+                <w:b w:val="0"/>
+                <w:sz w:val="18"/>
+                <w:u w:val="none"/>
+              </w:rPr>
+              <w:t>BANKIM CONSULTANCY PRIVATE LIMITED</w:t>
+            </w:r>
+          </w:p>
+        </w:tc>
+        <w:tc>
+          <w:tcPr>
+            <w:tcW w:type="dxa" w:w="1814"/>
+            <w:shd w:val="clear" w:color="auto" w:fill="FFFFFF"/>
+            <w:tcBorders>
+              <w:top w:val="single" w:sz="4" w:space="0" w:color="000000"/>
+              <w:left w:val="single" w:sz="4" w:space="0" w:color="000000"/>
+              <w:bottom w:val="single" w:sz="4" w:space="0" w:color="000000"/>
+              <w:right w:val="single" w:sz="4" w:space="0" w:color="000000"/>
+            </w:tcBorders>
+            <w:vAlign w:val="center"/>
+          </w:tcPr>
+          <w:p>
+            <w:pPr>
+              <w:spacing w:before="40" w:after="40"/>
+              <w:jc w:val="left"/>
+            </w:pPr>
+            <w:r>
+              <w:rPr>
+                <w:rFonts w:ascii="Adani" w:hAnsi="Adani"/>
+                <w:b w:val="0"/>
+                <w:sz w:val="18"/>
+                <w:u w:val="none"/>
+              </w:rPr>
+              <w:t>Director</w:t>
+            </w:r>
+          </w:p>
+        </w:tc>
+        <w:tc>
+          <w:tcPr>
+            <w:tcW w:type="dxa" w:w="1020"/>
+            <w:shd w:val="clear" w:color="auto" w:fill="FFFFFF"/>
+            <w:tcBorders>
+              <w:top w:val="single" w:sz="4" w:space="0" w:color="000000"/>
+              <w:left w:val="single" w:sz="4" w:space="0" w:color="000000"/>
+              <w:bottom w:val="single" w:sz="4" w:space="0" w:color="000000"/>
+              <w:right w:val="single" w:sz="4" w:space="0" w:color="000000"/>
+            </w:tcBorders>
+            <w:vAlign w:val="center"/>
+          </w:tcPr>
+          <w:p>
+            <w:pPr>
+              <w:spacing w:before="40" w:after="40"/>
+              <w:jc w:val="left"/>
+            </w:pPr>
+            <w:r>
+              <w:rPr>
+                <w:rFonts w:ascii="Adani" w:hAnsi="Adani"/>
+                <w:b w:val="0"/>
+                <w:sz w:val="18"/>
+                <w:u w:val="none"/>
+              </w:rPr>
+              <w:t>NIL</w:t>
+            </w:r>
+          </w:p>
+        </w:tc>
+        <w:tc>
+          <w:tcPr>
+            <w:tcW w:type="dxa" w:w="1247"/>
+            <w:shd w:val="clear" w:color="auto" w:fill="FFFFFF"/>
+            <w:tcBorders>
+              <w:top w:val="single" w:sz="4" w:space="0" w:color="000000"/>
+              <w:left w:val="single" w:sz="4" w:space="0" w:color="000000"/>
+              <w:bottom w:val="single" w:sz="4" w:space="0" w:color="000000"/>
+              <w:right w:val="single" w:sz="4" w:space="0" w:color="000000"/>
+            </w:tcBorders>
+            <w:vAlign w:val="center"/>
+          </w:tcPr>
+          <w:p>
+            <w:pPr>
+              <w:spacing w:before="40" w:after="40"/>
+              <w:jc w:val="left"/>
+            </w:pPr>
+            <w:r>
+              <w:rPr>
+                <w:rFonts w:ascii="Adani" w:hAnsi="Adani"/>
+                <w:b w:val="0"/>
+                <w:sz w:val="18"/>
+                <w:u w:val="none"/>
+              </w:rPr>
+              <w:t>23/03/2009</w:t>
+            </w:r>
+          </w:p>
+        </w:tc>
+      </w:tr>
+      <w:tr>
+        <w:tc>
+          <w:tcPr>
+            <w:tcW w:type="dxa" w:w="680"/>
+            <w:shd w:val="clear" w:color="auto" w:fill="FFFFFF"/>
+            <w:tcBorders>
+              <w:top w:val="single" w:sz="4" w:space="0" w:color="000000"/>
+              <w:left w:val="single" w:sz="4" w:space="0" w:color="000000"/>
+              <w:bottom w:val="single" w:sz="4" w:space="0" w:color="000000"/>
+              <w:right w:val="single" w:sz="4" w:space="0" w:color="000000"/>
+            </w:tcBorders>
+            <w:vAlign w:val="center"/>
+          </w:tcPr>
+          <w:p>
+            <w:pPr>
+              <w:spacing w:before="40" w:after="40"/>
+              <w:jc w:val="left"/>
+            </w:pPr>
+            <w:r>
+              <w:rPr>
+                <w:rFonts w:ascii="Adani" w:hAnsi="Adani"/>
+                <w:b w:val="0"/>
+                <w:sz w:val="18"/>
+                <w:u w:val="none"/>
+              </w:rPr>
               <w:t>19</w:t>
+            </w:r>
+          </w:p>
+        </w:tc>
+        <w:tc>
+          <w:tcPr>
+            <w:tcW w:type="dxa" w:w="3969"/>
+            <w:shd w:val="clear" w:color="auto" w:fill="FFFFFF"/>
+            <w:tcBorders>
+              <w:top w:val="single" w:sz="4" w:space="0" w:color="000000"/>
+              <w:left w:val="single" w:sz="4" w:space="0" w:color="000000"/>
+              <w:bottom w:val="single" w:sz="4" w:space="0" w:color="000000"/>
+              <w:right w:val="single" w:sz="4" w:space="0" w:color="000000"/>
+            </w:tcBorders>
+            <w:vAlign w:val="center"/>
+          </w:tcPr>
+          <w:p>
+            <w:pPr>
+              <w:spacing w:before="40" w:after="40"/>
+              <w:jc w:val="left"/>
+            </w:pPr>
+            <w:r>
+              <w:rPr>
+                <w:rFonts w:ascii="Adani" w:hAnsi="Adani"/>
+                <w:b w:val="0"/>
+                <w:sz w:val="18"/>
+                <w:u w:val="none"/>
+              </w:rPr>
+              <w:t>NIRMAN ADVISORY PRIVATE LIMITED</w:t>
+            </w:r>
+          </w:p>
+        </w:tc>
+        <w:tc>
+          <w:tcPr>
+            <w:tcW w:type="dxa" w:w="1814"/>
+            <w:shd w:val="clear" w:color="auto" w:fill="FFFFFF"/>
+            <w:tcBorders>
+              <w:top w:val="single" w:sz="4" w:space="0" w:color="000000"/>
+              <w:left w:val="single" w:sz="4" w:space="0" w:color="000000"/>
+              <w:bottom w:val="single" w:sz="4" w:space="0" w:color="000000"/>
+              <w:right w:val="single" w:sz="4" w:space="0" w:color="000000"/>
+            </w:tcBorders>
+            <w:vAlign w:val="center"/>
+          </w:tcPr>
+          <w:p>
+            <w:pPr>
+              <w:spacing w:before="40" w:after="40"/>
+              <w:jc w:val="left"/>
+            </w:pPr>
+            <w:r>
+              <w:rPr>
+                <w:rFonts w:ascii="Adani" w:hAnsi="Adani"/>
+                <w:b w:val="0"/>
+                <w:sz w:val="18"/>
+                <w:u w:val="none"/>
+              </w:rPr>
+              <w:t>Director</w:t>
+            </w:r>
+          </w:p>
+        </w:tc>
+        <w:tc>
+          <w:tcPr>
+            <w:tcW w:type="dxa" w:w="1020"/>
+            <w:shd w:val="clear" w:color="auto" w:fill="FFFFFF"/>
+            <w:tcBorders>
+              <w:top w:val="single" w:sz="4" w:space="0" w:color="000000"/>
+              <w:left w:val="single" w:sz="4" w:space="0" w:color="000000"/>
+              <w:bottom w:val="single" w:sz="4" w:space="0" w:color="000000"/>
+              <w:right w:val="single" w:sz="4" w:space="0" w:color="000000"/>
+            </w:tcBorders>
+            <w:vAlign w:val="center"/>
+          </w:tcPr>
+          <w:p>
+            <w:pPr>
+              <w:spacing w:before="40" w:after="40"/>
+              <w:jc w:val="left"/>
+            </w:pPr>
+            <w:r>
+              <w:rPr>
+                <w:rFonts w:ascii="Adani" w:hAnsi="Adani"/>
+                <w:b w:val="0"/>
+                <w:sz w:val="18"/>
+                <w:u w:val="none"/>
+              </w:rPr>
+              <w:t>NIL</w:t>
+            </w:r>
+          </w:p>
+        </w:tc>
+        <w:tc>
+          <w:tcPr>
+            <w:tcW w:type="dxa" w:w="1247"/>
+            <w:shd w:val="clear" w:color="auto" w:fill="FFFFFF"/>
+            <w:tcBorders>
+              <w:top w:val="single" w:sz="4" w:space="0" w:color="000000"/>
+              <w:left w:val="single" w:sz="4" w:space="0" w:color="000000"/>
+              <w:bottom w:val="single" w:sz="4" w:space="0" w:color="000000"/>
+              <w:right w:val="single" w:sz="4" w:space="0" w:color="000000"/>
+            </w:tcBorders>
+            <w:vAlign w:val="center"/>
+          </w:tcPr>
+          <w:p>
+            <w:pPr>
+              <w:spacing w:before="40" w:after="40"/>
+              <w:jc w:val="left"/>
+            </w:pPr>
+            <w:r>
+              <w:rPr>
+                <w:rFonts w:ascii="Adani" w:hAnsi="Adani"/>
+                <w:b w:val="0"/>
+                <w:sz w:val="18"/>
+                <w:u w:val="none"/>
+              </w:rPr>
+              <w:t>24/02/2009</w:t>
+            </w:r>
+          </w:p>
+        </w:tc>
+      </w:tr>
+      <w:tr>
+        <w:tc>
+          <w:tcPr>
+            <w:tcW w:type="dxa" w:w="680"/>
+            <w:shd w:val="clear" w:color="auto" w:fill="FFFFFF"/>
+            <w:tcBorders>
+              <w:top w:val="single" w:sz="4" w:space="0" w:color="000000"/>
+              <w:left w:val="single" w:sz="4" w:space="0" w:color="000000"/>
+              <w:bottom w:val="single" w:sz="4" w:space="0" w:color="000000"/>
+              <w:right w:val="single" w:sz="4" w:space="0" w:color="000000"/>
+            </w:tcBorders>
+            <w:vAlign w:val="center"/>
+          </w:tcPr>
+          <w:p>
+            <w:pPr>
+              <w:spacing w:before="40" w:after="40"/>
+              <w:jc w:val="left"/>
+            </w:pPr>
+            <w:r>
+              <w:rPr>
+                <w:rFonts w:ascii="Adani" w:hAnsi="Adani"/>
+                <w:b w:val="0"/>
+                <w:sz w:val="18"/>
+                <w:u w:val="none"/>
+              </w:rPr>
+              <w:t>20</w:t>
             </w:r>
           </w:p>
         </w:tc>
@@ -3374,7 +3201,7 @@
                 <w:sz w:val="18"/>
                 <w:u w:val="none"/>
               </w:rPr>
-              <w:t>20</w:t>
+              <w:t>21</w:t>
             </w:r>
           </w:p>
         </w:tc>
@@ -3516,7 +3343,149 @@
                 <w:sz w:val="18"/>
                 <w:u w:val="none"/>
               </w:rPr>
-              <w:t>21</w:t>
+              <w:t>22</w:t>
+            </w:r>
+          </w:p>
+        </w:tc>
+        <w:tc>
+          <w:tcPr>
+            <w:tcW w:type="dxa" w:w="3969"/>
+            <w:shd w:val="clear" w:color="auto" w:fill="FFFFFF"/>
+            <w:tcBorders>
+              <w:top w:val="single" w:sz="4" w:space="0" w:color="000000"/>
+              <w:left w:val="single" w:sz="4" w:space="0" w:color="000000"/>
+              <w:bottom w:val="single" w:sz="4" w:space="0" w:color="000000"/>
+              <w:right w:val="single" w:sz="4" w:space="0" w:color="000000"/>
+            </w:tcBorders>
+            <w:vAlign w:val="center"/>
+          </w:tcPr>
+          <w:p>
+            <w:pPr>
+              <w:spacing w:before="40" w:after="40"/>
+              <w:jc w:val="left"/>
+            </w:pPr>
+            <w:r>
+              <w:rPr>
+                <w:rFonts w:ascii="Adani" w:hAnsi="Adani"/>
+                <w:b w:val="0"/>
+                <w:sz w:val="18"/>
+                <w:u w:val="none"/>
+              </w:rPr>
+              <w:t>ROHAN CORPORATE SERVICES PRIVATE LIMITED</w:t>
+            </w:r>
+          </w:p>
+        </w:tc>
+        <w:tc>
+          <w:tcPr>
+            <w:tcW w:type="dxa" w:w="1814"/>
+            <w:shd w:val="clear" w:color="auto" w:fill="FFFFFF"/>
+            <w:tcBorders>
+              <w:top w:val="single" w:sz="4" w:space="0" w:color="000000"/>
+              <w:left w:val="single" w:sz="4" w:space="0" w:color="000000"/>
+              <w:bottom w:val="single" w:sz="4" w:space="0" w:color="000000"/>
+              <w:right w:val="single" w:sz="4" w:space="0" w:color="000000"/>
+            </w:tcBorders>
+            <w:vAlign w:val="center"/>
+          </w:tcPr>
+          <w:p>
+            <w:pPr>
+              <w:spacing w:before="40" w:after="40"/>
+              <w:jc w:val="left"/>
+            </w:pPr>
+            <w:r>
+              <w:rPr>
+                <w:rFonts w:ascii="Adani" w:hAnsi="Adani"/>
+                <w:b w:val="0"/>
+                <w:sz w:val="18"/>
+                <w:u w:val="none"/>
+              </w:rPr>
+              <w:t>Director</w:t>
+            </w:r>
+          </w:p>
+        </w:tc>
+        <w:tc>
+          <w:tcPr>
+            <w:tcW w:type="dxa" w:w="1020"/>
+            <w:shd w:val="clear" w:color="auto" w:fill="FFFFFF"/>
+            <w:tcBorders>
+              <w:top w:val="single" w:sz="4" w:space="0" w:color="000000"/>
+              <w:left w:val="single" w:sz="4" w:space="0" w:color="000000"/>
+              <w:bottom w:val="single" w:sz="4" w:space="0" w:color="000000"/>
+              <w:right w:val="single" w:sz="4" w:space="0" w:color="000000"/>
+            </w:tcBorders>
+            <w:vAlign w:val="center"/>
+          </w:tcPr>
+          <w:p>
+            <w:pPr>
+              <w:spacing w:before="40" w:after="40"/>
+              <w:jc w:val="left"/>
+            </w:pPr>
+            <w:r>
+              <w:rPr>
+                <w:rFonts w:ascii="Adani" w:hAnsi="Adani"/>
+                <w:b w:val="0"/>
+                <w:sz w:val="18"/>
+                <w:u w:val="none"/>
+              </w:rPr>
+              <w:t>NIL</w:t>
+            </w:r>
+          </w:p>
+        </w:tc>
+        <w:tc>
+          <w:tcPr>
+            <w:tcW w:type="dxa" w:w="1247"/>
+            <w:shd w:val="clear" w:color="auto" w:fill="FFFFFF"/>
+            <w:tcBorders>
+              <w:top w:val="single" w:sz="4" w:space="0" w:color="000000"/>
+              <w:left w:val="single" w:sz="4" w:space="0" w:color="000000"/>
+              <w:bottom w:val="single" w:sz="4" w:space="0" w:color="000000"/>
+              <w:right w:val="single" w:sz="4" w:space="0" w:color="000000"/>
+            </w:tcBorders>
+            <w:vAlign w:val="center"/>
+          </w:tcPr>
+          <w:p>
+            <w:pPr>
+              <w:spacing w:before="40" w:after="40"/>
+              <w:jc w:val="left"/>
+            </w:pPr>
+            <w:r>
+              <w:rPr>
+                <w:rFonts w:ascii="Adani" w:hAnsi="Adani"/>
+                <w:b w:val="0"/>
+                <w:sz w:val="18"/>
+                <w:u w:val="none"/>
+              </w:rPr>
+              <w:t>12/08/2006</w:t>
+            </w:r>
+          </w:p>
+        </w:tc>
+      </w:tr>
+      <w:tr>
+        <w:tc>
+          <w:tcPr>
+            <w:tcW w:type="dxa" w:w="680"/>
+            <w:shd w:val="clear" w:color="auto" w:fill="FFFFFF"/>
+            <w:tcBorders>
+              <w:top w:val="single" w:sz="4" w:space="0" w:color="000000"/>
+              <w:left w:val="single" w:sz="4" w:space="0" w:color="000000"/>
+              <w:bottom w:val="single" w:sz="4" w:space="0" w:color="000000"/>
+              <w:right w:val="single" w:sz="4" w:space="0" w:color="000000"/>
+            </w:tcBorders>
+            <w:vAlign w:val="center"/>
+          </w:tcPr>
+          <w:p>
+            <w:pPr>
+              <w:spacing w:before="40" w:after="40"/>
+              <w:jc w:val="left"/>
+            </w:pPr>
+            <w:r>
+              <w:rPr>
+                <w:rFonts w:ascii="Adani" w:hAnsi="Adani"/>
+                <w:b w:val="0"/>
+                <w:sz w:val="18"/>
+                <w:u w:val="none"/>
+              </w:rPr>
+              <w:t>23</w:t>
             </w:r>
           </w:p>
         </w:tc>
@@ -3658,7 +3627,7 @@
                 <w:sz w:val="18"/>
                 <w:u w:val="none"/>
               </w:rPr>
-              <w:t>22</w:t>
+              <w:t>24</w:t>
             </w:r>
           </w:p>
         </w:tc>
@@ -3686,7 +3655,7 @@
                 <w:sz w:val="18"/>
                 <w:u w:val="none"/>
               </w:rPr>
-              <w:t>MRUNAL AGENCY AND FINANCIALS PRIVATE LIMITED</w:t>
+              <w:t>DYNAMIC ASSIGNMENTS PRIVATE LIMITED</w:t>
             </w:r>
           </w:p>
         </w:tc>
@@ -3770,7 +3739,7 @@
                 <w:sz w:val="18"/>
                 <w:u w:val="none"/>
               </w:rPr>
-              <w:t>07/06/1996</w:t>
+              <w:t>01/11/1995</w:t>
             </w:r>
           </w:p>
         </w:tc>
@@ -4007,7 +3976,7 @@
                 <w:sz w:val="18"/>
                 <w:u w:val="none"/>
               </w:rPr>
-              <w:t>Date:   07th May, 2026</w:t>
+              <w:t>Date:   15th May, 2026</w:t>
             </w:r>
           </w:p>
         </w:tc>
@@ -4273,174 +4242,441 @@
         <w:t>:</w:t>
       </w:r>
     </w:p>
-    <w:p>
-      <w:pPr>
-        <w:pStyle w:val="ListNumber"/>
-        <w:spacing w:before="0" w:after="40"/>
-        <w:ind w:left="720"/>
-      </w:pPr>
-      <w:r>
-        <w:rPr>
-          <w:rFonts w:ascii="Adani" w:hAnsi="Adani"/>
-          <w:b w:val="0"/>
-          <w:sz w:val="20"/>
-          <w:u w:val="none"/>
-        </w:rPr>
-        <w:t>Father</w:t>
-        <w:tab/>
-        <w:tab/>
-        <w:t>:</w:t>
-        <w:tab/>
-        <w:t>NIL</w:t>
-      </w:r>
-    </w:p>
-    <w:p>
-      <w:pPr>
-        <w:pStyle w:val="ListNumber"/>
-        <w:spacing w:before="0" w:after="40"/>
-        <w:ind w:left="720"/>
-      </w:pPr>
-      <w:r>
-        <w:rPr>
-          <w:rFonts w:ascii="Adani" w:hAnsi="Adani"/>
-          <w:b w:val="0"/>
-          <w:sz w:val="20"/>
-          <w:u w:val="none"/>
-        </w:rPr>
-        <w:t>Mother</w:t>
-        <w:tab/>
-        <w:tab/>
-        <w:t>:</w:t>
-        <w:tab/>
-        <w:t>NIL</w:t>
-      </w:r>
-    </w:p>
-    <w:p>
-      <w:pPr>
-        <w:pStyle w:val="ListNumber"/>
-        <w:spacing w:before="0" w:after="40"/>
-        <w:ind w:left="720"/>
-      </w:pPr>
-      <w:r>
-        <w:rPr>
-          <w:rFonts w:ascii="Adani" w:hAnsi="Adani"/>
-          <w:b w:val="0"/>
-          <w:sz w:val="20"/>
-          <w:u w:val="none"/>
-        </w:rPr>
-        <w:t>Son</w:t>
-        <w:tab/>
-        <w:tab/>
-        <w:t>:</w:t>
-        <w:tab/>
-        <w:t>NIL</w:t>
-      </w:r>
-    </w:p>
-    <w:p>
-      <w:pPr>
-        <w:pStyle w:val="ListNumber"/>
-        <w:spacing w:before="0" w:after="40"/>
-        <w:ind w:left="720"/>
-      </w:pPr>
-      <w:r>
-        <w:rPr>
-          <w:rFonts w:ascii="Adani" w:hAnsi="Adani"/>
-          <w:b w:val="0"/>
-          <w:sz w:val="20"/>
-          <w:u w:val="none"/>
-        </w:rPr>
-        <w:t>Son's Wife</w:t>
-        <w:tab/>
-        <w:tab/>
-        <w:t>:</w:t>
-        <w:tab/>
-        <w:t>NIL</w:t>
-      </w:r>
-    </w:p>
-    <w:p>
-      <w:pPr>
-        <w:pStyle w:val="ListNumber"/>
-        <w:spacing w:before="0" w:after="40"/>
-        <w:ind w:left="720"/>
-      </w:pPr>
-      <w:r>
-        <w:rPr>
-          <w:rFonts w:ascii="Adani" w:hAnsi="Adani"/>
-          <w:b w:val="0"/>
-          <w:sz w:val="20"/>
-          <w:u w:val="none"/>
-        </w:rPr>
-        <w:t>Daughter</w:t>
-        <w:tab/>
-        <w:tab/>
-        <w:t>:</w:t>
-        <w:tab/>
-        <w:t>NIL</w:t>
-      </w:r>
-    </w:p>
-    <w:p>
-      <w:pPr>
-        <w:pStyle w:val="ListNumber"/>
-        <w:spacing w:before="0" w:after="40"/>
-        <w:ind w:left="720"/>
-      </w:pPr>
-      <w:r>
-        <w:rPr>
-          <w:rFonts w:ascii="Adani" w:hAnsi="Adani"/>
-          <w:b w:val="0"/>
-          <w:sz w:val="20"/>
-          <w:u w:val="none"/>
-        </w:rPr>
-        <w:t>Daughter's Husband</w:t>
-        <w:tab/>
-        <w:tab/>
-        <w:t>:</w:t>
-        <w:tab/>
-        <w:t>NIL</w:t>
-      </w:r>
-    </w:p>
-    <w:p>
-      <w:pPr>
-        <w:pStyle w:val="ListNumber"/>
-        <w:spacing w:before="0" w:after="40"/>
-        <w:ind w:left="720"/>
-      </w:pPr>
-      <w:r>
-        <w:rPr>
-          <w:rFonts w:ascii="Adani" w:hAnsi="Adani"/>
-          <w:b w:val="0"/>
-          <w:sz w:val="20"/>
-          <w:u w:val="none"/>
-        </w:rPr>
-        <w:t>Brother</w:t>
-        <w:tab/>
-        <w:tab/>
-        <w:t>:</w:t>
-        <w:tab/>
-        <w:t>NIL</w:t>
-      </w:r>
-    </w:p>
-    <w:p>
-      <w:pPr>
-        <w:pStyle w:val="ListNumber"/>
-        <w:spacing w:before="0" w:after="40"/>
-        <w:ind w:left="720"/>
-      </w:pPr>
-      <w:r>
-        <w:rPr>
-          <w:rFonts w:ascii="Adani" w:hAnsi="Adani"/>
-          <w:b w:val="0"/>
-          <w:sz w:val="20"/>
-          <w:u w:val="none"/>
-        </w:rPr>
-        <w:t>Sister</w:t>
-        <w:tab/>
-        <w:tab/>
-        <w:t>:</w:t>
-        <w:tab/>
-        <w:t>NIL</w:t>
-      </w:r>
-    </w:p>
+    <w:tbl>
+      <w:tblPr>
+        <w:tblW w:type="auto" w:w="0"/>
+        <w:jc w:val="left"/>
+        <w:tblLook w:firstColumn="1" w:firstRow="1" w:lastColumn="0" w:lastRow="0" w:noHBand="0" w:noVBand="1" w:val="04A0"/>
+      </w:tblPr>
+      <w:tblGrid>
+        <w:gridCol w:w="4536"/>
+        <w:gridCol w:w="4536"/>
+      </w:tblGrid>
+      <w:tr>
+        <w:tc>
+          <w:tcPr>
+            <w:tcW w:type="dxa" w:w="4536"/>
+            <w:tcBorders>
+              <w:top w:val="none"/>
+              <w:bottom w:val="none"/>
+              <w:left w:val="none"/>
+              <w:right w:val="none"/>
+            </w:tcBorders>
+          </w:tcPr>
+          <w:p>
+            <w:pPr>
+              <w:ind w:left="720"/>
+            </w:pPr>
+            <w:r>
+              <w:rPr>
+                <w:rFonts w:ascii="Adani" w:hAnsi="Adani"/>
+                <w:b w:val="0"/>
+                <w:sz w:val="20"/>
+                <w:u w:val="none"/>
+              </w:rPr>
+              <w:t>1.</w:t>
+              <w:tab/>
+              <w:t>Father</w:t>
+              <w:tab/>
+              <w:t>:</w:t>
+            </w:r>
+          </w:p>
+        </w:tc>
+        <w:tc>
+          <w:tcPr>
+            <w:tcW w:type="dxa" w:w="4536"/>
+            <w:tcBorders>
+              <w:top w:val="none"/>
+              <w:bottom w:val="none"/>
+              <w:left w:val="none"/>
+              <w:right w:val="none"/>
+            </w:tcBorders>
+          </w:tcPr>
+          <w:p>
+            <w:r>
+              <w:rPr>
+                <w:rFonts w:ascii="Adani" w:hAnsi="Adani"/>
+                <w:b w:val="0"/>
+                <w:sz w:val="20"/>
+                <w:u w:val="none"/>
+              </w:rPr>
+              <w:t>NIL</w:t>
+            </w:r>
+          </w:p>
+        </w:tc>
+      </w:tr>
+      <w:tr>
+        <w:tc>
+          <w:tcPr>
+            <w:tcW w:type="dxa" w:w="4536"/>
+            <w:tcBorders>
+              <w:top w:val="none"/>
+              <w:bottom w:val="none"/>
+              <w:left w:val="none"/>
+              <w:right w:val="none"/>
+            </w:tcBorders>
+          </w:tcPr>
+          <w:p>
+            <w:pPr>
+              <w:ind w:left="720"/>
+            </w:pPr>
+            <w:r>
+              <w:rPr>
+                <w:rFonts w:ascii="Adani" w:hAnsi="Adani"/>
+                <w:b w:val="0"/>
+                <w:sz w:val="20"/>
+                <w:u w:val="none"/>
+              </w:rPr>
+              <w:t>2.</w:t>
+              <w:tab/>
+              <w:t>Mother</w:t>
+              <w:tab/>
+              <w:t>:</w:t>
+            </w:r>
+          </w:p>
+        </w:tc>
+        <w:tc>
+          <w:tcPr>
+            <w:tcW w:type="dxa" w:w="4536"/>
+            <w:tcBorders>
+              <w:top w:val="none"/>
+              <w:bottom w:val="none"/>
+              <w:left w:val="none"/>
+              <w:right w:val="none"/>
+            </w:tcBorders>
+          </w:tcPr>
+          <w:p>
+            <w:r>
+              <w:rPr>
+                <w:rFonts w:ascii="Adani" w:hAnsi="Adani"/>
+                <w:b w:val="0"/>
+                <w:sz w:val="20"/>
+                <w:u w:val="none"/>
+              </w:rPr>
+              <w:t>NIL</w:t>
+            </w:r>
+          </w:p>
+        </w:tc>
+      </w:tr>
+      <w:tr>
+        <w:tc>
+          <w:tcPr>
+            <w:tcW w:type="dxa" w:w="4536"/>
+            <w:tcBorders>
+              <w:top w:val="none"/>
+              <w:bottom w:val="none"/>
+              <w:left w:val="none"/>
+              <w:right w:val="none"/>
+            </w:tcBorders>
+          </w:tcPr>
+          <w:p>
+            <w:pPr>
+              <w:ind w:left="720"/>
+            </w:pPr>
+            <w:r>
+              <w:rPr>
+                <w:rFonts w:ascii="Adani" w:hAnsi="Adani"/>
+                <w:b w:val="0"/>
+                <w:sz w:val="20"/>
+                <w:u w:val="none"/>
+              </w:rPr>
+              <w:t>3.</w:t>
+              <w:tab/>
+              <w:t>Son</w:t>
+              <w:tab/>
+              <w:t>:</w:t>
+            </w:r>
+          </w:p>
+        </w:tc>
+        <w:tc>
+          <w:tcPr>
+            <w:tcW w:type="dxa" w:w="4536"/>
+            <w:tcBorders>
+              <w:top w:val="none"/>
+              <w:bottom w:val="none"/>
+              <w:left w:val="none"/>
+              <w:right w:val="none"/>
+            </w:tcBorders>
+          </w:tcPr>
+          <w:p>
+            <w:r>
+              <w:rPr>
+                <w:rFonts w:ascii="Adani" w:hAnsi="Adani"/>
+                <w:b w:val="0"/>
+                <w:sz w:val="20"/>
+                <w:u w:val="none"/>
+              </w:rPr>
+              <w:t>NIL</w:t>
+            </w:r>
+          </w:p>
+        </w:tc>
+      </w:tr>
+      <w:tr>
+        <w:tc>
+          <w:tcPr>
+            <w:tcW w:type="dxa" w:w="4536"/>
+            <w:tcBorders>
+              <w:top w:val="none"/>
+              <w:bottom w:val="none"/>
+              <w:left w:val="none"/>
+              <w:right w:val="none"/>
+            </w:tcBorders>
+          </w:tcPr>
+          <w:p>
+            <w:pPr>
+              <w:ind w:left="720"/>
+            </w:pPr>
+            <w:r>
+              <w:rPr>
+                <w:rFonts w:ascii="Adani" w:hAnsi="Adani"/>
+                <w:b w:val="0"/>
+                <w:sz w:val="20"/>
+                <w:u w:val="none"/>
+              </w:rPr>
+              <w:t>4.</w:t>
+              <w:tab/>
+              <w:t>Son's Wife</w:t>
+              <w:tab/>
+              <w:t>:</w:t>
+            </w:r>
+          </w:p>
+        </w:tc>
+        <w:tc>
+          <w:tcPr>
+            <w:tcW w:type="dxa" w:w="4536"/>
+            <w:tcBorders>
+              <w:top w:val="none"/>
+              <w:bottom w:val="none"/>
+              <w:left w:val="none"/>
+              <w:right w:val="none"/>
+            </w:tcBorders>
+          </w:tcPr>
+          <w:p>
+            <w:r>
+              <w:rPr>
+                <w:rFonts w:ascii="Adani" w:hAnsi="Adani"/>
+                <w:b w:val="0"/>
+                <w:sz w:val="20"/>
+                <w:u w:val="none"/>
+              </w:rPr>
+              <w:t>NIL</w:t>
+            </w:r>
+          </w:p>
+        </w:tc>
+      </w:tr>
+      <w:tr>
+        <w:tc>
+          <w:tcPr>
+            <w:tcW w:type="dxa" w:w="4536"/>
+            <w:tcBorders>
+              <w:top w:val="none"/>
+              <w:bottom w:val="none"/>
+              <w:left w:val="none"/>
+              <w:right w:val="none"/>
+            </w:tcBorders>
+          </w:tcPr>
+          <w:p>
+            <w:pPr>
+              <w:ind w:left="720"/>
+            </w:pPr>
+            <w:r>
+              <w:rPr>
+                <w:rFonts w:ascii="Adani" w:hAnsi="Adani"/>
+                <w:b w:val="0"/>
+                <w:sz w:val="20"/>
+                <w:u w:val="none"/>
+              </w:rPr>
+              <w:t>5.</w:t>
+              <w:tab/>
+              <w:t>Daughter</w:t>
+              <w:tab/>
+              <w:t>:</w:t>
+            </w:r>
+          </w:p>
+        </w:tc>
+        <w:tc>
+          <w:tcPr>
+            <w:tcW w:type="dxa" w:w="4536"/>
+            <w:tcBorders>
+              <w:top w:val="none"/>
+              <w:bottom w:val="none"/>
+              <w:left w:val="none"/>
+              <w:right w:val="none"/>
+            </w:tcBorders>
+          </w:tcPr>
+          <w:p>
+            <w:r>
+              <w:rPr>
+                <w:rFonts w:ascii="Adani" w:hAnsi="Adani"/>
+                <w:b w:val="0"/>
+                <w:sz w:val="20"/>
+                <w:u w:val="none"/>
+              </w:rPr>
+              <w:t>NIL</w:t>
+            </w:r>
+          </w:p>
+        </w:tc>
+      </w:tr>
+      <w:tr>
+        <w:tc>
+          <w:tcPr>
+            <w:tcW w:type="dxa" w:w="4536"/>
+            <w:tcBorders>
+              <w:top w:val="none"/>
+              <w:bottom w:val="none"/>
+              <w:left w:val="none"/>
+              <w:right w:val="none"/>
+            </w:tcBorders>
+          </w:tcPr>
+          <w:p>
+            <w:pPr>
+              <w:ind w:left="720"/>
+            </w:pPr>
+            <w:r>
+              <w:rPr>
+                <w:rFonts w:ascii="Adani" w:hAnsi="Adani"/>
+                <w:b w:val="0"/>
+                <w:sz w:val="20"/>
+                <w:u w:val="none"/>
+              </w:rPr>
+              <w:t>6.</w:t>
+              <w:tab/>
+              <w:t>Daughter's Husband</w:t>
+              <w:tab/>
+              <w:t>:</w:t>
+            </w:r>
+          </w:p>
+        </w:tc>
+        <w:tc>
+          <w:tcPr>
+            <w:tcW w:type="dxa" w:w="4536"/>
+            <w:tcBorders>
+              <w:top w:val="none"/>
+              <w:bottom w:val="none"/>
+              <w:left w:val="none"/>
+              <w:right w:val="none"/>
+            </w:tcBorders>
+          </w:tcPr>
+          <w:p>
+            <w:r>
+              <w:rPr>
+                <w:rFonts w:ascii="Adani" w:hAnsi="Adani"/>
+                <w:b w:val="0"/>
+                <w:sz w:val="20"/>
+                <w:u w:val="none"/>
+              </w:rPr>
+              <w:t>NIL</w:t>
+            </w:r>
+          </w:p>
+        </w:tc>
+      </w:tr>
+      <w:tr>
+        <w:tc>
+          <w:tcPr>
+            <w:tcW w:type="dxa" w:w="4536"/>
+            <w:tcBorders>
+              <w:top w:val="none"/>
+              <w:bottom w:val="none"/>
+              <w:left w:val="none"/>
+              <w:right w:val="none"/>
+            </w:tcBorders>
+          </w:tcPr>
+          <w:p>
+            <w:pPr>
+              <w:ind w:left="720"/>
+            </w:pPr>
+            <w:r>
+              <w:rPr>
+                <w:rFonts w:ascii="Adani" w:hAnsi="Adani"/>
+                <w:b w:val="0"/>
+                <w:sz w:val="20"/>
+                <w:u w:val="none"/>
+              </w:rPr>
+              <w:t>7.</w:t>
+              <w:tab/>
+              <w:t>Brother</w:t>
+              <w:tab/>
+              <w:t>:</w:t>
+            </w:r>
+          </w:p>
+        </w:tc>
+        <w:tc>
+          <w:tcPr>
+            <w:tcW w:type="dxa" w:w="4536"/>
+            <w:tcBorders>
+              <w:top w:val="none"/>
+              <w:bottom w:val="none"/>
+              <w:left w:val="none"/>
+              <w:right w:val="none"/>
+            </w:tcBorders>
+          </w:tcPr>
+          <w:p>
+            <w:r>
+              <w:rPr>
+                <w:rFonts w:ascii="Adani" w:hAnsi="Adani"/>
+                <w:b w:val="0"/>
+                <w:sz w:val="20"/>
+                <w:u w:val="none"/>
+              </w:rPr>
+              <w:t>NIL</w:t>
+            </w:r>
+          </w:p>
+        </w:tc>
+      </w:tr>
+      <w:tr>
+        <w:tc>
+          <w:tcPr>
+            <w:tcW w:type="dxa" w:w="4536"/>
+            <w:tcBorders>
+              <w:top w:val="none"/>
+              <w:bottom w:val="none"/>
+              <w:left w:val="none"/>
+              <w:right w:val="none"/>
+            </w:tcBorders>
+          </w:tcPr>
+          <w:p>
+            <w:pPr>
+              <w:ind w:left="720"/>
+            </w:pPr>
+            <w:r>
+              <w:rPr>
+                <w:rFonts w:ascii="Adani" w:hAnsi="Adani"/>
+                <w:b w:val="0"/>
+                <w:sz w:val="20"/>
+                <w:u w:val="none"/>
+              </w:rPr>
+              <w:t>8.</w:t>
+              <w:tab/>
+              <w:t>Sister</w:t>
+              <w:tab/>
+              <w:t>:</w:t>
+            </w:r>
+          </w:p>
+        </w:tc>
+        <w:tc>
+          <w:tcPr>
+            <w:tcW w:type="dxa" w:w="4536"/>
+            <w:tcBorders>
+              <w:top w:val="none"/>
+              <w:bottom w:val="none"/>
+              <w:left w:val="none"/>
+              <w:right w:val="none"/>
+            </w:tcBorders>
+          </w:tcPr>
+          <w:p>
+            <w:r>
+              <w:rPr>
+                <w:rFonts w:ascii="Adani" w:hAnsi="Adani"/>
+                <w:b w:val="0"/>
+                <w:sz w:val="20"/>
+                <w:u w:val="none"/>
+              </w:rPr>
+              <w:t>NIL</w:t>
+            </w:r>
+          </w:p>
+        </w:tc>
+      </w:tr>
+    </w:tbl>
     <w:p/>
     <w:p>
       <w:pPr>
@@ -4777,7 +5013,7 @@
                 <w:sz w:val="18"/>
                 <w:u w:val="none"/>
               </w:rPr>
-              <w:t>Date:   07th May, 2026</w:t>
+              <w:t>Date:   15th May, 2026</w:t>
             </w:r>
           </w:p>
         </w:tc>
@@ -4938,7 +5174,7 @@
           <w:sz w:val="20"/>
           <w:u w:val="none"/>
         </w:rPr>
-        <w:t>07th May, 2026</w:t>
+        <w:t>15th May, 2026</w:t>
       </w:r>
     </w:p>
     <w:p>
@@ -4984,21 +5220,6 @@
           <w:u w:val="none"/>
         </w:rPr>
         <w:t>TESLA POWER EQUIPMENTS AND PROJECTS LIMITED</w:t>
-      </w:r>
-    </w:p>
-    <w:p>
-      <w:pPr>
-        <w:spacing w:before="0" w:after="20"/>
-        <w:jc w:val="left"/>
-      </w:pPr>
-      <w:r>
-        <w:rPr>
-          <w:rFonts w:ascii="Adani" w:hAnsi="Adani"/>
-          <w:b/>
-          <w:sz w:val="20"/>
-          <w:u w:val="none"/>
-        </w:rPr>
-        <w:t>INNOVATIVE TYRES &amp; TUBES LIMITED</w:t>
       </w:r>
     </w:p>
     <w:p>
@@ -5088,7 +5309,22 @@
           <w:sz w:val="20"/>
           <w:u w:val="none"/>
         </w:rPr>
-        <w:t>ADANI SOLAR ENERGY FOUR LIMITED</w:t>
+        <w:t>ADANI SOLAR ENERGY KUTCHH ONE LIMITED</w:t>
+      </w:r>
+    </w:p>
+    <w:p>
+      <w:pPr>
+        <w:spacing w:before="0" w:after="20"/>
+        <w:jc w:val="left"/>
+      </w:pPr>
+      <w:r>
+        <w:rPr>
+          <w:rFonts w:ascii="Adani" w:hAnsi="Adani"/>
+          <w:b/>
+          <w:sz w:val="20"/>
+          <w:u w:val="none"/>
+        </w:rPr>
+        <w:t>ADANI SOLAR ENERGY JODHPUR FIVE LIMITED</w:t>
       </w:r>
     </w:p>
     <w:p>
@@ -5104,21 +5340,6 @@
           <w:u w:val="none"/>
         </w:rPr>
         <w:t>ADANI SOLAR ENERGY KA NINE LIMITED</w:t>
-      </w:r>
-    </w:p>
-    <w:p>
-      <w:pPr>
-        <w:spacing w:before="0" w:after="20"/>
-        <w:jc w:val="left"/>
-      </w:pPr>
-      <w:r>
-        <w:rPr>
-          <w:rFonts w:ascii="Adani" w:hAnsi="Adani"/>
-          <w:b/>
-          <w:sz w:val="20"/>
-          <w:u w:val="none"/>
-        </w:rPr>
-        <w:t>ADANI SOLAR ENERGY JODHPUR FIVE LIMITED</w:t>
       </w:r>
     </w:p>
     <w:p>
@@ -5163,7 +5384,7 @@
           <w:sz w:val="20"/>
           <w:u w:val="none"/>
         </w:rPr>
-        <w:t>ADANI SOLAR ENERGY KUTCHH ONE LIMITED</w:t>
+        <w:t>ADANI SOLAR ENERGY FOUR LIMITED</w:t>
       </w:r>
     </w:p>
     <w:p>
@@ -5179,21 +5400,6 @@
           <w:u w:val="none"/>
         </w:rPr>
         <w:t>BANMAK PHARMA LLP</w:t>
-      </w:r>
-    </w:p>
-    <w:p>
-      <w:pPr>
-        <w:spacing w:before="0" w:after="20"/>
-        <w:jc w:val="left"/>
-      </w:pPr>
-      <w:r>
-        <w:rPr>
-          <w:rFonts w:ascii="Adani" w:hAnsi="Adani"/>
-          <w:b/>
-          <w:sz w:val="20"/>
-          <w:u w:val="none"/>
-        </w:rPr>
-        <w:t>HALLMARK TEXTILES LIMITED</w:t>
       </w:r>
     </w:p>
     <w:p>
@@ -5253,6 +5459,51 @@
           <w:sz w:val="20"/>
           <w:u w:val="none"/>
         </w:rPr>
+        <w:t>VRAJ ADVISORY PRIVATE LIMITED</w:t>
+      </w:r>
+    </w:p>
+    <w:p>
+      <w:pPr>
+        <w:spacing w:before="0" w:after="20"/>
+        <w:jc w:val="left"/>
+      </w:pPr>
+      <w:r>
+        <w:rPr>
+          <w:rFonts w:ascii="Adani" w:hAnsi="Adani"/>
+          <w:b/>
+          <w:sz w:val="20"/>
+          <w:u w:val="none"/>
+        </w:rPr>
+        <w:t>BANKIM CONSULTANCY PRIVATE LIMITED</w:t>
+      </w:r>
+    </w:p>
+    <w:p>
+      <w:pPr>
+        <w:spacing w:before="0" w:after="20"/>
+        <w:jc w:val="left"/>
+      </w:pPr>
+      <w:r>
+        <w:rPr>
+          <w:rFonts w:ascii="Adani" w:hAnsi="Adani"/>
+          <w:b/>
+          <w:sz w:val="20"/>
+          <w:u w:val="none"/>
+        </w:rPr>
+        <w:t>NIRMAN ADVISORY PRIVATE LIMITED</w:t>
+      </w:r>
+    </w:p>
+    <w:p>
+      <w:pPr>
+        <w:spacing w:before="0" w:after="20"/>
+        <w:jc w:val="left"/>
+      </w:pPr>
+      <w:r>
+        <w:rPr>
+          <w:rFonts w:ascii="Adani" w:hAnsi="Adani"/>
+          <w:b/>
+          <w:sz w:val="20"/>
+          <w:u w:val="none"/>
+        </w:rPr>
         <w:t>UMESH VED ADVISORS PRIVATE LIMITED</w:t>
       </w:r>
     </w:p>
@@ -5283,6 +5534,21 @@
           <w:sz w:val="20"/>
           <w:u w:val="none"/>
         </w:rPr>
+        <w:t>ROHAN CORPORATE SERVICES PRIVATE LIMITED</w:t>
+      </w:r>
+    </w:p>
+    <w:p>
+      <w:pPr>
+        <w:spacing w:before="0" w:after="20"/>
+        <w:jc w:val="left"/>
+      </w:pPr>
+      <w:r>
+        <w:rPr>
+          <w:rFonts w:ascii="Adani" w:hAnsi="Adani"/>
+          <w:b/>
+          <w:sz w:val="20"/>
+          <w:u w:val="none"/>
+        </w:rPr>
         <w:t>RENI CONSULTANTS PRIVATE LIMITED</w:t>
       </w:r>
     </w:p>
@@ -5298,7 +5564,7 @@
           <w:sz w:val="20"/>
           <w:u w:val="none"/>
         </w:rPr>
-        <w:t>MRUNAL AGENCY AND FINANCIALS PRIVATE LIMITED</w:t>
+        <w:t>DYNAMIC ASSIGNMENTS PRIVATE LIMITED</w:t>
       </w:r>
     </w:p>
     <w:p/>
@@ -5374,21 +5640,6 @@
           <w:sz w:val="20"/>
           <w:u w:val="none"/>
         </w:rPr>
-        <w:t>INNOVATIVE TYRES &amp; TUBES LIMITED</w:t>
-      </w:r>
-    </w:p>
-    <w:p>
-      <w:pPr>
-        <w:spacing w:before="0" w:after="20"/>
-        <w:jc w:val="left"/>
-      </w:pPr>
-      <w:r>
-        <w:rPr>
-          <w:rFonts w:ascii="Adani" w:hAnsi="Adani"/>
-          <w:b w:val="0"/>
-          <w:sz w:val="20"/>
-          <w:u w:val="none"/>
-        </w:rPr>
         <w:t>THINK CAPITAL INSOLVENCY PROFESSIONALS LLP</w:t>
       </w:r>
     </w:p>
@@ -5449,7 +5700,22 @@
           <w:sz w:val="20"/>
           <w:u w:val="none"/>
         </w:rPr>
-        <w:t>ADANI SOLAR ENERGY FOUR LIMITED</w:t>
+        <w:t>ADANI SOLAR ENERGY KUTCHH ONE LIMITED</w:t>
+      </w:r>
+    </w:p>
+    <w:p>
+      <w:pPr>
+        <w:spacing w:before="0" w:after="20"/>
+        <w:jc w:val="left"/>
+      </w:pPr>
+      <w:r>
+        <w:rPr>
+          <w:rFonts w:ascii="Adani" w:hAnsi="Adani"/>
+          <w:b w:val="0"/>
+          <w:sz w:val="20"/>
+          <w:u w:val="none"/>
+        </w:rPr>
+        <w:t>ADANI SOLAR ENERGY JODHPUR FIVE LIMITED</w:t>
       </w:r>
     </w:p>
     <w:p>
@@ -5479,21 +5745,6 @@
           <w:sz w:val="20"/>
           <w:u w:val="none"/>
         </w:rPr>
-        <w:t>ADANI SOLAR ENERGY JODHPUR FIVE LIMITED</w:t>
-      </w:r>
-    </w:p>
-    <w:p>
-      <w:pPr>
-        <w:spacing w:before="0" w:after="20"/>
-        <w:jc w:val="left"/>
-      </w:pPr>
-      <w:r>
-        <w:rPr>
-          <w:rFonts w:ascii="Adani" w:hAnsi="Adani"/>
-          <w:b w:val="0"/>
-          <w:sz w:val="20"/>
-          <w:u w:val="none"/>
-        </w:rPr>
         <w:t>ADANI SOLAR ENERGY CHITRAKOOT ONE LIMITED</w:t>
       </w:r>
     </w:p>
@@ -5509,7 +5760,7 @@
           <w:sz w:val="20"/>
           <w:u w:val="none"/>
         </w:rPr>
-        <w:t>ADANI SOLAR ENERGY KUTCHH ONE LIMITED</w:t>
+        <w:t>ADANI SOLAR ENERGY FOUR LIMITED</w:t>
       </w:r>
     </w:p>
     <w:p>
@@ -5525,21 +5776,6 @@
           <w:u w:val="none"/>
         </w:rPr>
         <w:t>BANMAK PHARMA LLP</w:t>
-      </w:r>
-    </w:p>
-    <w:p>
-      <w:pPr>
-        <w:spacing w:before="0" w:after="20"/>
-        <w:jc w:val="left"/>
-      </w:pPr>
-      <w:r>
-        <w:rPr>
-          <w:rFonts w:ascii="Adani" w:hAnsi="Adani"/>
-          <w:b w:val="0"/>
-          <w:sz w:val="20"/>
-          <w:u w:val="none"/>
-        </w:rPr>
-        <w:t>HALLMARK TEXTILES LIMITED</w:t>
       </w:r>
     </w:p>
     <w:p>
@@ -5679,6 +5915,51 @@
           <w:sz w:val="20"/>
           <w:u w:val="none"/>
         </w:rPr>
+        <w:t>VRAJ ADVISORY PRIVATE LIMITED</w:t>
+      </w:r>
+    </w:p>
+    <w:p>
+      <w:pPr>
+        <w:spacing w:before="0" w:after="20"/>
+        <w:jc w:val="left"/>
+      </w:pPr>
+      <w:r>
+        <w:rPr>
+          <w:rFonts w:ascii="Adani" w:hAnsi="Adani"/>
+          <w:b w:val="0"/>
+          <w:sz w:val="20"/>
+          <w:u w:val="none"/>
+        </w:rPr>
+        <w:t>BANKIM CONSULTANCY PRIVATE LIMITED</w:t>
+      </w:r>
+    </w:p>
+    <w:p>
+      <w:pPr>
+        <w:spacing w:before="0" w:after="20"/>
+        <w:jc w:val="left"/>
+      </w:pPr>
+      <w:r>
+        <w:rPr>
+          <w:rFonts w:ascii="Adani" w:hAnsi="Adani"/>
+          <w:b w:val="0"/>
+          <w:sz w:val="20"/>
+          <w:u w:val="none"/>
+        </w:rPr>
+        <w:t>NIRMAN ADVISORY PRIVATE LIMITED</w:t>
+      </w:r>
+    </w:p>
+    <w:p>
+      <w:pPr>
+        <w:spacing w:before="0" w:after="20"/>
+        <w:jc w:val="left"/>
+      </w:pPr>
+      <w:r>
+        <w:rPr>
+          <w:rFonts w:ascii="Adani" w:hAnsi="Adani"/>
+          <w:b w:val="0"/>
+          <w:sz w:val="20"/>
+          <w:u w:val="none"/>
+        </w:rPr>
         <w:t>UMESH VED ADVISORS PRIVATE LIMITED</w:t>
       </w:r>
     </w:p>
@@ -5709,6 +5990,21 @@
           <w:sz w:val="20"/>
           <w:u w:val="none"/>
         </w:rPr>
+        <w:t>ROHAN CORPORATE SERVICES PRIVATE LIMITED</w:t>
+      </w:r>
+    </w:p>
+    <w:p>
+      <w:pPr>
+        <w:spacing w:before="0" w:after="20"/>
+        <w:jc w:val="left"/>
+      </w:pPr>
+      <w:r>
+        <w:rPr>
+          <w:rFonts w:ascii="Adani" w:hAnsi="Adani"/>
+          <w:b w:val="0"/>
+          <w:sz w:val="20"/>
+          <w:u w:val="none"/>
+        </w:rPr>
         <w:t>RENI CONSULTANTS PRIVATE LIMITED</w:t>
       </w:r>
     </w:p>
@@ -5724,7 +6020,7 @@
           <w:sz w:val="20"/>
           <w:u w:val="none"/>
         </w:rPr>
-        <w:t>MRUNAL AGENCY AND FINANCIALS PRIVATE LIMITED</w:t>
+        <w:t>DYNAMIC ASSIGNMENTS PRIVATE LIMITED</w:t>
       </w:r>
     </w:p>
     <w:p/>
@@ -6482,7 +6778,7 @@
                 <w:sz w:val="18"/>
                 <w:u w:val="none"/>
               </w:rPr>
-              <w:t>22</w:t>
+              <w:t>24</w:t>
             </w:r>
           </w:p>
         </w:tc>
@@ -6740,120 +7036,6 @@
                 <w:u w:val="none"/>
               </w:rPr>
               <w:t>16/11/2024</w:t>
-            </w:r>
-          </w:p>
-        </w:tc>
-      </w:tr>
-      <w:tr>
-        <w:tc>
-          <w:tcPr>
-            <w:tcW w:type="dxa" w:w="2268"/>
-            <w:shd w:val="clear" w:color="auto" w:fill="FFFFFF"/>
-            <w:tcBorders>
-              <w:top w:val="single" w:sz="4" w:space="0" w:color="000000"/>
-              <w:left w:val="single" w:sz="4" w:space="0" w:color="000000"/>
-              <w:bottom w:val="single" w:sz="4" w:space="0" w:color="000000"/>
-              <w:right w:val="single" w:sz="4" w:space="0" w:color="000000"/>
-            </w:tcBorders>
-            <w:vAlign w:val="center"/>
-          </w:tcPr>
-          <w:p>
-            <w:pPr>
-              <w:spacing w:before="40" w:after="40"/>
-              <w:jc w:val="left"/>
-            </w:pPr>
-            <w:r>
-              <w:rPr>
-                <w:rFonts w:ascii="Adani" w:hAnsi="Adani"/>
-                <w:b w:val="0"/>
-                <w:sz w:val="18"/>
-                <w:u w:val="none"/>
-              </w:rPr>
-              <w:t>L25112GJ1995PLC086579</w:t>
-            </w:r>
-          </w:p>
-        </w:tc>
-        <w:tc>
-          <w:tcPr>
-            <w:tcW w:type="dxa" w:w="4252"/>
-            <w:shd w:val="clear" w:color="auto" w:fill="FFFFFF"/>
-            <w:tcBorders>
-              <w:top w:val="single" w:sz="4" w:space="0" w:color="000000"/>
-              <w:left w:val="single" w:sz="4" w:space="0" w:color="000000"/>
-              <w:bottom w:val="single" w:sz="4" w:space="0" w:color="000000"/>
-              <w:right w:val="single" w:sz="4" w:space="0" w:color="000000"/>
-            </w:tcBorders>
-            <w:vAlign w:val="center"/>
-          </w:tcPr>
-          <w:p>
-            <w:pPr>
-              <w:spacing w:before="40" w:after="40"/>
-              <w:jc w:val="left"/>
-            </w:pPr>
-            <w:r>
-              <w:rPr>
-                <w:rFonts w:ascii="Adani" w:hAnsi="Adani"/>
-                <w:b w:val="0"/>
-                <w:sz w:val="18"/>
-                <w:u w:val="none"/>
-              </w:rPr>
-              <w:t>INNOVATIVE TYRES &amp; TUBES LIMITED</w:t>
-            </w:r>
-          </w:p>
-        </w:tc>
-        <w:tc>
-          <w:tcPr>
-            <w:tcW w:type="dxa" w:w="1587"/>
-            <w:shd w:val="clear" w:color="auto" w:fill="FFFFFF"/>
-            <w:tcBorders>
-              <w:top w:val="single" w:sz="4" w:space="0" w:color="000000"/>
-              <w:left w:val="single" w:sz="4" w:space="0" w:color="000000"/>
-              <w:bottom w:val="single" w:sz="4" w:space="0" w:color="000000"/>
-              <w:right w:val="single" w:sz="4" w:space="0" w:color="000000"/>
-            </w:tcBorders>
-            <w:vAlign w:val="center"/>
-          </w:tcPr>
-          <w:p>
-            <w:pPr>
-              <w:spacing w:before="40" w:after="40"/>
-              <w:jc w:val="left"/>
-            </w:pPr>
-            <w:r>
-              <w:rPr>
-                <w:rFonts w:ascii="Adani" w:hAnsi="Adani"/>
-                <w:b w:val="0"/>
-                <w:sz w:val="18"/>
-                <w:u w:val="none"/>
-              </w:rPr>
-              <w:t>Director</w:t>
-            </w:r>
-          </w:p>
-        </w:tc>
-        <w:tc>
-          <w:tcPr>
-            <w:tcW w:type="dxa" w:w="1304"/>
-            <w:shd w:val="clear" w:color="auto" w:fill="FFFFFF"/>
-            <w:tcBorders>
-              <w:top w:val="single" w:sz="4" w:space="0" w:color="000000"/>
-              <w:left w:val="single" w:sz="4" w:space="0" w:color="000000"/>
-              <w:bottom w:val="single" w:sz="4" w:space="0" w:color="000000"/>
-              <w:right w:val="single" w:sz="4" w:space="0" w:color="000000"/>
-            </w:tcBorders>
-            <w:vAlign w:val="center"/>
-          </w:tcPr>
-          <w:p>
-            <w:pPr>
-              <w:spacing w:before="40" w:after="40"/>
-              <w:jc w:val="left"/>
-            </w:pPr>
-            <w:r>
-              <w:rPr>
-                <w:rFonts w:ascii="Adani" w:hAnsi="Adani"/>
-                <w:b w:val="0"/>
-                <w:sz w:val="18"/>
-                <w:u w:val="none"/>
-              </w:rPr>
-              <w:t>29/12/2023</w:t>
             </w:r>
           </w:p>
         </w:tc>
@@ -7453,7 +7635,7 @@
                 <w:sz w:val="18"/>
                 <w:u w:val="none"/>
               </w:rPr>
-              <w:t>U40106GJ2016PLC085576</w:t>
+              <w:t>U40300GJ2019PLC106775</w:t>
             </w:r>
           </w:p>
         </w:tc>
@@ -7481,7 +7663,121 @@
                 <w:sz w:val="18"/>
                 <w:u w:val="none"/>
               </w:rPr>
-              <w:t>ADANI SOLAR ENERGY FOUR LIMITED</w:t>
+              <w:t>ADANI SOLAR ENERGY KUTCHH ONE LIMITED</w:t>
+            </w:r>
+          </w:p>
+        </w:tc>
+        <w:tc>
+          <w:tcPr>
+            <w:tcW w:type="dxa" w:w="1587"/>
+            <w:shd w:val="clear" w:color="auto" w:fill="FFFFFF"/>
+            <w:tcBorders>
+              <w:top w:val="single" w:sz="4" w:space="0" w:color="000000"/>
+              <w:left w:val="single" w:sz="4" w:space="0" w:color="000000"/>
+              <w:bottom w:val="single" w:sz="4" w:space="0" w:color="000000"/>
+              <w:right w:val="single" w:sz="4" w:space="0" w:color="000000"/>
+            </w:tcBorders>
+            <w:vAlign w:val="center"/>
+          </w:tcPr>
+          <w:p>
+            <w:pPr>
+              <w:spacing w:before="40" w:after="40"/>
+              <w:jc w:val="left"/>
+            </w:pPr>
+            <w:r>
+              <w:rPr>
+                <w:rFonts w:ascii="Adani" w:hAnsi="Adani"/>
+                <w:b w:val="0"/>
+                <w:sz w:val="18"/>
+                <w:u w:val="none"/>
+              </w:rPr>
+              <w:t>Director</w:t>
+            </w:r>
+          </w:p>
+        </w:tc>
+        <w:tc>
+          <w:tcPr>
+            <w:tcW w:type="dxa" w:w="1304"/>
+            <w:shd w:val="clear" w:color="auto" w:fill="FFFFFF"/>
+            <w:tcBorders>
+              <w:top w:val="single" w:sz="4" w:space="0" w:color="000000"/>
+              <w:left w:val="single" w:sz="4" w:space="0" w:color="000000"/>
+              <w:bottom w:val="single" w:sz="4" w:space="0" w:color="000000"/>
+              <w:right w:val="single" w:sz="4" w:space="0" w:color="000000"/>
+            </w:tcBorders>
+            <w:vAlign w:val="center"/>
+          </w:tcPr>
+          <w:p>
+            <w:pPr>
+              <w:spacing w:before="40" w:after="40"/>
+              <w:jc w:val="left"/>
+            </w:pPr>
+            <w:r>
+              <w:rPr>
+                <w:rFonts w:ascii="Adani" w:hAnsi="Adani"/>
+                <w:b w:val="0"/>
+                <w:sz w:val="18"/>
+                <w:u w:val="none"/>
+              </w:rPr>
+              <w:t>10/03/2022</w:t>
+            </w:r>
+          </w:p>
+        </w:tc>
+      </w:tr>
+      <w:tr>
+        <w:tc>
+          <w:tcPr>
+            <w:tcW w:type="dxa" w:w="2268"/>
+            <w:shd w:val="clear" w:color="auto" w:fill="FFFFFF"/>
+            <w:tcBorders>
+              <w:top w:val="single" w:sz="4" w:space="0" w:color="000000"/>
+              <w:left w:val="single" w:sz="4" w:space="0" w:color="000000"/>
+              <w:bottom w:val="single" w:sz="4" w:space="0" w:color="000000"/>
+              <w:right w:val="single" w:sz="4" w:space="0" w:color="000000"/>
+            </w:tcBorders>
+            <w:vAlign w:val="center"/>
+          </w:tcPr>
+          <w:p>
+            <w:pPr>
+              <w:spacing w:before="40" w:after="40"/>
+              <w:jc w:val="left"/>
+            </w:pPr>
+            <w:r>
+              <w:rPr>
+                <w:rFonts w:ascii="Adani" w:hAnsi="Adani"/>
+                <w:b w:val="0"/>
+                <w:sz w:val="18"/>
+                <w:u w:val="none"/>
+              </w:rPr>
+              <w:t>U74999DL2018PLC331864</w:t>
+            </w:r>
+          </w:p>
+        </w:tc>
+        <w:tc>
+          <w:tcPr>
+            <w:tcW w:type="dxa" w:w="4252"/>
+            <w:shd w:val="clear" w:color="auto" w:fill="FFFFFF"/>
+            <w:tcBorders>
+              <w:top w:val="single" w:sz="4" w:space="0" w:color="000000"/>
+              <w:left w:val="single" w:sz="4" w:space="0" w:color="000000"/>
+              <w:bottom w:val="single" w:sz="4" w:space="0" w:color="000000"/>
+              <w:right w:val="single" w:sz="4" w:space="0" w:color="000000"/>
+            </w:tcBorders>
+            <w:vAlign w:val="center"/>
+          </w:tcPr>
+          <w:p>
+            <w:pPr>
+              <w:spacing w:before="40" w:after="40"/>
+              <w:jc w:val="left"/>
+            </w:pPr>
+            <w:r>
+              <w:rPr>
+                <w:rFonts w:ascii="Adani" w:hAnsi="Adani"/>
+                <w:b w:val="0"/>
+                <w:sz w:val="18"/>
+                <w:u w:val="none"/>
+              </w:rPr>
+              <w:t>ADANI SOLAR ENERGY JODHPUR FIVE LIMITED</w:t>
             </w:r>
           </w:p>
         </w:tc>
@@ -7596,120 +7892,6 @@
                 <w:u w:val="none"/>
               </w:rPr>
               <w:t>ADANI SOLAR ENERGY KA NINE LIMITED</w:t>
-            </w:r>
-          </w:p>
-        </w:tc>
-        <w:tc>
-          <w:tcPr>
-            <w:tcW w:type="dxa" w:w="1587"/>
-            <w:shd w:val="clear" w:color="auto" w:fill="FFFFFF"/>
-            <w:tcBorders>
-              <w:top w:val="single" w:sz="4" w:space="0" w:color="000000"/>
-              <w:left w:val="single" w:sz="4" w:space="0" w:color="000000"/>
-              <w:bottom w:val="single" w:sz="4" w:space="0" w:color="000000"/>
-              <w:right w:val="single" w:sz="4" w:space="0" w:color="000000"/>
-            </w:tcBorders>
-            <w:vAlign w:val="center"/>
-          </w:tcPr>
-          <w:p>
-            <w:pPr>
-              <w:spacing w:before="40" w:after="40"/>
-              <w:jc w:val="left"/>
-            </w:pPr>
-            <w:r>
-              <w:rPr>
-                <w:rFonts w:ascii="Adani" w:hAnsi="Adani"/>
-                <w:b w:val="0"/>
-                <w:sz w:val="18"/>
-                <w:u w:val="none"/>
-              </w:rPr>
-              <w:t>Director</w:t>
-            </w:r>
-          </w:p>
-        </w:tc>
-        <w:tc>
-          <w:tcPr>
-            <w:tcW w:type="dxa" w:w="1304"/>
-            <w:shd w:val="clear" w:color="auto" w:fill="FFFFFF"/>
-            <w:tcBorders>
-              <w:top w:val="single" w:sz="4" w:space="0" w:color="000000"/>
-              <w:left w:val="single" w:sz="4" w:space="0" w:color="000000"/>
-              <w:bottom w:val="single" w:sz="4" w:space="0" w:color="000000"/>
-              <w:right w:val="single" w:sz="4" w:space="0" w:color="000000"/>
-            </w:tcBorders>
-            <w:vAlign w:val="center"/>
-          </w:tcPr>
-          <w:p>
-            <w:pPr>
-              <w:spacing w:before="40" w:after="40"/>
-              <w:jc w:val="left"/>
-            </w:pPr>
-            <w:r>
-              <w:rPr>
-                <w:rFonts w:ascii="Adani" w:hAnsi="Adani"/>
-                <w:b w:val="0"/>
-                <w:sz w:val="18"/>
-                <w:u w:val="none"/>
-              </w:rPr>
-              <w:t>10/03/2022</w:t>
-            </w:r>
-          </w:p>
-        </w:tc>
-      </w:tr>
-      <w:tr>
-        <w:tc>
-          <w:tcPr>
-            <w:tcW w:type="dxa" w:w="2268"/>
-            <w:shd w:val="clear" w:color="auto" w:fill="FFFFFF"/>
-            <w:tcBorders>
-              <w:top w:val="single" w:sz="4" w:space="0" w:color="000000"/>
-              <w:left w:val="single" w:sz="4" w:space="0" w:color="000000"/>
-              <w:bottom w:val="single" w:sz="4" w:space="0" w:color="000000"/>
-              <w:right w:val="single" w:sz="4" w:space="0" w:color="000000"/>
-            </w:tcBorders>
-            <w:vAlign w:val="center"/>
-          </w:tcPr>
-          <w:p>
-            <w:pPr>
-              <w:spacing w:before="40" w:after="40"/>
-              <w:jc w:val="left"/>
-            </w:pPr>
-            <w:r>
-              <w:rPr>
-                <w:rFonts w:ascii="Adani" w:hAnsi="Adani"/>
-                <w:b w:val="0"/>
-                <w:sz w:val="18"/>
-                <w:u w:val="none"/>
-              </w:rPr>
-              <w:t>U74999DL2018PLC331864</w:t>
-            </w:r>
-          </w:p>
-        </w:tc>
-        <w:tc>
-          <w:tcPr>
-            <w:tcW w:type="dxa" w:w="4252"/>
-            <w:shd w:val="clear" w:color="auto" w:fill="FFFFFF"/>
-            <w:tcBorders>
-              <w:top w:val="single" w:sz="4" w:space="0" w:color="000000"/>
-              <w:left w:val="single" w:sz="4" w:space="0" w:color="000000"/>
-              <w:bottom w:val="single" w:sz="4" w:space="0" w:color="000000"/>
-              <w:right w:val="single" w:sz="4" w:space="0" w:color="000000"/>
-            </w:tcBorders>
-            <w:vAlign w:val="center"/>
-          </w:tcPr>
-          <w:p>
-            <w:pPr>
-              <w:spacing w:before="40" w:after="40"/>
-              <w:jc w:val="left"/>
-            </w:pPr>
-            <w:r>
-              <w:rPr>
-                <w:rFonts w:ascii="Adani" w:hAnsi="Adani"/>
-                <w:b w:val="0"/>
-                <w:sz w:val="18"/>
-                <w:u w:val="none"/>
-              </w:rPr>
-              <w:t>ADANI SOLAR ENERGY JODHPUR FIVE LIMITED</w:t>
             </w:r>
           </w:p>
         </w:tc>
@@ -8023,7 +8205,7 @@
                 <w:sz w:val="18"/>
                 <w:u w:val="none"/>
               </w:rPr>
-              <w:t>U40300GJ2019PLC106775</w:t>
+              <w:t>U40106GJ2016PLC085576</w:t>
             </w:r>
           </w:p>
         </w:tc>
@@ -8051,7 +8233,7 @@
                 <w:sz w:val="18"/>
                 <w:u w:val="none"/>
               </w:rPr>
-              <w:t>ADANI SOLAR ENERGY KUTCHH ONE LIMITED</w:t>
+              <w:t>ADANI SOLAR ENERGY FOUR LIMITED</w:t>
             </w:r>
           </w:p>
         </w:tc>
@@ -8222,120 +8404,6 @@
                 <w:u w:val="none"/>
               </w:rPr>
               <w:t>09/10/2020</w:t>
-            </w:r>
-          </w:p>
-        </w:tc>
-      </w:tr>
-      <w:tr>
-        <w:tc>
-          <w:tcPr>
-            <w:tcW w:type="dxa" w:w="2268"/>
-            <w:shd w:val="clear" w:color="auto" w:fill="FFFFFF"/>
-            <w:tcBorders>
-              <w:top w:val="single" w:sz="4" w:space="0" w:color="000000"/>
-              <w:left w:val="single" w:sz="4" w:space="0" w:color="000000"/>
-              <w:bottom w:val="single" w:sz="4" w:space="0" w:color="000000"/>
-              <w:right w:val="single" w:sz="4" w:space="0" w:color="000000"/>
-            </w:tcBorders>
-            <w:vAlign w:val="center"/>
-          </w:tcPr>
-          <w:p>
-            <w:pPr>
-              <w:spacing w:before="40" w:after="40"/>
-              <w:jc w:val="left"/>
-            </w:pPr>
-            <w:r>
-              <w:rPr>
-                <w:rFonts w:ascii="Adani" w:hAnsi="Adani"/>
-                <w:b w:val="0"/>
-                <w:sz w:val="18"/>
-                <w:u w:val="none"/>
-              </w:rPr>
-              <w:t>L74899GJ1982PLC110863</w:t>
-            </w:r>
-          </w:p>
-        </w:tc>
-        <w:tc>
-          <w:tcPr>
-            <w:tcW w:type="dxa" w:w="4252"/>
-            <w:shd w:val="clear" w:color="auto" w:fill="FFFFFF"/>
-            <w:tcBorders>
-              <w:top w:val="single" w:sz="4" w:space="0" w:color="000000"/>
-              <w:left w:val="single" w:sz="4" w:space="0" w:color="000000"/>
-              <w:bottom w:val="single" w:sz="4" w:space="0" w:color="000000"/>
-              <w:right w:val="single" w:sz="4" w:space="0" w:color="000000"/>
-            </w:tcBorders>
-            <w:vAlign w:val="center"/>
-          </w:tcPr>
-          <w:p>
-            <w:pPr>
-              <w:spacing w:before="40" w:after="40"/>
-              <w:jc w:val="left"/>
-            </w:pPr>
-            <w:r>
-              <w:rPr>
-                <w:rFonts w:ascii="Adani" w:hAnsi="Adani"/>
-                <w:b w:val="0"/>
-                <w:sz w:val="18"/>
-                <w:u w:val="none"/>
-              </w:rPr>
-              <w:t>HALLMARK TEXTILES LIMITED</w:t>
-            </w:r>
-          </w:p>
-        </w:tc>
-        <w:tc>
-          <w:tcPr>
-            <w:tcW w:type="dxa" w:w="1587"/>
-            <w:shd w:val="clear" w:color="auto" w:fill="FFFFFF"/>
-            <w:tcBorders>
-              <w:top w:val="single" w:sz="4" w:space="0" w:color="000000"/>
-              <w:left w:val="single" w:sz="4" w:space="0" w:color="000000"/>
-              <w:bottom w:val="single" w:sz="4" w:space="0" w:color="000000"/>
-              <w:right w:val="single" w:sz="4" w:space="0" w:color="000000"/>
-            </w:tcBorders>
-            <w:vAlign w:val="center"/>
-          </w:tcPr>
-          <w:p>
-            <w:pPr>
-              <w:spacing w:before="40" w:after="40"/>
-              <w:jc w:val="left"/>
-            </w:pPr>
-            <w:r>
-              <w:rPr>
-                <w:rFonts w:ascii="Adani" w:hAnsi="Adani"/>
-                <w:b w:val="0"/>
-                <w:sz w:val="18"/>
-                <w:u w:val="none"/>
-              </w:rPr>
-              <w:t>Additional Director</w:t>
-            </w:r>
-          </w:p>
-        </w:tc>
-        <w:tc>
-          <w:tcPr>
-            <w:tcW w:type="dxa" w:w="1304"/>
-            <w:shd w:val="clear" w:color="auto" w:fill="FFFFFF"/>
-            <w:tcBorders>
-              <w:top w:val="single" w:sz="4" w:space="0" w:color="000000"/>
-              <w:left w:val="single" w:sz="4" w:space="0" w:color="000000"/>
-              <w:bottom w:val="single" w:sz="4" w:space="0" w:color="000000"/>
-              <w:right w:val="single" w:sz="4" w:space="0" w:color="000000"/>
-            </w:tcBorders>
-            <w:vAlign w:val="center"/>
-          </w:tcPr>
-          <w:p>
-            <w:pPr>
-              <w:spacing w:before="40" w:after="40"/>
-              <w:jc w:val="left"/>
-            </w:pPr>
-            <w:r>
-              <w:rPr>
-                <w:rFonts w:ascii="Adani" w:hAnsi="Adani"/>
-                <w:b w:val="0"/>
-                <w:sz w:val="18"/>
-                <w:u w:val="none"/>
-              </w:rPr>
-              <w:t>04/02/2020</w:t>
             </w:r>
           </w:p>
         </w:tc>
@@ -8707,6 +8775,348 @@
                 <w:sz w:val="18"/>
                 <w:u w:val="none"/>
               </w:rPr>
+              <w:t>U74140GJ2009PTC058667</w:t>
+            </w:r>
+          </w:p>
+        </w:tc>
+        <w:tc>
+          <w:tcPr>
+            <w:tcW w:type="dxa" w:w="4252"/>
+            <w:shd w:val="clear" w:color="auto" w:fill="FFFFFF"/>
+            <w:tcBorders>
+              <w:top w:val="single" w:sz="4" w:space="0" w:color="000000"/>
+              <w:left w:val="single" w:sz="4" w:space="0" w:color="000000"/>
+              <w:bottom w:val="single" w:sz="4" w:space="0" w:color="000000"/>
+              <w:right w:val="single" w:sz="4" w:space="0" w:color="000000"/>
+            </w:tcBorders>
+            <w:vAlign w:val="center"/>
+          </w:tcPr>
+          <w:p>
+            <w:pPr>
+              <w:spacing w:before="40" w:after="40"/>
+              <w:jc w:val="left"/>
+            </w:pPr>
+            <w:r>
+              <w:rPr>
+                <w:rFonts w:ascii="Adani" w:hAnsi="Adani"/>
+                <w:b w:val="0"/>
+                <w:sz w:val="18"/>
+                <w:u w:val="none"/>
+              </w:rPr>
+              <w:t>VRAJ ADVISORY PRIVATE LIMITED</w:t>
+            </w:r>
+          </w:p>
+        </w:tc>
+        <w:tc>
+          <w:tcPr>
+            <w:tcW w:type="dxa" w:w="1587"/>
+            <w:shd w:val="clear" w:color="auto" w:fill="FFFFFF"/>
+            <w:tcBorders>
+              <w:top w:val="single" w:sz="4" w:space="0" w:color="000000"/>
+              <w:left w:val="single" w:sz="4" w:space="0" w:color="000000"/>
+              <w:bottom w:val="single" w:sz="4" w:space="0" w:color="000000"/>
+              <w:right w:val="single" w:sz="4" w:space="0" w:color="000000"/>
+            </w:tcBorders>
+            <w:vAlign w:val="center"/>
+          </w:tcPr>
+          <w:p>
+            <w:pPr>
+              <w:spacing w:before="40" w:after="40"/>
+              <w:jc w:val="left"/>
+            </w:pPr>
+            <w:r>
+              <w:rPr>
+                <w:rFonts w:ascii="Adani" w:hAnsi="Adani"/>
+                <w:b w:val="0"/>
+                <w:sz w:val="18"/>
+                <w:u w:val="none"/>
+              </w:rPr>
+              <w:t>Director</w:t>
+            </w:r>
+          </w:p>
+        </w:tc>
+        <w:tc>
+          <w:tcPr>
+            <w:tcW w:type="dxa" w:w="1304"/>
+            <w:shd w:val="clear" w:color="auto" w:fill="FFFFFF"/>
+            <w:tcBorders>
+              <w:top w:val="single" w:sz="4" w:space="0" w:color="000000"/>
+              <w:left w:val="single" w:sz="4" w:space="0" w:color="000000"/>
+              <w:bottom w:val="single" w:sz="4" w:space="0" w:color="000000"/>
+              <w:right w:val="single" w:sz="4" w:space="0" w:color="000000"/>
+            </w:tcBorders>
+            <w:vAlign w:val="center"/>
+          </w:tcPr>
+          <w:p>
+            <w:pPr>
+              <w:spacing w:before="40" w:after="40"/>
+              <w:jc w:val="left"/>
+            </w:pPr>
+            <w:r>
+              <w:rPr>
+                <w:rFonts w:ascii="Adani" w:hAnsi="Adani"/>
+                <w:b w:val="0"/>
+                <w:sz w:val="18"/>
+                <w:u w:val="none"/>
+              </w:rPr>
+              <w:t>04/11/2011</w:t>
+            </w:r>
+          </w:p>
+        </w:tc>
+      </w:tr>
+      <w:tr>
+        <w:tc>
+          <w:tcPr>
+            <w:tcW w:type="dxa" w:w="2268"/>
+            <w:shd w:val="clear" w:color="auto" w:fill="FFFFFF"/>
+            <w:tcBorders>
+              <w:top w:val="single" w:sz="4" w:space="0" w:color="000000"/>
+              <w:left w:val="single" w:sz="4" w:space="0" w:color="000000"/>
+              <w:bottom w:val="single" w:sz="4" w:space="0" w:color="000000"/>
+              <w:right w:val="single" w:sz="4" w:space="0" w:color="000000"/>
+            </w:tcBorders>
+            <w:vAlign w:val="center"/>
+          </w:tcPr>
+          <w:p>
+            <w:pPr>
+              <w:spacing w:before="40" w:after="40"/>
+              <w:jc w:val="left"/>
+            </w:pPr>
+            <w:r>
+              <w:rPr>
+                <w:rFonts w:ascii="Adani" w:hAnsi="Adani"/>
+                <w:b w:val="0"/>
+                <w:sz w:val="18"/>
+                <w:u w:val="none"/>
+              </w:rPr>
+              <w:t>U93000GJ1999PTC037030</w:t>
+            </w:r>
+          </w:p>
+        </w:tc>
+        <w:tc>
+          <w:tcPr>
+            <w:tcW w:type="dxa" w:w="4252"/>
+            <w:shd w:val="clear" w:color="auto" w:fill="FFFFFF"/>
+            <w:tcBorders>
+              <w:top w:val="single" w:sz="4" w:space="0" w:color="000000"/>
+              <w:left w:val="single" w:sz="4" w:space="0" w:color="000000"/>
+              <w:bottom w:val="single" w:sz="4" w:space="0" w:color="000000"/>
+              <w:right w:val="single" w:sz="4" w:space="0" w:color="000000"/>
+            </w:tcBorders>
+            <w:vAlign w:val="center"/>
+          </w:tcPr>
+          <w:p>
+            <w:pPr>
+              <w:spacing w:before="40" w:after="40"/>
+              <w:jc w:val="left"/>
+            </w:pPr>
+            <w:r>
+              <w:rPr>
+                <w:rFonts w:ascii="Adani" w:hAnsi="Adani"/>
+                <w:b w:val="0"/>
+                <w:sz w:val="18"/>
+                <w:u w:val="none"/>
+              </w:rPr>
+              <w:t>BANKIM CONSULTANCY PRIVATE LIMITED</w:t>
+            </w:r>
+          </w:p>
+        </w:tc>
+        <w:tc>
+          <w:tcPr>
+            <w:tcW w:type="dxa" w:w="1587"/>
+            <w:shd w:val="clear" w:color="auto" w:fill="FFFFFF"/>
+            <w:tcBorders>
+              <w:top w:val="single" w:sz="4" w:space="0" w:color="000000"/>
+              <w:left w:val="single" w:sz="4" w:space="0" w:color="000000"/>
+              <w:bottom w:val="single" w:sz="4" w:space="0" w:color="000000"/>
+              <w:right w:val="single" w:sz="4" w:space="0" w:color="000000"/>
+            </w:tcBorders>
+            <w:vAlign w:val="center"/>
+          </w:tcPr>
+          <w:p>
+            <w:pPr>
+              <w:spacing w:before="40" w:after="40"/>
+              <w:jc w:val="left"/>
+            </w:pPr>
+            <w:r>
+              <w:rPr>
+                <w:rFonts w:ascii="Adani" w:hAnsi="Adani"/>
+                <w:b w:val="0"/>
+                <w:sz w:val="18"/>
+                <w:u w:val="none"/>
+              </w:rPr>
+              <w:t>Director</w:t>
+            </w:r>
+          </w:p>
+        </w:tc>
+        <w:tc>
+          <w:tcPr>
+            <w:tcW w:type="dxa" w:w="1304"/>
+            <w:shd w:val="clear" w:color="auto" w:fill="FFFFFF"/>
+            <w:tcBorders>
+              <w:top w:val="single" w:sz="4" w:space="0" w:color="000000"/>
+              <w:left w:val="single" w:sz="4" w:space="0" w:color="000000"/>
+              <w:bottom w:val="single" w:sz="4" w:space="0" w:color="000000"/>
+              <w:right w:val="single" w:sz="4" w:space="0" w:color="000000"/>
+            </w:tcBorders>
+            <w:vAlign w:val="center"/>
+          </w:tcPr>
+          <w:p>
+            <w:pPr>
+              <w:spacing w:before="40" w:after="40"/>
+              <w:jc w:val="left"/>
+            </w:pPr>
+            <w:r>
+              <w:rPr>
+                <w:rFonts w:ascii="Adani" w:hAnsi="Adani"/>
+                <w:b w:val="0"/>
+                <w:sz w:val="18"/>
+                <w:u w:val="none"/>
+              </w:rPr>
+              <w:t>23/03/2009</w:t>
+            </w:r>
+          </w:p>
+        </w:tc>
+      </w:tr>
+      <w:tr>
+        <w:tc>
+          <w:tcPr>
+            <w:tcW w:type="dxa" w:w="2268"/>
+            <w:shd w:val="clear" w:color="auto" w:fill="FFFFFF"/>
+            <w:tcBorders>
+              <w:top w:val="single" w:sz="4" w:space="0" w:color="000000"/>
+              <w:left w:val="single" w:sz="4" w:space="0" w:color="000000"/>
+              <w:bottom w:val="single" w:sz="4" w:space="0" w:color="000000"/>
+              <w:right w:val="single" w:sz="4" w:space="0" w:color="000000"/>
+            </w:tcBorders>
+            <w:vAlign w:val="center"/>
+          </w:tcPr>
+          <w:p>
+            <w:pPr>
+              <w:spacing w:before="40" w:after="40"/>
+              <w:jc w:val="left"/>
+            </w:pPr>
+            <w:r>
+              <w:rPr>
+                <w:rFonts w:ascii="Adani" w:hAnsi="Adani"/>
+                <w:b w:val="0"/>
+                <w:sz w:val="18"/>
+                <w:u w:val="none"/>
+              </w:rPr>
+              <w:t>U74140GJ2009PTC056210</w:t>
+            </w:r>
+          </w:p>
+        </w:tc>
+        <w:tc>
+          <w:tcPr>
+            <w:tcW w:type="dxa" w:w="4252"/>
+            <w:shd w:val="clear" w:color="auto" w:fill="FFFFFF"/>
+            <w:tcBorders>
+              <w:top w:val="single" w:sz="4" w:space="0" w:color="000000"/>
+              <w:left w:val="single" w:sz="4" w:space="0" w:color="000000"/>
+              <w:bottom w:val="single" w:sz="4" w:space="0" w:color="000000"/>
+              <w:right w:val="single" w:sz="4" w:space="0" w:color="000000"/>
+            </w:tcBorders>
+            <w:vAlign w:val="center"/>
+          </w:tcPr>
+          <w:p>
+            <w:pPr>
+              <w:spacing w:before="40" w:after="40"/>
+              <w:jc w:val="left"/>
+            </w:pPr>
+            <w:r>
+              <w:rPr>
+                <w:rFonts w:ascii="Adani" w:hAnsi="Adani"/>
+                <w:b w:val="0"/>
+                <w:sz w:val="18"/>
+                <w:u w:val="none"/>
+              </w:rPr>
+              <w:t>NIRMAN ADVISORY PRIVATE LIMITED</w:t>
+            </w:r>
+          </w:p>
+        </w:tc>
+        <w:tc>
+          <w:tcPr>
+            <w:tcW w:type="dxa" w:w="1587"/>
+            <w:shd w:val="clear" w:color="auto" w:fill="FFFFFF"/>
+            <w:tcBorders>
+              <w:top w:val="single" w:sz="4" w:space="0" w:color="000000"/>
+              <w:left w:val="single" w:sz="4" w:space="0" w:color="000000"/>
+              <w:bottom w:val="single" w:sz="4" w:space="0" w:color="000000"/>
+              <w:right w:val="single" w:sz="4" w:space="0" w:color="000000"/>
+            </w:tcBorders>
+            <w:vAlign w:val="center"/>
+          </w:tcPr>
+          <w:p>
+            <w:pPr>
+              <w:spacing w:before="40" w:after="40"/>
+              <w:jc w:val="left"/>
+            </w:pPr>
+            <w:r>
+              <w:rPr>
+                <w:rFonts w:ascii="Adani" w:hAnsi="Adani"/>
+                <w:b w:val="0"/>
+                <w:sz w:val="18"/>
+                <w:u w:val="none"/>
+              </w:rPr>
+              <w:t>Director</w:t>
+            </w:r>
+          </w:p>
+        </w:tc>
+        <w:tc>
+          <w:tcPr>
+            <w:tcW w:type="dxa" w:w="1304"/>
+            <w:shd w:val="clear" w:color="auto" w:fill="FFFFFF"/>
+            <w:tcBorders>
+              <w:top w:val="single" w:sz="4" w:space="0" w:color="000000"/>
+              <w:left w:val="single" w:sz="4" w:space="0" w:color="000000"/>
+              <w:bottom w:val="single" w:sz="4" w:space="0" w:color="000000"/>
+              <w:right w:val="single" w:sz="4" w:space="0" w:color="000000"/>
+            </w:tcBorders>
+            <w:vAlign w:val="center"/>
+          </w:tcPr>
+          <w:p>
+            <w:pPr>
+              <w:spacing w:before="40" w:after="40"/>
+              <w:jc w:val="left"/>
+            </w:pPr>
+            <w:r>
+              <w:rPr>
+                <w:rFonts w:ascii="Adani" w:hAnsi="Adani"/>
+                <w:b w:val="0"/>
+                <w:sz w:val="18"/>
+                <w:u w:val="none"/>
+              </w:rPr>
+              <w:t>24/02/2009</w:t>
+            </w:r>
+          </w:p>
+        </w:tc>
+      </w:tr>
+      <w:tr>
+        <w:tc>
+          <w:tcPr>
+            <w:tcW w:type="dxa" w:w="2268"/>
+            <w:shd w:val="clear" w:color="auto" w:fill="FFFFFF"/>
+            <w:tcBorders>
+              <w:top w:val="single" w:sz="4" w:space="0" w:color="000000"/>
+              <w:left w:val="single" w:sz="4" w:space="0" w:color="000000"/>
+              <w:bottom w:val="single" w:sz="4" w:space="0" w:color="000000"/>
+              <w:right w:val="single" w:sz="4" w:space="0" w:color="000000"/>
+            </w:tcBorders>
+            <w:vAlign w:val="center"/>
+          </w:tcPr>
+          <w:p>
+            <w:pPr>
+              <w:spacing w:before="40" w:after="40"/>
+              <w:jc w:val="left"/>
+            </w:pPr>
+            <w:r>
+              <w:rPr>
+                <w:rFonts w:ascii="Adani" w:hAnsi="Adani"/>
+                <w:b w:val="0"/>
+                <w:sz w:val="18"/>
+                <w:u w:val="none"/>
+              </w:rPr>
               <w:t>U93000GJ2008PTC054450</w:t>
             </w:r>
           </w:p>
@@ -8935,6 +9345,120 @@
                 <w:sz w:val="18"/>
                 <w:u w:val="none"/>
               </w:rPr>
+              <w:t>U74140GJ2006PTC048893</w:t>
+            </w:r>
+          </w:p>
+        </w:tc>
+        <w:tc>
+          <w:tcPr>
+            <w:tcW w:type="dxa" w:w="4252"/>
+            <w:shd w:val="clear" w:color="auto" w:fill="FFFFFF"/>
+            <w:tcBorders>
+              <w:top w:val="single" w:sz="4" w:space="0" w:color="000000"/>
+              <w:left w:val="single" w:sz="4" w:space="0" w:color="000000"/>
+              <w:bottom w:val="single" w:sz="4" w:space="0" w:color="000000"/>
+              <w:right w:val="single" w:sz="4" w:space="0" w:color="000000"/>
+            </w:tcBorders>
+            <w:vAlign w:val="center"/>
+          </w:tcPr>
+          <w:p>
+            <w:pPr>
+              <w:spacing w:before="40" w:after="40"/>
+              <w:jc w:val="left"/>
+            </w:pPr>
+            <w:r>
+              <w:rPr>
+                <w:rFonts w:ascii="Adani" w:hAnsi="Adani"/>
+                <w:b w:val="0"/>
+                <w:sz w:val="18"/>
+                <w:u w:val="none"/>
+              </w:rPr>
+              <w:t>ROHAN CORPORATE SERVICES PRIVATE LIMITED</w:t>
+            </w:r>
+          </w:p>
+        </w:tc>
+        <w:tc>
+          <w:tcPr>
+            <w:tcW w:type="dxa" w:w="1587"/>
+            <w:shd w:val="clear" w:color="auto" w:fill="FFFFFF"/>
+            <w:tcBorders>
+              <w:top w:val="single" w:sz="4" w:space="0" w:color="000000"/>
+              <w:left w:val="single" w:sz="4" w:space="0" w:color="000000"/>
+              <w:bottom w:val="single" w:sz="4" w:space="0" w:color="000000"/>
+              <w:right w:val="single" w:sz="4" w:space="0" w:color="000000"/>
+            </w:tcBorders>
+            <w:vAlign w:val="center"/>
+          </w:tcPr>
+          <w:p>
+            <w:pPr>
+              <w:spacing w:before="40" w:after="40"/>
+              <w:jc w:val="left"/>
+            </w:pPr>
+            <w:r>
+              <w:rPr>
+                <w:rFonts w:ascii="Adani" w:hAnsi="Adani"/>
+                <w:b w:val="0"/>
+                <w:sz w:val="18"/>
+                <w:u w:val="none"/>
+              </w:rPr>
+              <w:t>Director</w:t>
+            </w:r>
+          </w:p>
+        </w:tc>
+        <w:tc>
+          <w:tcPr>
+            <w:tcW w:type="dxa" w:w="1304"/>
+            <w:shd w:val="clear" w:color="auto" w:fill="FFFFFF"/>
+            <w:tcBorders>
+              <w:top w:val="single" w:sz="4" w:space="0" w:color="000000"/>
+              <w:left w:val="single" w:sz="4" w:space="0" w:color="000000"/>
+              <w:bottom w:val="single" w:sz="4" w:space="0" w:color="000000"/>
+              <w:right w:val="single" w:sz="4" w:space="0" w:color="000000"/>
+            </w:tcBorders>
+            <w:vAlign w:val="center"/>
+          </w:tcPr>
+          <w:p>
+            <w:pPr>
+              <w:spacing w:before="40" w:after="40"/>
+              <w:jc w:val="left"/>
+            </w:pPr>
+            <w:r>
+              <w:rPr>
+                <w:rFonts w:ascii="Adani" w:hAnsi="Adani"/>
+                <w:b w:val="0"/>
+                <w:sz w:val="18"/>
+                <w:u w:val="none"/>
+              </w:rPr>
+              <w:t>12/08/2006</w:t>
+            </w:r>
+          </w:p>
+        </w:tc>
+      </w:tr>
+      <w:tr>
+        <w:tc>
+          <w:tcPr>
+            <w:tcW w:type="dxa" w:w="2268"/>
+            <w:shd w:val="clear" w:color="auto" w:fill="FFFFFF"/>
+            <w:tcBorders>
+              <w:top w:val="single" w:sz="4" w:space="0" w:color="000000"/>
+              <w:left w:val="single" w:sz="4" w:space="0" w:color="000000"/>
+              <w:bottom w:val="single" w:sz="4" w:space="0" w:color="000000"/>
+              <w:right w:val="single" w:sz="4" w:space="0" w:color="000000"/>
+            </w:tcBorders>
+            <w:vAlign w:val="center"/>
+          </w:tcPr>
+          <w:p>
+            <w:pPr>
+              <w:spacing w:before="40" w:after="40"/>
+              <w:jc w:val="left"/>
+            </w:pPr>
+            <w:r>
+              <w:rPr>
+                <w:rFonts w:ascii="Adani" w:hAnsi="Adani"/>
+                <w:b w:val="0"/>
+                <w:sz w:val="18"/>
+                <w:u w:val="none"/>
+              </w:rPr>
               <w:t>U24229GJ1987PTC009600</w:t>
             </w:r>
           </w:p>
@@ -9049,7 +9573,7 @@
                 <w:sz w:val="18"/>
                 <w:u w:val="none"/>
               </w:rPr>
-              <w:t>U65910GJ1996PTC029846</w:t>
+              <w:t>U65910GJ1995PTC025393</w:t>
             </w:r>
           </w:p>
         </w:tc>
@@ -9077,7 +9601,7 @@
                 <w:sz w:val="18"/>
                 <w:u w:val="none"/>
               </w:rPr>
-              <w:t>MRUNAL AGENCY AND FINANCIALS PRIVATE LIMITED</w:t>
+              <w:t>DYNAMIC ASSIGNMENTS PRIVATE LIMITED</w:t>
             </w:r>
           </w:p>
         </w:tc>
@@ -9133,7 +9657,7 @@
                 <w:sz w:val="18"/>
                 <w:u w:val="none"/>
               </w:rPr>
-              <w:t>07/06/1996</w:t>
+              <w:t>01/11/1995</w:t>
             </w:r>
           </w:p>
         </w:tc>

--- a/Backend/Director_Disclosure/Output_Disclosures/2024-25/UMESH_VED_ADVISORS_PRIVATE_LIMITED/MBP-1/MBP1_UMESH_HARJIVANDAS_VED_00003393.docx
+++ b/Backend/Director_Disclosure/Output_Disclosures/2024-25/UMESH_VED_ADVISORS_PRIVATE_LIMITED/MBP-1/MBP1_UMESH_HARJIVANDAS_VED_00003393.docx
@@ -3976,7 +3976,7 @@
                 <w:sz w:val="18"/>
                 <w:u w:val="none"/>
               </w:rPr>
-              <w:t>Date:   15th May, 2026</w:t>
+              <w:t>Date:   27th May, 2026</w:t>
             </w:r>
           </w:p>
         </w:tc>
@@ -5013,7 +5013,7 @@
                 <w:sz w:val="18"/>
                 <w:u w:val="none"/>
               </w:rPr>
-              <w:t>Date:   15th May, 2026</w:t>
+              <w:t>Date:   27th May, 2026</w:t>
             </w:r>
           </w:p>
         </w:tc>
@@ -5174,7 +5174,7 @@
           <w:sz w:val="20"/>
           <w:u w:val="none"/>
         </w:rPr>
-        <w:t>15th May, 2026</w:t>
+        <w:t>27th May, 2026</w:t>
       </w:r>
     </w:p>
     <w:p>

--- a/Backend/Director_Disclosure/Output_Disclosures/2024-25/UMESH_VED_ADVISORS_PRIVATE_LIMITED/MBP-1/MBP1_UMESH_HARJIVANDAS_VED_00003393.docx
+++ b/Backend/Director_Disclosure/Output_Disclosures/2024-25/UMESH_VED_ADVISORS_PRIVATE_LIMITED/MBP-1/MBP1_UMESH_HARJIVANDAS_VED_00003393.docx
@@ -673,7 +673,7 @@
                 <w:sz w:val="18"/>
                 <w:u w:val="none"/>
               </w:rPr>
-              <w:t>ADANI SOLAR ENERGY JODHPUR FOUR LIMITED</w:t>
+              <w:t>ADANI SOLAR ENERGY JODHPUR THREE LIMITED</w:t>
             </w:r>
           </w:p>
         </w:tc>
@@ -815,7 +815,7 @@
                 <w:sz w:val="18"/>
                 <w:u w:val="none"/>
               </w:rPr>
-              <w:t>ADANI SOLAR ENERGY JODHPUR THREE LIMITED</w:t>
+              <w:t>ADANI SOLAR ENERGY JODHPUR FOUR LIMITED</w:t>
             </w:r>
           </w:p>
         </w:tc>
@@ -1099,7 +1099,7 @@
                 <w:sz w:val="18"/>
                 <w:u w:val="none"/>
               </w:rPr>
-              <w:t>ADANI SOLAR ENERGY AP SEVEN PRIVATE LIMITED</w:t>
+              <w:t>ADANI SOLAR ENERGY KA NINE LIMITED</w:t>
             </w:r>
           </w:p>
         </w:tc>
@@ -1241,7 +1241,7 @@
                 <w:sz w:val="18"/>
                 <w:u w:val="none"/>
               </w:rPr>
-              <w:t>ADANI SOLAR ENERGY KUTCHH ONE LIMITED</w:t>
+              <w:t>ADANI SOLAR ENERGY CHITRAKOOT ONE LIMITED</w:t>
             </w:r>
           </w:p>
         </w:tc>
@@ -1383,7 +1383,7 @@
                 <w:sz w:val="18"/>
                 <w:u w:val="none"/>
               </w:rPr>
-              <w:t>ADANI SOLAR ENERGY JODHPUR FIVE LIMITED</w:t>
+              <w:t>ADANI SOLAR ENERGY KUTCHH ONE LIMITED</w:t>
             </w:r>
           </w:p>
         </w:tc>
@@ -1525,7 +1525,7 @@
                 <w:sz w:val="18"/>
                 <w:u w:val="none"/>
               </w:rPr>
-              <w:t>ADANI SOLAR ENERGY KA NINE LIMITED</w:t>
+              <w:t>ADANI SOLAR ENERGY AP SEVEN PRIVATE LIMITED</w:t>
             </w:r>
           </w:p>
         </w:tc>
@@ -1667,7 +1667,7 @@
                 <w:sz w:val="18"/>
                 <w:u w:val="none"/>
               </w:rPr>
-              <w:t>ADANI SOLAR ENERGY AP SIX PRIVATE LIMITED</w:t>
+              <w:t>ADANI SOLAR ENERGY JODHPUR FIVE LIMITED</w:t>
             </w:r>
           </w:p>
         </w:tc>
@@ -1809,7 +1809,7 @@
                 <w:sz w:val="18"/>
                 <w:u w:val="none"/>
               </w:rPr>
-              <w:t>ADANI SOLAR ENERGY CHITRAKOOT ONE LIMITED</w:t>
+              <w:t>ADANI SOLAR ENERGY AP SIX PRIVATE LIMITED</w:t>
             </w:r>
           </w:p>
         </w:tc>
@@ -2661,432 +2661,6 @@
                 <w:sz w:val="18"/>
                 <w:u w:val="none"/>
               </w:rPr>
-              <w:t>VRAJ ADVISORY PRIVATE LIMITED</w:t>
-            </w:r>
-          </w:p>
-        </w:tc>
-        <w:tc>
-          <w:tcPr>
-            <w:tcW w:type="dxa" w:w="1814"/>
-            <w:shd w:val="clear" w:color="auto" w:fill="FFFFFF"/>
-            <w:tcBorders>
-              <w:top w:val="single" w:sz="4" w:space="0" w:color="000000"/>
-              <w:left w:val="single" w:sz="4" w:space="0" w:color="000000"/>
-              <w:bottom w:val="single" w:sz="4" w:space="0" w:color="000000"/>
-              <w:right w:val="single" w:sz="4" w:space="0" w:color="000000"/>
-            </w:tcBorders>
-            <w:vAlign w:val="center"/>
-          </w:tcPr>
-          <w:p>
-            <w:pPr>
-              <w:spacing w:before="40" w:after="40"/>
-              <w:jc w:val="left"/>
-            </w:pPr>
-            <w:r>
-              <w:rPr>
-                <w:rFonts w:ascii="Adani" w:hAnsi="Adani"/>
-                <w:b w:val="0"/>
-                <w:sz w:val="18"/>
-                <w:u w:val="none"/>
-              </w:rPr>
-              <w:t>Director</w:t>
-            </w:r>
-          </w:p>
-        </w:tc>
-        <w:tc>
-          <w:tcPr>
-            <w:tcW w:type="dxa" w:w="1020"/>
-            <w:shd w:val="clear" w:color="auto" w:fill="FFFFFF"/>
-            <w:tcBorders>
-              <w:top w:val="single" w:sz="4" w:space="0" w:color="000000"/>
-              <w:left w:val="single" w:sz="4" w:space="0" w:color="000000"/>
-              <w:bottom w:val="single" w:sz="4" w:space="0" w:color="000000"/>
-              <w:right w:val="single" w:sz="4" w:space="0" w:color="000000"/>
-            </w:tcBorders>
-            <w:vAlign w:val="center"/>
-          </w:tcPr>
-          <w:p>
-            <w:pPr>
-              <w:spacing w:before="40" w:after="40"/>
-              <w:jc w:val="left"/>
-            </w:pPr>
-            <w:r>
-              <w:rPr>
-                <w:rFonts w:ascii="Adani" w:hAnsi="Adani"/>
-                <w:b w:val="0"/>
-                <w:sz w:val="18"/>
-                <w:u w:val="none"/>
-              </w:rPr>
-              <w:t>NIL</w:t>
-            </w:r>
-          </w:p>
-        </w:tc>
-        <w:tc>
-          <w:tcPr>
-            <w:tcW w:type="dxa" w:w="1247"/>
-            <w:shd w:val="clear" w:color="auto" w:fill="FFFFFF"/>
-            <w:tcBorders>
-              <w:top w:val="single" w:sz="4" w:space="0" w:color="000000"/>
-              <w:left w:val="single" w:sz="4" w:space="0" w:color="000000"/>
-              <w:bottom w:val="single" w:sz="4" w:space="0" w:color="000000"/>
-              <w:right w:val="single" w:sz="4" w:space="0" w:color="000000"/>
-            </w:tcBorders>
-            <w:vAlign w:val="center"/>
-          </w:tcPr>
-          <w:p>
-            <w:pPr>
-              <w:spacing w:before="40" w:after="40"/>
-              <w:jc w:val="left"/>
-            </w:pPr>
-            <w:r>
-              <w:rPr>
-                <w:rFonts w:ascii="Adani" w:hAnsi="Adani"/>
-                <w:b w:val="0"/>
-                <w:sz w:val="18"/>
-                <w:u w:val="none"/>
-              </w:rPr>
-              <w:t>04/11/2011</w:t>
-            </w:r>
-          </w:p>
-        </w:tc>
-      </w:tr>
-      <w:tr>
-        <w:tc>
-          <w:tcPr>
-            <w:tcW w:type="dxa" w:w="680"/>
-            <w:shd w:val="clear" w:color="auto" w:fill="FFFFFF"/>
-            <w:tcBorders>
-              <w:top w:val="single" w:sz="4" w:space="0" w:color="000000"/>
-              <w:left w:val="single" w:sz="4" w:space="0" w:color="000000"/>
-              <w:bottom w:val="single" w:sz="4" w:space="0" w:color="000000"/>
-              <w:right w:val="single" w:sz="4" w:space="0" w:color="000000"/>
-            </w:tcBorders>
-            <w:vAlign w:val="center"/>
-          </w:tcPr>
-          <w:p>
-            <w:pPr>
-              <w:spacing w:before="40" w:after="40"/>
-              <w:jc w:val="left"/>
-            </w:pPr>
-            <w:r>
-              <w:rPr>
-                <w:rFonts w:ascii="Adani" w:hAnsi="Adani"/>
-                <w:b w:val="0"/>
-                <w:sz w:val="18"/>
-                <w:u w:val="none"/>
-              </w:rPr>
-              <w:t>18</w:t>
-            </w:r>
-          </w:p>
-        </w:tc>
-        <w:tc>
-          <w:tcPr>
-            <w:tcW w:type="dxa" w:w="3969"/>
-            <w:shd w:val="clear" w:color="auto" w:fill="FFFFFF"/>
-            <w:tcBorders>
-              <w:top w:val="single" w:sz="4" w:space="0" w:color="000000"/>
-              <w:left w:val="single" w:sz="4" w:space="0" w:color="000000"/>
-              <w:bottom w:val="single" w:sz="4" w:space="0" w:color="000000"/>
-              <w:right w:val="single" w:sz="4" w:space="0" w:color="000000"/>
-            </w:tcBorders>
-            <w:vAlign w:val="center"/>
-          </w:tcPr>
-          <w:p>
-            <w:pPr>
-              <w:spacing w:before="40" w:after="40"/>
-              <w:jc w:val="left"/>
-            </w:pPr>
-            <w:r>
-              <w:rPr>
-                <w:rFonts w:ascii="Adani" w:hAnsi="Adani"/>
-                <w:b w:val="0"/>
-                <w:sz w:val="18"/>
-                <w:u w:val="none"/>
-              </w:rPr>
-              <w:t>BANKIM CONSULTANCY PRIVATE LIMITED</w:t>
-            </w:r>
-          </w:p>
-        </w:tc>
-        <w:tc>
-          <w:tcPr>
-            <w:tcW w:type="dxa" w:w="1814"/>
-            <w:shd w:val="clear" w:color="auto" w:fill="FFFFFF"/>
-            <w:tcBorders>
-              <w:top w:val="single" w:sz="4" w:space="0" w:color="000000"/>
-              <w:left w:val="single" w:sz="4" w:space="0" w:color="000000"/>
-              <w:bottom w:val="single" w:sz="4" w:space="0" w:color="000000"/>
-              <w:right w:val="single" w:sz="4" w:space="0" w:color="000000"/>
-            </w:tcBorders>
-            <w:vAlign w:val="center"/>
-          </w:tcPr>
-          <w:p>
-            <w:pPr>
-              <w:spacing w:before="40" w:after="40"/>
-              <w:jc w:val="left"/>
-            </w:pPr>
-            <w:r>
-              <w:rPr>
-                <w:rFonts w:ascii="Adani" w:hAnsi="Adani"/>
-                <w:b w:val="0"/>
-                <w:sz w:val="18"/>
-                <w:u w:val="none"/>
-              </w:rPr>
-              <w:t>Director</w:t>
-            </w:r>
-          </w:p>
-        </w:tc>
-        <w:tc>
-          <w:tcPr>
-            <w:tcW w:type="dxa" w:w="1020"/>
-            <w:shd w:val="clear" w:color="auto" w:fill="FFFFFF"/>
-            <w:tcBorders>
-              <w:top w:val="single" w:sz="4" w:space="0" w:color="000000"/>
-              <w:left w:val="single" w:sz="4" w:space="0" w:color="000000"/>
-              <w:bottom w:val="single" w:sz="4" w:space="0" w:color="000000"/>
-              <w:right w:val="single" w:sz="4" w:space="0" w:color="000000"/>
-            </w:tcBorders>
-            <w:vAlign w:val="center"/>
-          </w:tcPr>
-          <w:p>
-            <w:pPr>
-              <w:spacing w:before="40" w:after="40"/>
-              <w:jc w:val="left"/>
-            </w:pPr>
-            <w:r>
-              <w:rPr>
-                <w:rFonts w:ascii="Adani" w:hAnsi="Adani"/>
-                <w:b w:val="0"/>
-                <w:sz w:val="18"/>
-                <w:u w:val="none"/>
-              </w:rPr>
-              <w:t>NIL</w:t>
-            </w:r>
-          </w:p>
-        </w:tc>
-        <w:tc>
-          <w:tcPr>
-            <w:tcW w:type="dxa" w:w="1247"/>
-            <w:shd w:val="clear" w:color="auto" w:fill="FFFFFF"/>
-            <w:tcBorders>
-              <w:top w:val="single" w:sz="4" w:space="0" w:color="000000"/>
-              <w:left w:val="single" w:sz="4" w:space="0" w:color="000000"/>
-              <w:bottom w:val="single" w:sz="4" w:space="0" w:color="000000"/>
-              <w:right w:val="single" w:sz="4" w:space="0" w:color="000000"/>
-            </w:tcBorders>
-            <w:vAlign w:val="center"/>
-          </w:tcPr>
-          <w:p>
-            <w:pPr>
-              <w:spacing w:before="40" w:after="40"/>
-              <w:jc w:val="left"/>
-            </w:pPr>
-            <w:r>
-              <w:rPr>
-                <w:rFonts w:ascii="Adani" w:hAnsi="Adani"/>
-                <w:b w:val="0"/>
-                <w:sz w:val="18"/>
-                <w:u w:val="none"/>
-              </w:rPr>
-              <w:t>23/03/2009</w:t>
-            </w:r>
-          </w:p>
-        </w:tc>
-      </w:tr>
-      <w:tr>
-        <w:tc>
-          <w:tcPr>
-            <w:tcW w:type="dxa" w:w="680"/>
-            <w:shd w:val="clear" w:color="auto" w:fill="FFFFFF"/>
-            <w:tcBorders>
-              <w:top w:val="single" w:sz="4" w:space="0" w:color="000000"/>
-              <w:left w:val="single" w:sz="4" w:space="0" w:color="000000"/>
-              <w:bottom w:val="single" w:sz="4" w:space="0" w:color="000000"/>
-              <w:right w:val="single" w:sz="4" w:space="0" w:color="000000"/>
-            </w:tcBorders>
-            <w:vAlign w:val="center"/>
-          </w:tcPr>
-          <w:p>
-            <w:pPr>
-              <w:spacing w:before="40" w:after="40"/>
-              <w:jc w:val="left"/>
-            </w:pPr>
-            <w:r>
-              <w:rPr>
-                <w:rFonts w:ascii="Adani" w:hAnsi="Adani"/>
-                <w:b w:val="0"/>
-                <w:sz w:val="18"/>
-                <w:u w:val="none"/>
-              </w:rPr>
-              <w:t>19</w:t>
-            </w:r>
-          </w:p>
-        </w:tc>
-        <w:tc>
-          <w:tcPr>
-            <w:tcW w:type="dxa" w:w="3969"/>
-            <w:shd w:val="clear" w:color="auto" w:fill="FFFFFF"/>
-            <w:tcBorders>
-              <w:top w:val="single" w:sz="4" w:space="0" w:color="000000"/>
-              <w:left w:val="single" w:sz="4" w:space="0" w:color="000000"/>
-              <w:bottom w:val="single" w:sz="4" w:space="0" w:color="000000"/>
-              <w:right w:val="single" w:sz="4" w:space="0" w:color="000000"/>
-            </w:tcBorders>
-            <w:vAlign w:val="center"/>
-          </w:tcPr>
-          <w:p>
-            <w:pPr>
-              <w:spacing w:before="40" w:after="40"/>
-              <w:jc w:val="left"/>
-            </w:pPr>
-            <w:r>
-              <w:rPr>
-                <w:rFonts w:ascii="Adani" w:hAnsi="Adani"/>
-                <w:b w:val="0"/>
-                <w:sz w:val="18"/>
-                <w:u w:val="none"/>
-              </w:rPr>
-              <w:t>NIRMAN ADVISORY PRIVATE LIMITED</w:t>
-            </w:r>
-          </w:p>
-        </w:tc>
-        <w:tc>
-          <w:tcPr>
-            <w:tcW w:type="dxa" w:w="1814"/>
-            <w:shd w:val="clear" w:color="auto" w:fill="FFFFFF"/>
-            <w:tcBorders>
-              <w:top w:val="single" w:sz="4" w:space="0" w:color="000000"/>
-              <w:left w:val="single" w:sz="4" w:space="0" w:color="000000"/>
-              <w:bottom w:val="single" w:sz="4" w:space="0" w:color="000000"/>
-              <w:right w:val="single" w:sz="4" w:space="0" w:color="000000"/>
-            </w:tcBorders>
-            <w:vAlign w:val="center"/>
-          </w:tcPr>
-          <w:p>
-            <w:pPr>
-              <w:spacing w:before="40" w:after="40"/>
-              <w:jc w:val="left"/>
-            </w:pPr>
-            <w:r>
-              <w:rPr>
-                <w:rFonts w:ascii="Adani" w:hAnsi="Adani"/>
-                <w:b w:val="0"/>
-                <w:sz w:val="18"/>
-                <w:u w:val="none"/>
-              </w:rPr>
-              <w:t>Director</w:t>
-            </w:r>
-          </w:p>
-        </w:tc>
-        <w:tc>
-          <w:tcPr>
-            <w:tcW w:type="dxa" w:w="1020"/>
-            <w:shd w:val="clear" w:color="auto" w:fill="FFFFFF"/>
-            <w:tcBorders>
-              <w:top w:val="single" w:sz="4" w:space="0" w:color="000000"/>
-              <w:left w:val="single" w:sz="4" w:space="0" w:color="000000"/>
-              <w:bottom w:val="single" w:sz="4" w:space="0" w:color="000000"/>
-              <w:right w:val="single" w:sz="4" w:space="0" w:color="000000"/>
-            </w:tcBorders>
-            <w:vAlign w:val="center"/>
-          </w:tcPr>
-          <w:p>
-            <w:pPr>
-              <w:spacing w:before="40" w:after="40"/>
-              <w:jc w:val="left"/>
-            </w:pPr>
-            <w:r>
-              <w:rPr>
-                <w:rFonts w:ascii="Adani" w:hAnsi="Adani"/>
-                <w:b w:val="0"/>
-                <w:sz w:val="18"/>
-                <w:u w:val="none"/>
-              </w:rPr>
-              <w:t>NIL</w:t>
-            </w:r>
-          </w:p>
-        </w:tc>
-        <w:tc>
-          <w:tcPr>
-            <w:tcW w:type="dxa" w:w="1247"/>
-            <w:shd w:val="clear" w:color="auto" w:fill="FFFFFF"/>
-            <w:tcBorders>
-              <w:top w:val="single" w:sz="4" w:space="0" w:color="000000"/>
-              <w:left w:val="single" w:sz="4" w:space="0" w:color="000000"/>
-              <w:bottom w:val="single" w:sz="4" w:space="0" w:color="000000"/>
-              <w:right w:val="single" w:sz="4" w:space="0" w:color="000000"/>
-            </w:tcBorders>
-            <w:vAlign w:val="center"/>
-          </w:tcPr>
-          <w:p>
-            <w:pPr>
-              <w:spacing w:before="40" w:after="40"/>
-              <w:jc w:val="left"/>
-            </w:pPr>
-            <w:r>
-              <w:rPr>
-                <w:rFonts w:ascii="Adani" w:hAnsi="Adani"/>
-                <w:b w:val="0"/>
-                <w:sz w:val="18"/>
-                <w:u w:val="none"/>
-              </w:rPr>
-              <w:t>24/02/2009</w:t>
-            </w:r>
-          </w:p>
-        </w:tc>
-      </w:tr>
-      <w:tr>
-        <w:tc>
-          <w:tcPr>
-            <w:tcW w:type="dxa" w:w="680"/>
-            <w:shd w:val="clear" w:color="auto" w:fill="FFFFFF"/>
-            <w:tcBorders>
-              <w:top w:val="single" w:sz="4" w:space="0" w:color="000000"/>
-              <w:left w:val="single" w:sz="4" w:space="0" w:color="000000"/>
-              <w:bottom w:val="single" w:sz="4" w:space="0" w:color="000000"/>
-              <w:right w:val="single" w:sz="4" w:space="0" w:color="000000"/>
-            </w:tcBorders>
-            <w:vAlign w:val="center"/>
-          </w:tcPr>
-          <w:p>
-            <w:pPr>
-              <w:spacing w:before="40" w:after="40"/>
-              <w:jc w:val="left"/>
-            </w:pPr>
-            <w:r>
-              <w:rPr>
-                <w:rFonts w:ascii="Adani" w:hAnsi="Adani"/>
-                <w:b w:val="0"/>
-                <w:sz w:val="18"/>
-                <w:u w:val="none"/>
-              </w:rPr>
-              <w:t>20</w:t>
-            </w:r>
-          </w:p>
-        </w:tc>
-        <w:tc>
-          <w:tcPr>
-            <w:tcW w:type="dxa" w:w="3969"/>
-            <w:shd w:val="clear" w:color="auto" w:fill="FFFFFF"/>
-            <w:tcBorders>
-              <w:top w:val="single" w:sz="4" w:space="0" w:color="000000"/>
-              <w:left w:val="single" w:sz="4" w:space="0" w:color="000000"/>
-              <w:bottom w:val="single" w:sz="4" w:space="0" w:color="000000"/>
-              <w:right w:val="single" w:sz="4" w:space="0" w:color="000000"/>
-            </w:tcBorders>
-            <w:vAlign w:val="center"/>
-          </w:tcPr>
-          <w:p>
-            <w:pPr>
-              <w:spacing w:before="40" w:after="40"/>
-              <w:jc w:val="left"/>
-            </w:pPr>
-            <w:r>
-              <w:rPr>
-                <w:rFonts w:ascii="Adani" w:hAnsi="Adani"/>
-                <w:b w:val="0"/>
-                <w:sz w:val="18"/>
-                <w:u w:val="none"/>
-              </w:rPr>
               <w:t>UMESH VED ADVISORS PRIVATE LIMITED</w:t>
             </w:r>
           </w:p>
@@ -3201,7 +2775,7 @@
                 <w:sz w:val="18"/>
                 <w:u w:val="none"/>
               </w:rPr>
-              <w:t>21</w:t>
+              <w:t>18</w:t>
             </w:r>
           </w:p>
         </w:tc>
@@ -3343,149 +2917,7 @@
                 <w:sz w:val="18"/>
                 <w:u w:val="none"/>
               </w:rPr>
-              <w:t>22</w:t>
-            </w:r>
-          </w:p>
-        </w:tc>
-        <w:tc>
-          <w:tcPr>
-            <w:tcW w:type="dxa" w:w="3969"/>
-            <w:shd w:val="clear" w:color="auto" w:fill="FFFFFF"/>
-            <w:tcBorders>
-              <w:top w:val="single" w:sz="4" w:space="0" w:color="000000"/>
-              <w:left w:val="single" w:sz="4" w:space="0" w:color="000000"/>
-              <w:bottom w:val="single" w:sz="4" w:space="0" w:color="000000"/>
-              <w:right w:val="single" w:sz="4" w:space="0" w:color="000000"/>
-            </w:tcBorders>
-            <w:vAlign w:val="center"/>
-          </w:tcPr>
-          <w:p>
-            <w:pPr>
-              <w:spacing w:before="40" w:after="40"/>
-              <w:jc w:val="left"/>
-            </w:pPr>
-            <w:r>
-              <w:rPr>
-                <w:rFonts w:ascii="Adani" w:hAnsi="Adani"/>
-                <w:b w:val="0"/>
-                <w:sz w:val="18"/>
-                <w:u w:val="none"/>
-              </w:rPr>
-              <w:t>ROHAN CORPORATE SERVICES PRIVATE LIMITED</w:t>
-            </w:r>
-          </w:p>
-        </w:tc>
-        <w:tc>
-          <w:tcPr>
-            <w:tcW w:type="dxa" w:w="1814"/>
-            <w:shd w:val="clear" w:color="auto" w:fill="FFFFFF"/>
-            <w:tcBorders>
-              <w:top w:val="single" w:sz="4" w:space="0" w:color="000000"/>
-              <w:left w:val="single" w:sz="4" w:space="0" w:color="000000"/>
-              <w:bottom w:val="single" w:sz="4" w:space="0" w:color="000000"/>
-              <w:right w:val="single" w:sz="4" w:space="0" w:color="000000"/>
-            </w:tcBorders>
-            <w:vAlign w:val="center"/>
-          </w:tcPr>
-          <w:p>
-            <w:pPr>
-              <w:spacing w:before="40" w:after="40"/>
-              <w:jc w:val="left"/>
-            </w:pPr>
-            <w:r>
-              <w:rPr>
-                <w:rFonts w:ascii="Adani" w:hAnsi="Adani"/>
-                <w:b w:val="0"/>
-                <w:sz w:val="18"/>
-                <w:u w:val="none"/>
-              </w:rPr>
-              <w:t>Director</w:t>
-            </w:r>
-          </w:p>
-        </w:tc>
-        <w:tc>
-          <w:tcPr>
-            <w:tcW w:type="dxa" w:w="1020"/>
-            <w:shd w:val="clear" w:color="auto" w:fill="FFFFFF"/>
-            <w:tcBorders>
-              <w:top w:val="single" w:sz="4" w:space="0" w:color="000000"/>
-              <w:left w:val="single" w:sz="4" w:space="0" w:color="000000"/>
-              <w:bottom w:val="single" w:sz="4" w:space="0" w:color="000000"/>
-              <w:right w:val="single" w:sz="4" w:space="0" w:color="000000"/>
-            </w:tcBorders>
-            <w:vAlign w:val="center"/>
-          </w:tcPr>
-          <w:p>
-            <w:pPr>
-              <w:spacing w:before="40" w:after="40"/>
-              <w:jc w:val="left"/>
-            </w:pPr>
-            <w:r>
-              <w:rPr>
-                <w:rFonts w:ascii="Adani" w:hAnsi="Adani"/>
-                <w:b w:val="0"/>
-                <w:sz w:val="18"/>
-                <w:u w:val="none"/>
-              </w:rPr>
-              <w:t>NIL</w:t>
-            </w:r>
-          </w:p>
-        </w:tc>
-        <w:tc>
-          <w:tcPr>
-            <w:tcW w:type="dxa" w:w="1247"/>
-            <w:shd w:val="clear" w:color="auto" w:fill="FFFFFF"/>
-            <w:tcBorders>
-              <w:top w:val="single" w:sz="4" w:space="0" w:color="000000"/>
-              <w:left w:val="single" w:sz="4" w:space="0" w:color="000000"/>
-              <w:bottom w:val="single" w:sz="4" w:space="0" w:color="000000"/>
-              <w:right w:val="single" w:sz="4" w:space="0" w:color="000000"/>
-            </w:tcBorders>
-            <w:vAlign w:val="center"/>
-          </w:tcPr>
-          <w:p>
-            <w:pPr>
-              <w:spacing w:before="40" w:after="40"/>
-              <w:jc w:val="left"/>
-            </w:pPr>
-            <w:r>
-              <w:rPr>
-                <w:rFonts w:ascii="Adani" w:hAnsi="Adani"/>
-                <w:b w:val="0"/>
-                <w:sz w:val="18"/>
-                <w:u w:val="none"/>
-              </w:rPr>
-              <w:t>12/08/2006</w:t>
-            </w:r>
-          </w:p>
-        </w:tc>
-      </w:tr>
-      <w:tr>
-        <w:tc>
-          <w:tcPr>
-            <w:tcW w:type="dxa" w:w="680"/>
-            <w:shd w:val="clear" w:color="auto" w:fill="FFFFFF"/>
-            <w:tcBorders>
-              <w:top w:val="single" w:sz="4" w:space="0" w:color="000000"/>
-              <w:left w:val="single" w:sz="4" w:space="0" w:color="000000"/>
-              <w:bottom w:val="single" w:sz="4" w:space="0" w:color="000000"/>
-              <w:right w:val="single" w:sz="4" w:space="0" w:color="000000"/>
-            </w:tcBorders>
-            <w:vAlign w:val="center"/>
-          </w:tcPr>
-          <w:p>
-            <w:pPr>
-              <w:spacing w:before="40" w:after="40"/>
-              <w:jc w:val="left"/>
-            </w:pPr>
-            <w:r>
-              <w:rPr>
-                <w:rFonts w:ascii="Adani" w:hAnsi="Adani"/>
-                <w:b w:val="0"/>
-                <w:sz w:val="18"/>
-                <w:u w:val="none"/>
-              </w:rPr>
-              <w:t>23</w:t>
+              <w:t>19</w:t>
             </w:r>
           </w:p>
         </w:tc>
@@ -3598,148 +3030,6 @@
                 <w:u w:val="none"/>
               </w:rPr>
               <w:t>01/05/2000</w:t>
-            </w:r>
-          </w:p>
-        </w:tc>
-      </w:tr>
-      <w:tr>
-        <w:tc>
-          <w:tcPr>
-            <w:tcW w:type="dxa" w:w="680"/>
-            <w:shd w:val="clear" w:color="auto" w:fill="FFFFFF"/>
-            <w:tcBorders>
-              <w:top w:val="single" w:sz="4" w:space="0" w:color="000000"/>
-              <w:left w:val="single" w:sz="4" w:space="0" w:color="000000"/>
-              <w:bottom w:val="single" w:sz="4" w:space="0" w:color="000000"/>
-              <w:right w:val="single" w:sz="4" w:space="0" w:color="000000"/>
-            </w:tcBorders>
-            <w:vAlign w:val="center"/>
-          </w:tcPr>
-          <w:p>
-            <w:pPr>
-              <w:spacing w:before="40" w:after="40"/>
-              <w:jc w:val="left"/>
-            </w:pPr>
-            <w:r>
-              <w:rPr>
-                <w:rFonts w:ascii="Adani" w:hAnsi="Adani"/>
-                <w:b w:val="0"/>
-                <w:sz w:val="18"/>
-                <w:u w:val="none"/>
-              </w:rPr>
-              <w:t>24</w:t>
-            </w:r>
-          </w:p>
-        </w:tc>
-        <w:tc>
-          <w:tcPr>
-            <w:tcW w:type="dxa" w:w="3969"/>
-            <w:shd w:val="clear" w:color="auto" w:fill="FFFFFF"/>
-            <w:tcBorders>
-              <w:top w:val="single" w:sz="4" w:space="0" w:color="000000"/>
-              <w:left w:val="single" w:sz="4" w:space="0" w:color="000000"/>
-              <w:bottom w:val="single" w:sz="4" w:space="0" w:color="000000"/>
-              <w:right w:val="single" w:sz="4" w:space="0" w:color="000000"/>
-            </w:tcBorders>
-            <w:vAlign w:val="center"/>
-          </w:tcPr>
-          <w:p>
-            <w:pPr>
-              <w:spacing w:before="40" w:after="40"/>
-              <w:jc w:val="left"/>
-            </w:pPr>
-            <w:r>
-              <w:rPr>
-                <w:rFonts w:ascii="Adani" w:hAnsi="Adani"/>
-                <w:b w:val="0"/>
-                <w:sz w:val="18"/>
-                <w:u w:val="none"/>
-              </w:rPr>
-              <w:t>DYNAMIC ASSIGNMENTS PRIVATE LIMITED</w:t>
-            </w:r>
-          </w:p>
-        </w:tc>
-        <w:tc>
-          <w:tcPr>
-            <w:tcW w:type="dxa" w:w="1814"/>
-            <w:shd w:val="clear" w:color="auto" w:fill="FFFFFF"/>
-            <w:tcBorders>
-              <w:top w:val="single" w:sz="4" w:space="0" w:color="000000"/>
-              <w:left w:val="single" w:sz="4" w:space="0" w:color="000000"/>
-              <w:bottom w:val="single" w:sz="4" w:space="0" w:color="000000"/>
-              <w:right w:val="single" w:sz="4" w:space="0" w:color="000000"/>
-            </w:tcBorders>
-            <w:vAlign w:val="center"/>
-          </w:tcPr>
-          <w:p>
-            <w:pPr>
-              <w:spacing w:before="40" w:after="40"/>
-              <w:jc w:val="left"/>
-            </w:pPr>
-            <w:r>
-              <w:rPr>
-                <w:rFonts w:ascii="Adani" w:hAnsi="Adani"/>
-                <w:b w:val="0"/>
-                <w:sz w:val="18"/>
-                <w:u w:val="none"/>
-              </w:rPr>
-              <w:t>Director</w:t>
-            </w:r>
-          </w:p>
-        </w:tc>
-        <w:tc>
-          <w:tcPr>
-            <w:tcW w:type="dxa" w:w="1020"/>
-            <w:shd w:val="clear" w:color="auto" w:fill="FFFFFF"/>
-            <w:tcBorders>
-              <w:top w:val="single" w:sz="4" w:space="0" w:color="000000"/>
-              <w:left w:val="single" w:sz="4" w:space="0" w:color="000000"/>
-              <w:bottom w:val="single" w:sz="4" w:space="0" w:color="000000"/>
-              <w:right w:val="single" w:sz="4" w:space="0" w:color="000000"/>
-            </w:tcBorders>
-            <w:vAlign w:val="center"/>
-          </w:tcPr>
-          <w:p>
-            <w:pPr>
-              <w:spacing w:before="40" w:after="40"/>
-              <w:jc w:val="left"/>
-            </w:pPr>
-            <w:r>
-              <w:rPr>
-                <w:rFonts w:ascii="Adani" w:hAnsi="Adani"/>
-                <w:b w:val="0"/>
-                <w:sz w:val="18"/>
-                <w:u w:val="none"/>
-              </w:rPr>
-              <w:t>NIL</w:t>
-            </w:r>
-          </w:p>
-        </w:tc>
-        <w:tc>
-          <w:tcPr>
-            <w:tcW w:type="dxa" w:w="1247"/>
-            <w:shd w:val="clear" w:color="auto" w:fill="FFFFFF"/>
-            <w:tcBorders>
-              <w:top w:val="single" w:sz="4" w:space="0" w:color="000000"/>
-              <w:left w:val="single" w:sz="4" w:space="0" w:color="000000"/>
-              <w:bottom w:val="single" w:sz="4" w:space="0" w:color="000000"/>
-              <w:right w:val="single" w:sz="4" w:space="0" w:color="000000"/>
-            </w:tcBorders>
-            <w:vAlign w:val="center"/>
-          </w:tcPr>
-          <w:p>
-            <w:pPr>
-              <w:spacing w:before="40" w:after="40"/>
-              <w:jc w:val="left"/>
-            </w:pPr>
-            <w:r>
-              <w:rPr>
-                <w:rFonts w:ascii="Adani" w:hAnsi="Adani"/>
-                <w:b w:val="0"/>
-                <w:sz w:val="18"/>
-                <w:u w:val="none"/>
-              </w:rPr>
-              <w:t>01/11/1995</w:t>
             </w:r>
           </w:p>
         </w:tc>
@@ -3976,7 +3266,7 @@
                 <w:sz w:val="18"/>
                 <w:u w:val="none"/>
               </w:rPr>
-              <w:t>Date:   27th May, 2026</w:t>
+              <w:t>Date:   09th June, 2026</w:t>
             </w:r>
           </w:p>
         </w:tc>
@@ -5013,7 +4303,7 @@
                 <w:sz w:val="18"/>
                 <w:u w:val="none"/>
               </w:rPr>
-              <w:t>Date:   27th May, 2026</w:t>
+              <w:t>Date:   09th June, 2026</w:t>
             </w:r>
           </w:p>
         </w:tc>
@@ -5174,7 +4464,7 @@
           <w:sz w:val="20"/>
           <w:u w:val="none"/>
         </w:rPr>
-        <w:t>27th May, 2026</w:t>
+        <w:t>09th June, 2026</w:t>
       </w:r>
     </w:p>
     <w:p>
@@ -5249,7 +4539,7 @@
           <w:sz w:val="20"/>
           <w:u w:val="none"/>
         </w:rPr>
-        <w:t>ADANI SOLAR ENERGY JODHPUR FOUR LIMITED</w:t>
+        <w:t>ADANI SOLAR ENERGY JODHPUR THREE LIMITED</w:t>
       </w:r>
     </w:p>
     <w:p>
@@ -5264,7 +4554,7 @@
           <w:sz w:val="20"/>
           <w:u w:val="none"/>
         </w:rPr>
-        <w:t>ADANI SOLAR ENERGY JODHPUR THREE LIMITED</w:t>
+        <w:t>ADANI SOLAR ENERGY JODHPUR FOUR LIMITED</w:t>
       </w:r>
     </w:p>
     <w:p>
@@ -5294,7 +4584,22 @@
           <w:sz w:val="20"/>
           <w:u w:val="none"/>
         </w:rPr>
-        <w:t>ADANI SOLAR ENERGY AP SEVEN PRIVATE LIMITED</w:t>
+        <w:t>ADANI SOLAR ENERGY KA NINE LIMITED</w:t>
+      </w:r>
+    </w:p>
+    <w:p>
+      <w:pPr>
+        <w:spacing w:before="0" w:after="20"/>
+        <w:jc w:val="left"/>
+      </w:pPr>
+      <w:r>
+        <w:rPr>
+          <w:rFonts w:ascii="Adani" w:hAnsi="Adani"/>
+          <w:b/>
+          <w:sz w:val="20"/>
+          <w:u w:val="none"/>
+        </w:rPr>
+        <w:t>ADANI SOLAR ENERGY CHITRAKOOT ONE LIMITED</w:t>
       </w:r>
     </w:p>
     <w:p>
@@ -5324,6 +4629,21 @@
           <w:sz w:val="20"/>
           <w:u w:val="none"/>
         </w:rPr>
+        <w:t>ADANI SOLAR ENERGY AP SEVEN PRIVATE LIMITED</w:t>
+      </w:r>
+    </w:p>
+    <w:p>
+      <w:pPr>
+        <w:spacing w:before="0" w:after="20"/>
+        <w:jc w:val="left"/>
+      </w:pPr>
+      <w:r>
+        <w:rPr>
+          <w:rFonts w:ascii="Adani" w:hAnsi="Adani"/>
+          <w:b/>
+          <w:sz w:val="20"/>
+          <w:u w:val="none"/>
+        </w:rPr>
         <w:t>ADANI SOLAR ENERGY JODHPUR FIVE LIMITED</w:t>
       </w:r>
     </w:p>
@@ -5339,37 +4659,7 @@
           <w:sz w:val="20"/>
           <w:u w:val="none"/>
         </w:rPr>
-        <w:t>ADANI SOLAR ENERGY KA NINE LIMITED</w:t>
-      </w:r>
-    </w:p>
-    <w:p>
-      <w:pPr>
-        <w:spacing w:before="0" w:after="20"/>
-        <w:jc w:val="left"/>
-      </w:pPr>
-      <w:r>
-        <w:rPr>
-          <w:rFonts w:ascii="Adani" w:hAnsi="Adani"/>
-          <w:b/>
-          <w:sz w:val="20"/>
-          <w:u w:val="none"/>
-        </w:rPr>
         <w:t>ADANI SOLAR ENERGY AP SIX PRIVATE LIMITED</w:t>
-      </w:r>
-    </w:p>
-    <w:p>
-      <w:pPr>
-        <w:spacing w:before="0" w:after="20"/>
-        <w:jc w:val="left"/>
-      </w:pPr>
-      <w:r>
-        <w:rPr>
-          <w:rFonts w:ascii="Adani" w:hAnsi="Adani"/>
-          <w:b/>
-          <w:sz w:val="20"/>
-          <w:u w:val="none"/>
-        </w:rPr>
-        <w:t>ADANI SOLAR ENERGY CHITRAKOOT ONE LIMITED</w:t>
       </w:r>
     </w:p>
     <w:p>
@@ -5459,51 +4749,6 @@
           <w:sz w:val="20"/>
           <w:u w:val="none"/>
         </w:rPr>
-        <w:t>VRAJ ADVISORY PRIVATE LIMITED</w:t>
-      </w:r>
-    </w:p>
-    <w:p>
-      <w:pPr>
-        <w:spacing w:before="0" w:after="20"/>
-        <w:jc w:val="left"/>
-      </w:pPr>
-      <w:r>
-        <w:rPr>
-          <w:rFonts w:ascii="Adani" w:hAnsi="Adani"/>
-          <w:b/>
-          <w:sz w:val="20"/>
-          <w:u w:val="none"/>
-        </w:rPr>
-        <w:t>BANKIM CONSULTANCY PRIVATE LIMITED</w:t>
-      </w:r>
-    </w:p>
-    <w:p>
-      <w:pPr>
-        <w:spacing w:before="0" w:after="20"/>
-        <w:jc w:val="left"/>
-      </w:pPr>
-      <w:r>
-        <w:rPr>
-          <w:rFonts w:ascii="Adani" w:hAnsi="Adani"/>
-          <w:b/>
-          <w:sz w:val="20"/>
-          <w:u w:val="none"/>
-        </w:rPr>
-        <w:t>NIRMAN ADVISORY PRIVATE LIMITED</w:t>
-      </w:r>
-    </w:p>
-    <w:p>
-      <w:pPr>
-        <w:spacing w:before="0" w:after="20"/>
-        <w:jc w:val="left"/>
-      </w:pPr>
-      <w:r>
-        <w:rPr>
-          <w:rFonts w:ascii="Adani" w:hAnsi="Adani"/>
-          <w:b/>
-          <w:sz w:val="20"/>
-          <w:u w:val="none"/>
-        </w:rPr>
         <w:t>UMESH VED ADVISORS PRIVATE LIMITED</w:t>
       </w:r>
     </w:p>
@@ -5534,37 +4779,7 @@
           <w:sz w:val="20"/>
           <w:u w:val="none"/>
         </w:rPr>
-        <w:t>ROHAN CORPORATE SERVICES PRIVATE LIMITED</w:t>
-      </w:r>
-    </w:p>
-    <w:p>
-      <w:pPr>
-        <w:spacing w:before="0" w:after="20"/>
-        <w:jc w:val="left"/>
-      </w:pPr>
-      <w:r>
-        <w:rPr>
-          <w:rFonts w:ascii="Adani" w:hAnsi="Adani"/>
-          <w:b/>
-          <w:sz w:val="20"/>
-          <w:u w:val="none"/>
-        </w:rPr>
         <w:t>RENI CONSULTANTS PRIVATE LIMITED</w:t>
-      </w:r>
-    </w:p>
-    <w:p>
-      <w:pPr>
-        <w:spacing w:before="0" w:after="20"/>
-        <w:jc w:val="left"/>
-      </w:pPr>
-      <w:r>
-        <w:rPr>
-          <w:rFonts w:ascii="Adani" w:hAnsi="Adani"/>
-          <w:b/>
-          <w:sz w:val="20"/>
-          <w:u w:val="none"/>
-        </w:rPr>
-        <w:t>DYNAMIC ASSIGNMENTS PRIVATE LIMITED</w:t>
       </w:r>
     </w:p>
     <w:p/>
@@ -5655,6 +4870,21 @@
           <w:sz w:val="20"/>
           <w:u w:val="none"/>
         </w:rPr>
+        <w:t>ADANI SOLAR ENERGY JODHPUR THREE LIMITED</w:t>
+      </w:r>
+    </w:p>
+    <w:p>
+      <w:pPr>
+        <w:spacing w:before="0" w:after="20"/>
+        <w:jc w:val="left"/>
+      </w:pPr>
+      <w:r>
+        <w:rPr>
+          <w:rFonts w:ascii="Adani" w:hAnsi="Adani"/>
+          <w:b w:val="0"/>
+          <w:sz w:val="20"/>
+          <w:u w:val="none"/>
+        </w:rPr>
         <w:t>ADANI SOLAR ENERGY JODHPUR FOUR LIMITED</w:t>
       </w:r>
     </w:p>
@@ -5670,7 +4900,7 @@
           <w:sz w:val="20"/>
           <w:u w:val="none"/>
         </w:rPr>
-        <w:t>ADANI SOLAR ENERGY JODHPUR THREE LIMITED</w:t>
+        <w:t>FITFORMANCE LLP</w:t>
       </w:r>
     </w:p>
     <w:p>
@@ -5685,7 +4915,22 @@
           <w:sz w:val="20"/>
           <w:u w:val="none"/>
         </w:rPr>
-        <w:t>FITFORMANCE LLP</w:t>
+        <w:t>ADANI SOLAR ENERGY KA NINE LIMITED</w:t>
+      </w:r>
+    </w:p>
+    <w:p>
+      <w:pPr>
+        <w:spacing w:before="0" w:after="20"/>
+        <w:jc w:val="left"/>
+      </w:pPr>
+      <w:r>
+        <w:rPr>
+          <w:rFonts w:ascii="Adani" w:hAnsi="Adani"/>
+          <w:b w:val="0"/>
+          <w:sz w:val="20"/>
+          <w:u w:val="none"/>
+        </w:rPr>
+        <w:t>ADANI SOLAR ENERGY CHITRAKOOT ONE LIMITED</w:t>
       </w:r>
     </w:p>
     <w:p>
@@ -5716,36 +4961,6 @@
           <w:u w:val="none"/>
         </w:rPr>
         <w:t>ADANI SOLAR ENERGY JODHPUR FIVE LIMITED</w:t>
-      </w:r>
-    </w:p>
-    <w:p>
-      <w:pPr>
-        <w:spacing w:before="0" w:after="20"/>
-        <w:jc w:val="left"/>
-      </w:pPr>
-      <w:r>
-        <w:rPr>
-          <w:rFonts w:ascii="Adani" w:hAnsi="Adani"/>
-          <w:b w:val="0"/>
-          <w:sz w:val="20"/>
-          <w:u w:val="none"/>
-        </w:rPr>
-        <w:t>ADANI SOLAR ENERGY KA NINE LIMITED</w:t>
-      </w:r>
-    </w:p>
-    <w:p>
-      <w:pPr>
-        <w:spacing w:before="0" w:after="20"/>
-        <w:jc w:val="left"/>
-      </w:pPr>
-      <w:r>
-        <w:rPr>
-          <w:rFonts w:ascii="Adani" w:hAnsi="Adani"/>
-          <w:b w:val="0"/>
-          <w:sz w:val="20"/>
-          <w:u w:val="none"/>
-        </w:rPr>
-        <w:t>ADANI SOLAR ENERGY CHITRAKOOT ONE LIMITED</w:t>
       </w:r>
     </w:p>
     <w:p>
@@ -5915,51 +5130,6 @@
           <w:sz w:val="20"/>
           <w:u w:val="none"/>
         </w:rPr>
-        <w:t>VRAJ ADVISORY PRIVATE LIMITED</w:t>
-      </w:r>
-    </w:p>
-    <w:p>
-      <w:pPr>
-        <w:spacing w:before="0" w:after="20"/>
-        <w:jc w:val="left"/>
-      </w:pPr>
-      <w:r>
-        <w:rPr>
-          <w:rFonts w:ascii="Adani" w:hAnsi="Adani"/>
-          <w:b w:val="0"/>
-          <w:sz w:val="20"/>
-          <w:u w:val="none"/>
-        </w:rPr>
-        <w:t>BANKIM CONSULTANCY PRIVATE LIMITED</w:t>
-      </w:r>
-    </w:p>
-    <w:p>
-      <w:pPr>
-        <w:spacing w:before="0" w:after="20"/>
-        <w:jc w:val="left"/>
-      </w:pPr>
-      <w:r>
-        <w:rPr>
-          <w:rFonts w:ascii="Adani" w:hAnsi="Adani"/>
-          <w:b w:val="0"/>
-          <w:sz w:val="20"/>
-          <w:u w:val="none"/>
-        </w:rPr>
-        <w:t>NIRMAN ADVISORY PRIVATE LIMITED</w:t>
-      </w:r>
-    </w:p>
-    <w:p>
-      <w:pPr>
-        <w:spacing w:before="0" w:after="20"/>
-        <w:jc w:val="left"/>
-      </w:pPr>
-      <w:r>
-        <w:rPr>
-          <w:rFonts w:ascii="Adani" w:hAnsi="Adani"/>
-          <w:b w:val="0"/>
-          <w:sz w:val="20"/>
-          <w:u w:val="none"/>
-        </w:rPr>
         <w:t>UMESH VED ADVISORS PRIVATE LIMITED</w:t>
       </w:r>
     </w:p>
@@ -5990,37 +5160,7 @@
           <w:sz w:val="20"/>
           <w:u w:val="none"/>
         </w:rPr>
-        <w:t>ROHAN CORPORATE SERVICES PRIVATE LIMITED</w:t>
-      </w:r>
-    </w:p>
-    <w:p>
-      <w:pPr>
-        <w:spacing w:before="0" w:after="20"/>
-        <w:jc w:val="left"/>
-      </w:pPr>
-      <w:r>
-        <w:rPr>
-          <w:rFonts w:ascii="Adani" w:hAnsi="Adani"/>
-          <w:b w:val="0"/>
-          <w:sz w:val="20"/>
-          <w:u w:val="none"/>
-        </w:rPr>
         <w:t>RENI CONSULTANTS PRIVATE LIMITED</w:t>
-      </w:r>
-    </w:p>
-    <w:p>
-      <w:pPr>
-        <w:spacing w:before="0" w:after="20"/>
-        <w:jc w:val="left"/>
-      </w:pPr>
-      <w:r>
-        <w:rPr>
-          <w:rFonts w:ascii="Adani" w:hAnsi="Adani"/>
-          <w:b w:val="0"/>
-          <w:sz w:val="20"/>
-          <w:u w:val="none"/>
-        </w:rPr>
-        <w:t>DYNAMIC ASSIGNMENTS PRIVATE LIMITED</w:t>
       </w:r>
     </w:p>
     <w:p/>
@@ -6778,7 +5918,7 @@
                 <w:sz w:val="18"/>
                 <w:u w:val="none"/>
               </w:rPr>
-              <w:t>24</w:t>
+              <w:t>19</w:t>
             </w:r>
           </w:p>
         </w:tc>
@@ -7179,7 +6319,7 @@
                 <w:sz w:val="18"/>
                 <w:u w:val="none"/>
               </w:rPr>
-              <w:t>U74999GJ2017PLC166457</w:t>
+              <w:t>U74999GJ2017PLC166456</w:t>
             </w:r>
           </w:p>
         </w:tc>
@@ -7207,7 +6347,7 @@
                 <w:sz w:val="18"/>
                 <w:u w:val="none"/>
               </w:rPr>
-              <w:t>ADANI SOLAR ENERGY JODHPUR FOUR LIMITED</w:t>
+              <w:t>ADANI SOLAR ENERGY JODHPUR THREE LIMITED</w:t>
             </w:r>
           </w:p>
         </w:tc>
@@ -7293,7 +6433,7 @@
                 <w:sz w:val="18"/>
                 <w:u w:val="none"/>
               </w:rPr>
-              <w:t>U74999GJ2017PLC166456</w:t>
+              <w:t>U74999GJ2017PLC166457</w:t>
             </w:r>
           </w:p>
         </w:tc>
@@ -7321,7 +6461,7 @@
                 <w:sz w:val="18"/>
                 <w:u w:val="none"/>
               </w:rPr>
-              <w:t>ADANI SOLAR ENERGY JODHPUR THREE LIMITED</w:t>
+              <w:t>ADANI SOLAR ENERGY JODHPUR FOUR LIMITED</w:t>
             </w:r>
           </w:p>
         </w:tc>
@@ -7521,7 +6661,7 @@
                 <w:sz w:val="18"/>
                 <w:u w:val="none"/>
               </w:rPr>
-              <w:t>U74999GJ2018PTC166538</w:t>
+              <w:t>U74999DL2018PLC336949</w:t>
             </w:r>
           </w:p>
         </w:tc>
@@ -7549,7 +6689,121 @@
                 <w:sz w:val="18"/>
                 <w:u w:val="none"/>
               </w:rPr>
-              <w:t>ADANI SOLAR ENERGY AP SEVEN PRIVATE LIMITED</w:t>
+              <w:t>ADANI SOLAR ENERGY KA NINE LIMITED</w:t>
+            </w:r>
+          </w:p>
+        </w:tc>
+        <w:tc>
+          <w:tcPr>
+            <w:tcW w:type="dxa" w:w="1587"/>
+            <w:shd w:val="clear" w:color="auto" w:fill="FFFFFF"/>
+            <w:tcBorders>
+              <w:top w:val="single" w:sz="4" w:space="0" w:color="000000"/>
+              <w:left w:val="single" w:sz="4" w:space="0" w:color="000000"/>
+              <w:bottom w:val="single" w:sz="4" w:space="0" w:color="000000"/>
+              <w:right w:val="single" w:sz="4" w:space="0" w:color="000000"/>
+            </w:tcBorders>
+            <w:vAlign w:val="center"/>
+          </w:tcPr>
+          <w:p>
+            <w:pPr>
+              <w:spacing w:before="40" w:after="40"/>
+              <w:jc w:val="left"/>
+            </w:pPr>
+            <w:r>
+              <w:rPr>
+                <w:rFonts w:ascii="Adani" w:hAnsi="Adani"/>
+                <w:b w:val="0"/>
+                <w:sz w:val="18"/>
+                <w:u w:val="none"/>
+              </w:rPr>
+              <w:t>Director</w:t>
+            </w:r>
+          </w:p>
+        </w:tc>
+        <w:tc>
+          <w:tcPr>
+            <w:tcW w:type="dxa" w:w="1304"/>
+            <w:shd w:val="clear" w:color="auto" w:fill="FFFFFF"/>
+            <w:tcBorders>
+              <w:top w:val="single" w:sz="4" w:space="0" w:color="000000"/>
+              <w:left w:val="single" w:sz="4" w:space="0" w:color="000000"/>
+              <w:bottom w:val="single" w:sz="4" w:space="0" w:color="000000"/>
+              <w:right w:val="single" w:sz="4" w:space="0" w:color="000000"/>
+            </w:tcBorders>
+            <w:vAlign w:val="center"/>
+          </w:tcPr>
+          <w:p>
+            <w:pPr>
+              <w:spacing w:before="40" w:after="40"/>
+              <w:jc w:val="left"/>
+            </w:pPr>
+            <w:r>
+              <w:rPr>
+                <w:rFonts w:ascii="Adani" w:hAnsi="Adani"/>
+                <w:b w:val="0"/>
+                <w:sz w:val="18"/>
+                <w:u w:val="none"/>
+              </w:rPr>
+              <w:t>10/03/2022</w:t>
+            </w:r>
+          </w:p>
+        </w:tc>
+      </w:tr>
+      <w:tr>
+        <w:tc>
+          <w:tcPr>
+            <w:tcW w:type="dxa" w:w="2268"/>
+            <w:shd w:val="clear" w:color="auto" w:fill="FFFFFF"/>
+            <w:tcBorders>
+              <w:top w:val="single" w:sz="4" w:space="0" w:color="000000"/>
+              <w:left w:val="single" w:sz="4" w:space="0" w:color="000000"/>
+              <w:bottom w:val="single" w:sz="4" w:space="0" w:color="000000"/>
+              <w:right w:val="single" w:sz="4" w:space="0" w:color="000000"/>
+            </w:tcBorders>
+            <w:vAlign w:val="center"/>
+          </w:tcPr>
+          <w:p>
+            <w:pPr>
+              <w:spacing w:before="40" w:after="40"/>
+              <w:jc w:val="left"/>
+            </w:pPr>
+            <w:r>
+              <w:rPr>
+                <w:rFonts w:ascii="Adani" w:hAnsi="Adani"/>
+                <w:b w:val="0"/>
+                <w:sz w:val="18"/>
+                <w:u w:val="none"/>
+              </w:rPr>
+              <w:t>U40106GJ2018PLC104745</w:t>
+            </w:r>
+          </w:p>
+        </w:tc>
+        <w:tc>
+          <w:tcPr>
+            <w:tcW w:type="dxa" w:w="4252"/>
+            <w:shd w:val="clear" w:color="auto" w:fill="FFFFFF"/>
+            <w:tcBorders>
+              <w:top w:val="single" w:sz="4" w:space="0" w:color="000000"/>
+              <w:left w:val="single" w:sz="4" w:space="0" w:color="000000"/>
+              <w:bottom w:val="single" w:sz="4" w:space="0" w:color="000000"/>
+              <w:right w:val="single" w:sz="4" w:space="0" w:color="000000"/>
+            </w:tcBorders>
+            <w:vAlign w:val="center"/>
+          </w:tcPr>
+          <w:p>
+            <w:pPr>
+              <w:spacing w:before="40" w:after="40"/>
+              <w:jc w:val="left"/>
+            </w:pPr>
+            <w:r>
+              <w:rPr>
+                <w:rFonts w:ascii="Adani" w:hAnsi="Adani"/>
+                <w:b w:val="0"/>
+                <w:sz w:val="18"/>
+                <w:u w:val="none"/>
+              </w:rPr>
+              <w:t>ADANI SOLAR ENERGY CHITRAKOOT ONE LIMITED</w:t>
             </w:r>
           </w:p>
         </w:tc>
@@ -7749,6 +7003,120 @@
                 <w:sz w:val="18"/>
                 <w:u w:val="none"/>
               </w:rPr>
+              <w:t>U74999GJ2018PTC166538</w:t>
+            </w:r>
+          </w:p>
+        </w:tc>
+        <w:tc>
+          <w:tcPr>
+            <w:tcW w:type="dxa" w:w="4252"/>
+            <w:shd w:val="clear" w:color="auto" w:fill="FFFFFF"/>
+            <w:tcBorders>
+              <w:top w:val="single" w:sz="4" w:space="0" w:color="000000"/>
+              <w:left w:val="single" w:sz="4" w:space="0" w:color="000000"/>
+              <w:bottom w:val="single" w:sz="4" w:space="0" w:color="000000"/>
+              <w:right w:val="single" w:sz="4" w:space="0" w:color="000000"/>
+            </w:tcBorders>
+            <w:vAlign w:val="center"/>
+          </w:tcPr>
+          <w:p>
+            <w:pPr>
+              <w:spacing w:before="40" w:after="40"/>
+              <w:jc w:val="left"/>
+            </w:pPr>
+            <w:r>
+              <w:rPr>
+                <w:rFonts w:ascii="Adani" w:hAnsi="Adani"/>
+                <w:b w:val="0"/>
+                <w:sz w:val="18"/>
+                <w:u w:val="none"/>
+              </w:rPr>
+              <w:t>ADANI SOLAR ENERGY AP SEVEN PRIVATE LIMITED</w:t>
+            </w:r>
+          </w:p>
+        </w:tc>
+        <w:tc>
+          <w:tcPr>
+            <w:tcW w:type="dxa" w:w="1587"/>
+            <w:shd w:val="clear" w:color="auto" w:fill="FFFFFF"/>
+            <w:tcBorders>
+              <w:top w:val="single" w:sz="4" w:space="0" w:color="000000"/>
+              <w:left w:val="single" w:sz="4" w:space="0" w:color="000000"/>
+              <w:bottom w:val="single" w:sz="4" w:space="0" w:color="000000"/>
+              <w:right w:val="single" w:sz="4" w:space="0" w:color="000000"/>
+            </w:tcBorders>
+            <w:vAlign w:val="center"/>
+          </w:tcPr>
+          <w:p>
+            <w:pPr>
+              <w:spacing w:before="40" w:after="40"/>
+              <w:jc w:val="left"/>
+            </w:pPr>
+            <w:r>
+              <w:rPr>
+                <w:rFonts w:ascii="Adani" w:hAnsi="Adani"/>
+                <w:b w:val="0"/>
+                <w:sz w:val="18"/>
+                <w:u w:val="none"/>
+              </w:rPr>
+              <w:t>Director</w:t>
+            </w:r>
+          </w:p>
+        </w:tc>
+        <w:tc>
+          <w:tcPr>
+            <w:tcW w:type="dxa" w:w="1304"/>
+            <w:shd w:val="clear" w:color="auto" w:fill="FFFFFF"/>
+            <w:tcBorders>
+              <w:top w:val="single" w:sz="4" w:space="0" w:color="000000"/>
+              <w:left w:val="single" w:sz="4" w:space="0" w:color="000000"/>
+              <w:bottom w:val="single" w:sz="4" w:space="0" w:color="000000"/>
+              <w:right w:val="single" w:sz="4" w:space="0" w:color="000000"/>
+            </w:tcBorders>
+            <w:vAlign w:val="center"/>
+          </w:tcPr>
+          <w:p>
+            <w:pPr>
+              <w:spacing w:before="40" w:after="40"/>
+              <w:jc w:val="left"/>
+            </w:pPr>
+            <w:r>
+              <w:rPr>
+                <w:rFonts w:ascii="Adani" w:hAnsi="Adani"/>
+                <w:b w:val="0"/>
+                <w:sz w:val="18"/>
+                <w:u w:val="none"/>
+              </w:rPr>
+              <w:t>10/03/2022</w:t>
+            </w:r>
+          </w:p>
+        </w:tc>
+      </w:tr>
+      <w:tr>
+        <w:tc>
+          <w:tcPr>
+            <w:tcW w:type="dxa" w:w="2268"/>
+            <w:shd w:val="clear" w:color="auto" w:fill="FFFFFF"/>
+            <w:tcBorders>
+              <w:top w:val="single" w:sz="4" w:space="0" w:color="000000"/>
+              <w:left w:val="single" w:sz="4" w:space="0" w:color="000000"/>
+              <w:bottom w:val="single" w:sz="4" w:space="0" w:color="000000"/>
+              <w:right w:val="single" w:sz="4" w:space="0" w:color="000000"/>
+            </w:tcBorders>
+            <w:vAlign w:val="center"/>
+          </w:tcPr>
+          <w:p>
+            <w:pPr>
+              <w:spacing w:before="40" w:after="40"/>
+              <w:jc w:val="left"/>
+            </w:pPr>
+            <w:r>
+              <w:rPr>
+                <w:rFonts w:ascii="Adani" w:hAnsi="Adani"/>
+                <w:b w:val="0"/>
+                <w:sz w:val="18"/>
+                <w:u w:val="none"/>
+              </w:rPr>
               <w:t>U74999DL2018PLC331864</w:t>
             </w:r>
           </w:p>
@@ -7863,120 +7231,6 @@
                 <w:sz w:val="18"/>
                 <w:u w:val="none"/>
               </w:rPr>
-              <w:t>U74999DL2018PLC336949</w:t>
-            </w:r>
-          </w:p>
-        </w:tc>
-        <w:tc>
-          <w:tcPr>
-            <w:tcW w:type="dxa" w:w="4252"/>
-            <w:shd w:val="clear" w:color="auto" w:fill="FFFFFF"/>
-            <w:tcBorders>
-              <w:top w:val="single" w:sz="4" w:space="0" w:color="000000"/>
-              <w:left w:val="single" w:sz="4" w:space="0" w:color="000000"/>
-              <w:bottom w:val="single" w:sz="4" w:space="0" w:color="000000"/>
-              <w:right w:val="single" w:sz="4" w:space="0" w:color="000000"/>
-            </w:tcBorders>
-            <w:vAlign w:val="center"/>
-          </w:tcPr>
-          <w:p>
-            <w:pPr>
-              <w:spacing w:before="40" w:after="40"/>
-              <w:jc w:val="left"/>
-            </w:pPr>
-            <w:r>
-              <w:rPr>
-                <w:rFonts w:ascii="Adani" w:hAnsi="Adani"/>
-                <w:b w:val="0"/>
-                <w:sz w:val="18"/>
-                <w:u w:val="none"/>
-              </w:rPr>
-              <w:t>ADANI SOLAR ENERGY KA NINE LIMITED</w:t>
-            </w:r>
-          </w:p>
-        </w:tc>
-        <w:tc>
-          <w:tcPr>
-            <w:tcW w:type="dxa" w:w="1587"/>
-            <w:shd w:val="clear" w:color="auto" w:fill="FFFFFF"/>
-            <w:tcBorders>
-              <w:top w:val="single" w:sz="4" w:space="0" w:color="000000"/>
-              <w:left w:val="single" w:sz="4" w:space="0" w:color="000000"/>
-              <w:bottom w:val="single" w:sz="4" w:space="0" w:color="000000"/>
-              <w:right w:val="single" w:sz="4" w:space="0" w:color="000000"/>
-            </w:tcBorders>
-            <w:vAlign w:val="center"/>
-          </w:tcPr>
-          <w:p>
-            <w:pPr>
-              <w:spacing w:before="40" w:after="40"/>
-              <w:jc w:val="left"/>
-            </w:pPr>
-            <w:r>
-              <w:rPr>
-                <w:rFonts w:ascii="Adani" w:hAnsi="Adani"/>
-                <w:b w:val="0"/>
-                <w:sz w:val="18"/>
-                <w:u w:val="none"/>
-              </w:rPr>
-              <w:t>Director</w:t>
-            </w:r>
-          </w:p>
-        </w:tc>
-        <w:tc>
-          <w:tcPr>
-            <w:tcW w:type="dxa" w:w="1304"/>
-            <w:shd w:val="clear" w:color="auto" w:fill="FFFFFF"/>
-            <w:tcBorders>
-              <w:top w:val="single" w:sz="4" w:space="0" w:color="000000"/>
-              <w:left w:val="single" w:sz="4" w:space="0" w:color="000000"/>
-              <w:bottom w:val="single" w:sz="4" w:space="0" w:color="000000"/>
-              <w:right w:val="single" w:sz="4" w:space="0" w:color="000000"/>
-            </w:tcBorders>
-            <w:vAlign w:val="center"/>
-          </w:tcPr>
-          <w:p>
-            <w:pPr>
-              <w:spacing w:before="40" w:after="40"/>
-              <w:jc w:val="left"/>
-            </w:pPr>
-            <w:r>
-              <w:rPr>
-                <w:rFonts w:ascii="Adani" w:hAnsi="Adani"/>
-                <w:b w:val="0"/>
-                <w:sz w:val="18"/>
-                <w:u w:val="none"/>
-              </w:rPr>
-              <w:t>10/03/2022</w:t>
-            </w:r>
-          </w:p>
-        </w:tc>
-      </w:tr>
-      <w:tr>
-        <w:tc>
-          <w:tcPr>
-            <w:tcW w:type="dxa" w:w="2268"/>
-            <w:shd w:val="clear" w:color="auto" w:fill="FFFFFF"/>
-            <w:tcBorders>
-              <w:top w:val="single" w:sz="4" w:space="0" w:color="000000"/>
-              <w:left w:val="single" w:sz="4" w:space="0" w:color="000000"/>
-              <w:bottom w:val="single" w:sz="4" w:space="0" w:color="000000"/>
-              <w:right w:val="single" w:sz="4" w:space="0" w:color="000000"/>
-            </w:tcBorders>
-            <w:vAlign w:val="center"/>
-          </w:tcPr>
-          <w:p>
-            <w:pPr>
-              <w:spacing w:before="40" w:after="40"/>
-              <w:jc w:val="left"/>
-            </w:pPr>
-            <w:r>
-              <w:rPr>
-                <w:rFonts w:ascii="Adani" w:hAnsi="Adani"/>
-                <w:b w:val="0"/>
-                <w:sz w:val="18"/>
-                <w:u w:val="none"/>
-              </w:rPr>
               <w:t>U74140GJ2015PTC166455</w:t>
             </w:r>
           </w:p>
@@ -8006,120 +7260,6 @@
                 <w:u w:val="none"/>
               </w:rPr>
               <w:t>ADANI SOLAR ENERGY AP SIX PRIVATE LIMITED</w:t>
-            </w:r>
-          </w:p>
-        </w:tc>
-        <w:tc>
-          <w:tcPr>
-            <w:tcW w:type="dxa" w:w="1587"/>
-            <w:shd w:val="clear" w:color="auto" w:fill="FFFFFF"/>
-            <w:tcBorders>
-              <w:top w:val="single" w:sz="4" w:space="0" w:color="000000"/>
-              <w:left w:val="single" w:sz="4" w:space="0" w:color="000000"/>
-              <w:bottom w:val="single" w:sz="4" w:space="0" w:color="000000"/>
-              <w:right w:val="single" w:sz="4" w:space="0" w:color="000000"/>
-            </w:tcBorders>
-            <w:vAlign w:val="center"/>
-          </w:tcPr>
-          <w:p>
-            <w:pPr>
-              <w:spacing w:before="40" w:after="40"/>
-              <w:jc w:val="left"/>
-            </w:pPr>
-            <w:r>
-              <w:rPr>
-                <w:rFonts w:ascii="Adani" w:hAnsi="Adani"/>
-                <w:b w:val="0"/>
-                <w:sz w:val="18"/>
-                <w:u w:val="none"/>
-              </w:rPr>
-              <w:t>Director</w:t>
-            </w:r>
-          </w:p>
-        </w:tc>
-        <w:tc>
-          <w:tcPr>
-            <w:tcW w:type="dxa" w:w="1304"/>
-            <w:shd w:val="clear" w:color="auto" w:fill="FFFFFF"/>
-            <w:tcBorders>
-              <w:top w:val="single" w:sz="4" w:space="0" w:color="000000"/>
-              <w:left w:val="single" w:sz="4" w:space="0" w:color="000000"/>
-              <w:bottom w:val="single" w:sz="4" w:space="0" w:color="000000"/>
-              <w:right w:val="single" w:sz="4" w:space="0" w:color="000000"/>
-            </w:tcBorders>
-            <w:vAlign w:val="center"/>
-          </w:tcPr>
-          <w:p>
-            <w:pPr>
-              <w:spacing w:before="40" w:after="40"/>
-              <w:jc w:val="left"/>
-            </w:pPr>
-            <w:r>
-              <w:rPr>
-                <w:rFonts w:ascii="Adani" w:hAnsi="Adani"/>
-                <w:b w:val="0"/>
-                <w:sz w:val="18"/>
-                <w:u w:val="none"/>
-              </w:rPr>
-              <w:t>10/03/2022</w:t>
-            </w:r>
-          </w:p>
-        </w:tc>
-      </w:tr>
-      <w:tr>
-        <w:tc>
-          <w:tcPr>
-            <w:tcW w:type="dxa" w:w="2268"/>
-            <w:shd w:val="clear" w:color="auto" w:fill="FFFFFF"/>
-            <w:tcBorders>
-              <w:top w:val="single" w:sz="4" w:space="0" w:color="000000"/>
-              <w:left w:val="single" w:sz="4" w:space="0" w:color="000000"/>
-              <w:bottom w:val="single" w:sz="4" w:space="0" w:color="000000"/>
-              <w:right w:val="single" w:sz="4" w:space="0" w:color="000000"/>
-            </w:tcBorders>
-            <w:vAlign w:val="center"/>
-          </w:tcPr>
-          <w:p>
-            <w:pPr>
-              <w:spacing w:before="40" w:after="40"/>
-              <w:jc w:val="left"/>
-            </w:pPr>
-            <w:r>
-              <w:rPr>
-                <w:rFonts w:ascii="Adani" w:hAnsi="Adani"/>
-                <w:b w:val="0"/>
-                <w:sz w:val="18"/>
-                <w:u w:val="none"/>
-              </w:rPr>
-              <w:t>U40106GJ2018PLC104745</w:t>
-            </w:r>
-          </w:p>
-        </w:tc>
-        <w:tc>
-          <w:tcPr>
-            <w:tcW w:type="dxa" w:w="4252"/>
-            <w:shd w:val="clear" w:color="auto" w:fill="FFFFFF"/>
-            <w:tcBorders>
-              <w:top w:val="single" w:sz="4" w:space="0" w:color="000000"/>
-              <w:left w:val="single" w:sz="4" w:space="0" w:color="000000"/>
-              <w:bottom w:val="single" w:sz="4" w:space="0" w:color="000000"/>
-              <w:right w:val="single" w:sz="4" w:space="0" w:color="000000"/>
-            </w:tcBorders>
-            <w:vAlign w:val="center"/>
-          </w:tcPr>
-          <w:p>
-            <w:pPr>
-              <w:spacing w:before="40" w:after="40"/>
-              <w:jc w:val="left"/>
-            </w:pPr>
-            <w:r>
-              <w:rPr>
-                <w:rFonts w:ascii="Adani" w:hAnsi="Adani"/>
-                <w:b w:val="0"/>
-                <w:sz w:val="18"/>
-                <w:u w:val="none"/>
-              </w:rPr>
-              <w:t>ADANI SOLAR ENERGY CHITRAKOOT ONE LIMITED</w:t>
             </w:r>
           </w:p>
         </w:tc>
@@ -8775,348 +7915,6 @@
                 <w:sz w:val="18"/>
                 <w:u w:val="none"/>
               </w:rPr>
-              <w:t>U74140GJ2009PTC058667</w:t>
-            </w:r>
-          </w:p>
-        </w:tc>
-        <w:tc>
-          <w:tcPr>
-            <w:tcW w:type="dxa" w:w="4252"/>
-            <w:shd w:val="clear" w:color="auto" w:fill="FFFFFF"/>
-            <w:tcBorders>
-              <w:top w:val="single" w:sz="4" w:space="0" w:color="000000"/>
-              <w:left w:val="single" w:sz="4" w:space="0" w:color="000000"/>
-              <w:bottom w:val="single" w:sz="4" w:space="0" w:color="000000"/>
-              <w:right w:val="single" w:sz="4" w:space="0" w:color="000000"/>
-            </w:tcBorders>
-            <w:vAlign w:val="center"/>
-          </w:tcPr>
-          <w:p>
-            <w:pPr>
-              <w:spacing w:before="40" w:after="40"/>
-              <w:jc w:val="left"/>
-            </w:pPr>
-            <w:r>
-              <w:rPr>
-                <w:rFonts w:ascii="Adani" w:hAnsi="Adani"/>
-                <w:b w:val="0"/>
-                <w:sz w:val="18"/>
-                <w:u w:val="none"/>
-              </w:rPr>
-              <w:t>VRAJ ADVISORY PRIVATE LIMITED</w:t>
-            </w:r>
-          </w:p>
-        </w:tc>
-        <w:tc>
-          <w:tcPr>
-            <w:tcW w:type="dxa" w:w="1587"/>
-            <w:shd w:val="clear" w:color="auto" w:fill="FFFFFF"/>
-            <w:tcBorders>
-              <w:top w:val="single" w:sz="4" w:space="0" w:color="000000"/>
-              <w:left w:val="single" w:sz="4" w:space="0" w:color="000000"/>
-              <w:bottom w:val="single" w:sz="4" w:space="0" w:color="000000"/>
-              <w:right w:val="single" w:sz="4" w:space="0" w:color="000000"/>
-            </w:tcBorders>
-            <w:vAlign w:val="center"/>
-          </w:tcPr>
-          <w:p>
-            <w:pPr>
-              <w:spacing w:before="40" w:after="40"/>
-              <w:jc w:val="left"/>
-            </w:pPr>
-            <w:r>
-              <w:rPr>
-                <w:rFonts w:ascii="Adani" w:hAnsi="Adani"/>
-                <w:b w:val="0"/>
-                <w:sz w:val="18"/>
-                <w:u w:val="none"/>
-              </w:rPr>
-              <w:t>Director</w:t>
-            </w:r>
-          </w:p>
-        </w:tc>
-        <w:tc>
-          <w:tcPr>
-            <w:tcW w:type="dxa" w:w="1304"/>
-            <w:shd w:val="clear" w:color="auto" w:fill="FFFFFF"/>
-            <w:tcBorders>
-              <w:top w:val="single" w:sz="4" w:space="0" w:color="000000"/>
-              <w:left w:val="single" w:sz="4" w:space="0" w:color="000000"/>
-              <w:bottom w:val="single" w:sz="4" w:space="0" w:color="000000"/>
-              <w:right w:val="single" w:sz="4" w:space="0" w:color="000000"/>
-            </w:tcBorders>
-            <w:vAlign w:val="center"/>
-          </w:tcPr>
-          <w:p>
-            <w:pPr>
-              <w:spacing w:before="40" w:after="40"/>
-              <w:jc w:val="left"/>
-            </w:pPr>
-            <w:r>
-              <w:rPr>
-                <w:rFonts w:ascii="Adani" w:hAnsi="Adani"/>
-                <w:b w:val="0"/>
-                <w:sz w:val="18"/>
-                <w:u w:val="none"/>
-              </w:rPr>
-              <w:t>04/11/2011</w:t>
-            </w:r>
-          </w:p>
-        </w:tc>
-      </w:tr>
-      <w:tr>
-        <w:tc>
-          <w:tcPr>
-            <w:tcW w:type="dxa" w:w="2268"/>
-            <w:shd w:val="clear" w:color="auto" w:fill="FFFFFF"/>
-            <w:tcBorders>
-              <w:top w:val="single" w:sz="4" w:space="0" w:color="000000"/>
-              <w:left w:val="single" w:sz="4" w:space="0" w:color="000000"/>
-              <w:bottom w:val="single" w:sz="4" w:space="0" w:color="000000"/>
-              <w:right w:val="single" w:sz="4" w:space="0" w:color="000000"/>
-            </w:tcBorders>
-            <w:vAlign w:val="center"/>
-          </w:tcPr>
-          <w:p>
-            <w:pPr>
-              <w:spacing w:before="40" w:after="40"/>
-              <w:jc w:val="left"/>
-            </w:pPr>
-            <w:r>
-              <w:rPr>
-                <w:rFonts w:ascii="Adani" w:hAnsi="Adani"/>
-                <w:b w:val="0"/>
-                <w:sz w:val="18"/>
-                <w:u w:val="none"/>
-              </w:rPr>
-              <w:t>U93000GJ1999PTC037030</w:t>
-            </w:r>
-          </w:p>
-        </w:tc>
-        <w:tc>
-          <w:tcPr>
-            <w:tcW w:type="dxa" w:w="4252"/>
-            <w:shd w:val="clear" w:color="auto" w:fill="FFFFFF"/>
-            <w:tcBorders>
-              <w:top w:val="single" w:sz="4" w:space="0" w:color="000000"/>
-              <w:left w:val="single" w:sz="4" w:space="0" w:color="000000"/>
-              <w:bottom w:val="single" w:sz="4" w:space="0" w:color="000000"/>
-              <w:right w:val="single" w:sz="4" w:space="0" w:color="000000"/>
-            </w:tcBorders>
-            <w:vAlign w:val="center"/>
-          </w:tcPr>
-          <w:p>
-            <w:pPr>
-              <w:spacing w:before="40" w:after="40"/>
-              <w:jc w:val="left"/>
-            </w:pPr>
-            <w:r>
-              <w:rPr>
-                <w:rFonts w:ascii="Adani" w:hAnsi="Adani"/>
-                <w:b w:val="0"/>
-                <w:sz w:val="18"/>
-                <w:u w:val="none"/>
-              </w:rPr>
-              <w:t>BANKIM CONSULTANCY PRIVATE LIMITED</w:t>
-            </w:r>
-          </w:p>
-        </w:tc>
-        <w:tc>
-          <w:tcPr>
-            <w:tcW w:type="dxa" w:w="1587"/>
-            <w:shd w:val="clear" w:color="auto" w:fill="FFFFFF"/>
-            <w:tcBorders>
-              <w:top w:val="single" w:sz="4" w:space="0" w:color="000000"/>
-              <w:left w:val="single" w:sz="4" w:space="0" w:color="000000"/>
-              <w:bottom w:val="single" w:sz="4" w:space="0" w:color="000000"/>
-              <w:right w:val="single" w:sz="4" w:space="0" w:color="000000"/>
-            </w:tcBorders>
-            <w:vAlign w:val="center"/>
-          </w:tcPr>
-          <w:p>
-            <w:pPr>
-              <w:spacing w:before="40" w:after="40"/>
-              <w:jc w:val="left"/>
-            </w:pPr>
-            <w:r>
-              <w:rPr>
-                <w:rFonts w:ascii="Adani" w:hAnsi="Adani"/>
-                <w:b w:val="0"/>
-                <w:sz w:val="18"/>
-                <w:u w:val="none"/>
-              </w:rPr>
-              <w:t>Director</w:t>
-            </w:r>
-          </w:p>
-        </w:tc>
-        <w:tc>
-          <w:tcPr>
-            <w:tcW w:type="dxa" w:w="1304"/>
-            <w:shd w:val="clear" w:color="auto" w:fill="FFFFFF"/>
-            <w:tcBorders>
-              <w:top w:val="single" w:sz="4" w:space="0" w:color="000000"/>
-              <w:left w:val="single" w:sz="4" w:space="0" w:color="000000"/>
-              <w:bottom w:val="single" w:sz="4" w:space="0" w:color="000000"/>
-              <w:right w:val="single" w:sz="4" w:space="0" w:color="000000"/>
-            </w:tcBorders>
-            <w:vAlign w:val="center"/>
-          </w:tcPr>
-          <w:p>
-            <w:pPr>
-              <w:spacing w:before="40" w:after="40"/>
-              <w:jc w:val="left"/>
-            </w:pPr>
-            <w:r>
-              <w:rPr>
-                <w:rFonts w:ascii="Adani" w:hAnsi="Adani"/>
-                <w:b w:val="0"/>
-                <w:sz w:val="18"/>
-                <w:u w:val="none"/>
-              </w:rPr>
-              <w:t>23/03/2009</w:t>
-            </w:r>
-          </w:p>
-        </w:tc>
-      </w:tr>
-      <w:tr>
-        <w:tc>
-          <w:tcPr>
-            <w:tcW w:type="dxa" w:w="2268"/>
-            <w:shd w:val="clear" w:color="auto" w:fill="FFFFFF"/>
-            <w:tcBorders>
-              <w:top w:val="single" w:sz="4" w:space="0" w:color="000000"/>
-              <w:left w:val="single" w:sz="4" w:space="0" w:color="000000"/>
-              <w:bottom w:val="single" w:sz="4" w:space="0" w:color="000000"/>
-              <w:right w:val="single" w:sz="4" w:space="0" w:color="000000"/>
-            </w:tcBorders>
-            <w:vAlign w:val="center"/>
-          </w:tcPr>
-          <w:p>
-            <w:pPr>
-              <w:spacing w:before="40" w:after="40"/>
-              <w:jc w:val="left"/>
-            </w:pPr>
-            <w:r>
-              <w:rPr>
-                <w:rFonts w:ascii="Adani" w:hAnsi="Adani"/>
-                <w:b w:val="0"/>
-                <w:sz w:val="18"/>
-                <w:u w:val="none"/>
-              </w:rPr>
-              <w:t>U74140GJ2009PTC056210</w:t>
-            </w:r>
-          </w:p>
-        </w:tc>
-        <w:tc>
-          <w:tcPr>
-            <w:tcW w:type="dxa" w:w="4252"/>
-            <w:shd w:val="clear" w:color="auto" w:fill="FFFFFF"/>
-            <w:tcBorders>
-              <w:top w:val="single" w:sz="4" w:space="0" w:color="000000"/>
-              <w:left w:val="single" w:sz="4" w:space="0" w:color="000000"/>
-              <w:bottom w:val="single" w:sz="4" w:space="0" w:color="000000"/>
-              <w:right w:val="single" w:sz="4" w:space="0" w:color="000000"/>
-            </w:tcBorders>
-            <w:vAlign w:val="center"/>
-          </w:tcPr>
-          <w:p>
-            <w:pPr>
-              <w:spacing w:before="40" w:after="40"/>
-              <w:jc w:val="left"/>
-            </w:pPr>
-            <w:r>
-              <w:rPr>
-                <w:rFonts w:ascii="Adani" w:hAnsi="Adani"/>
-                <w:b w:val="0"/>
-                <w:sz w:val="18"/>
-                <w:u w:val="none"/>
-              </w:rPr>
-              <w:t>NIRMAN ADVISORY PRIVATE LIMITED</w:t>
-            </w:r>
-          </w:p>
-        </w:tc>
-        <w:tc>
-          <w:tcPr>
-            <w:tcW w:type="dxa" w:w="1587"/>
-            <w:shd w:val="clear" w:color="auto" w:fill="FFFFFF"/>
-            <w:tcBorders>
-              <w:top w:val="single" w:sz="4" w:space="0" w:color="000000"/>
-              <w:left w:val="single" w:sz="4" w:space="0" w:color="000000"/>
-              <w:bottom w:val="single" w:sz="4" w:space="0" w:color="000000"/>
-              <w:right w:val="single" w:sz="4" w:space="0" w:color="000000"/>
-            </w:tcBorders>
-            <w:vAlign w:val="center"/>
-          </w:tcPr>
-          <w:p>
-            <w:pPr>
-              <w:spacing w:before="40" w:after="40"/>
-              <w:jc w:val="left"/>
-            </w:pPr>
-            <w:r>
-              <w:rPr>
-                <w:rFonts w:ascii="Adani" w:hAnsi="Adani"/>
-                <w:b w:val="0"/>
-                <w:sz w:val="18"/>
-                <w:u w:val="none"/>
-              </w:rPr>
-              <w:t>Director</w:t>
-            </w:r>
-          </w:p>
-        </w:tc>
-        <w:tc>
-          <w:tcPr>
-            <w:tcW w:type="dxa" w:w="1304"/>
-            <w:shd w:val="clear" w:color="auto" w:fill="FFFFFF"/>
-            <w:tcBorders>
-              <w:top w:val="single" w:sz="4" w:space="0" w:color="000000"/>
-              <w:left w:val="single" w:sz="4" w:space="0" w:color="000000"/>
-              <w:bottom w:val="single" w:sz="4" w:space="0" w:color="000000"/>
-              <w:right w:val="single" w:sz="4" w:space="0" w:color="000000"/>
-            </w:tcBorders>
-            <w:vAlign w:val="center"/>
-          </w:tcPr>
-          <w:p>
-            <w:pPr>
-              <w:spacing w:before="40" w:after="40"/>
-              <w:jc w:val="left"/>
-            </w:pPr>
-            <w:r>
-              <w:rPr>
-                <w:rFonts w:ascii="Adani" w:hAnsi="Adani"/>
-                <w:b w:val="0"/>
-                <w:sz w:val="18"/>
-                <w:u w:val="none"/>
-              </w:rPr>
-              <w:t>24/02/2009</w:t>
-            </w:r>
-          </w:p>
-        </w:tc>
-      </w:tr>
-      <w:tr>
-        <w:tc>
-          <w:tcPr>
-            <w:tcW w:type="dxa" w:w="2268"/>
-            <w:shd w:val="clear" w:color="auto" w:fill="FFFFFF"/>
-            <w:tcBorders>
-              <w:top w:val="single" w:sz="4" w:space="0" w:color="000000"/>
-              <w:left w:val="single" w:sz="4" w:space="0" w:color="000000"/>
-              <w:bottom w:val="single" w:sz="4" w:space="0" w:color="000000"/>
-              <w:right w:val="single" w:sz="4" w:space="0" w:color="000000"/>
-            </w:tcBorders>
-            <w:vAlign w:val="center"/>
-          </w:tcPr>
-          <w:p>
-            <w:pPr>
-              <w:spacing w:before="40" w:after="40"/>
-              <w:jc w:val="left"/>
-            </w:pPr>
-            <w:r>
-              <w:rPr>
-                <w:rFonts w:ascii="Adani" w:hAnsi="Adani"/>
-                <w:b w:val="0"/>
-                <w:sz w:val="18"/>
-                <w:u w:val="none"/>
-              </w:rPr>
               <w:t>U93000GJ2008PTC054450</w:t>
             </w:r>
           </w:p>
@@ -9345,120 +8143,6 @@
                 <w:sz w:val="18"/>
                 <w:u w:val="none"/>
               </w:rPr>
-              <w:t>U74140GJ2006PTC048893</w:t>
-            </w:r>
-          </w:p>
-        </w:tc>
-        <w:tc>
-          <w:tcPr>
-            <w:tcW w:type="dxa" w:w="4252"/>
-            <w:shd w:val="clear" w:color="auto" w:fill="FFFFFF"/>
-            <w:tcBorders>
-              <w:top w:val="single" w:sz="4" w:space="0" w:color="000000"/>
-              <w:left w:val="single" w:sz="4" w:space="0" w:color="000000"/>
-              <w:bottom w:val="single" w:sz="4" w:space="0" w:color="000000"/>
-              <w:right w:val="single" w:sz="4" w:space="0" w:color="000000"/>
-            </w:tcBorders>
-            <w:vAlign w:val="center"/>
-          </w:tcPr>
-          <w:p>
-            <w:pPr>
-              <w:spacing w:before="40" w:after="40"/>
-              <w:jc w:val="left"/>
-            </w:pPr>
-            <w:r>
-              <w:rPr>
-                <w:rFonts w:ascii="Adani" w:hAnsi="Adani"/>
-                <w:b w:val="0"/>
-                <w:sz w:val="18"/>
-                <w:u w:val="none"/>
-              </w:rPr>
-              <w:t>ROHAN CORPORATE SERVICES PRIVATE LIMITED</w:t>
-            </w:r>
-          </w:p>
-        </w:tc>
-        <w:tc>
-          <w:tcPr>
-            <w:tcW w:type="dxa" w:w="1587"/>
-            <w:shd w:val="clear" w:color="auto" w:fill="FFFFFF"/>
-            <w:tcBorders>
-              <w:top w:val="single" w:sz="4" w:space="0" w:color="000000"/>
-              <w:left w:val="single" w:sz="4" w:space="0" w:color="000000"/>
-              <w:bottom w:val="single" w:sz="4" w:space="0" w:color="000000"/>
-              <w:right w:val="single" w:sz="4" w:space="0" w:color="000000"/>
-            </w:tcBorders>
-            <w:vAlign w:val="center"/>
-          </w:tcPr>
-          <w:p>
-            <w:pPr>
-              <w:spacing w:before="40" w:after="40"/>
-              <w:jc w:val="left"/>
-            </w:pPr>
-            <w:r>
-              <w:rPr>
-                <w:rFonts w:ascii="Adani" w:hAnsi="Adani"/>
-                <w:b w:val="0"/>
-                <w:sz w:val="18"/>
-                <w:u w:val="none"/>
-              </w:rPr>
-              <w:t>Director</w:t>
-            </w:r>
-          </w:p>
-        </w:tc>
-        <w:tc>
-          <w:tcPr>
-            <w:tcW w:type="dxa" w:w="1304"/>
-            <w:shd w:val="clear" w:color="auto" w:fill="FFFFFF"/>
-            <w:tcBorders>
-              <w:top w:val="single" w:sz="4" w:space="0" w:color="000000"/>
-              <w:left w:val="single" w:sz="4" w:space="0" w:color="000000"/>
-              <w:bottom w:val="single" w:sz="4" w:space="0" w:color="000000"/>
-              <w:right w:val="single" w:sz="4" w:space="0" w:color="000000"/>
-            </w:tcBorders>
-            <w:vAlign w:val="center"/>
-          </w:tcPr>
-          <w:p>
-            <w:pPr>
-              <w:spacing w:before="40" w:after="40"/>
-              <w:jc w:val="left"/>
-            </w:pPr>
-            <w:r>
-              <w:rPr>
-                <w:rFonts w:ascii="Adani" w:hAnsi="Adani"/>
-                <w:b w:val="0"/>
-                <w:sz w:val="18"/>
-                <w:u w:val="none"/>
-              </w:rPr>
-              <w:t>12/08/2006</w:t>
-            </w:r>
-          </w:p>
-        </w:tc>
-      </w:tr>
-      <w:tr>
-        <w:tc>
-          <w:tcPr>
-            <w:tcW w:type="dxa" w:w="2268"/>
-            <w:shd w:val="clear" w:color="auto" w:fill="FFFFFF"/>
-            <w:tcBorders>
-              <w:top w:val="single" w:sz="4" w:space="0" w:color="000000"/>
-              <w:left w:val="single" w:sz="4" w:space="0" w:color="000000"/>
-              <w:bottom w:val="single" w:sz="4" w:space="0" w:color="000000"/>
-              <w:right w:val="single" w:sz="4" w:space="0" w:color="000000"/>
-            </w:tcBorders>
-            <w:vAlign w:val="center"/>
-          </w:tcPr>
-          <w:p>
-            <w:pPr>
-              <w:spacing w:before="40" w:after="40"/>
-              <w:jc w:val="left"/>
-            </w:pPr>
-            <w:r>
-              <w:rPr>
-                <w:rFonts w:ascii="Adani" w:hAnsi="Adani"/>
-                <w:b w:val="0"/>
-                <w:sz w:val="18"/>
-                <w:u w:val="none"/>
-              </w:rPr>
               <w:t>U24229GJ1987PTC009600</w:t>
             </w:r>
           </w:p>
@@ -9544,120 +8228,6 @@
                 <w:u w:val="none"/>
               </w:rPr>
               <w:t>01/05/2000</w:t>
-            </w:r>
-          </w:p>
-        </w:tc>
-      </w:tr>
-      <w:tr>
-        <w:tc>
-          <w:tcPr>
-            <w:tcW w:type="dxa" w:w="2268"/>
-            <w:shd w:val="clear" w:color="auto" w:fill="FFFFFF"/>
-            <w:tcBorders>
-              <w:top w:val="single" w:sz="4" w:space="0" w:color="000000"/>
-              <w:left w:val="single" w:sz="4" w:space="0" w:color="000000"/>
-              <w:bottom w:val="single" w:sz="4" w:space="0" w:color="000000"/>
-              <w:right w:val="single" w:sz="4" w:space="0" w:color="000000"/>
-            </w:tcBorders>
-            <w:vAlign w:val="center"/>
-          </w:tcPr>
-          <w:p>
-            <w:pPr>
-              <w:spacing w:before="40" w:after="40"/>
-              <w:jc w:val="left"/>
-            </w:pPr>
-            <w:r>
-              <w:rPr>
-                <w:rFonts w:ascii="Adani" w:hAnsi="Adani"/>
-                <w:b w:val="0"/>
-                <w:sz w:val="18"/>
-                <w:u w:val="none"/>
-              </w:rPr>
-              <w:t>U65910GJ1995PTC025393</w:t>
-            </w:r>
-          </w:p>
-        </w:tc>
-        <w:tc>
-          <w:tcPr>
-            <w:tcW w:type="dxa" w:w="4252"/>
-            <w:shd w:val="clear" w:color="auto" w:fill="FFFFFF"/>
-            <w:tcBorders>
-              <w:top w:val="single" w:sz="4" w:space="0" w:color="000000"/>
-              <w:left w:val="single" w:sz="4" w:space="0" w:color="000000"/>
-              <w:bottom w:val="single" w:sz="4" w:space="0" w:color="000000"/>
-              <w:right w:val="single" w:sz="4" w:space="0" w:color="000000"/>
-            </w:tcBorders>
-            <w:vAlign w:val="center"/>
-          </w:tcPr>
-          <w:p>
-            <w:pPr>
-              <w:spacing w:before="40" w:after="40"/>
-              <w:jc w:val="left"/>
-            </w:pPr>
-            <w:r>
-              <w:rPr>
-                <w:rFonts w:ascii="Adani" w:hAnsi="Adani"/>
-                <w:b w:val="0"/>
-                <w:sz w:val="18"/>
-                <w:u w:val="none"/>
-              </w:rPr>
-              <w:t>DYNAMIC ASSIGNMENTS PRIVATE LIMITED</w:t>
-            </w:r>
-          </w:p>
-        </w:tc>
-        <w:tc>
-          <w:tcPr>
-            <w:tcW w:type="dxa" w:w="1587"/>
-            <w:shd w:val="clear" w:color="auto" w:fill="FFFFFF"/>
-            <w:tcBorders>
-              <w:top w:val="single" w:sz="4" w:space="0" w:color="000000"/>
-              <w:left w:val="single" w:sz="4" w:space="0" w:color="000000"/>
-              <w:bottom w:val="single" w:sz="4" w:space="0" w:color="000000"/>
-              <w:right w:val="single" w:sz="4" w:space="0" w:color="000000"/>
-            </w:tcBorders>
-            <w:vAlign w:val="center"/>
-          </w:tcPr>
-          <w:p>
-            <w:pPr>
-              <w:spacing w:before="40" w:after="40"/>
-              <w:jc w:val="left"/>
-            </w:pPr>
-            <w:r>
-              <w:rPr>
-                <w:rFonts w:ascii="Adani" w:hAnsi="Adani"/>
-                <w:b w:val="0"/>
-                <w:sz w:val="18"/>
-                <w:u w:val="none"/>
-              </w:rPr>
-              <w:t>Director</w:t>
-            </w:r>
-          </w:p>
-        </w:tc>
-        <w:tc>
-          <w:tcPr>
-            <w:tcW w:type="dxa" w:w="1304"/>
-            <w:shd w:val="clear" w:color="auto" w:fill="FFFFFF"/>
-            <w:tcBorders>
-              <w:top w:val="single" w:sz="4" w:space="0" w:color="000000"/>
-              <w:left w:val="single" w:sz="4" w:space="0" w:color="000000"/>
-              <w:bottom w:val="single" w:sz="4" w:space="0" w:color="000000"/>
-              <w:right w:val="single" w:sz="4" w:space="0" w:color="000000"/>
-            </w:tcBorders>
-            <w:vAlign w:val="center"/>
-          </w:tcPr>
-          <w:p>
-            <w:pPr>
-              <w:spacing w:before="40" w:after="40"/>
-              <w:jc w:val="left"/>
-            </w:pPr>
-            <w:r>
-              <w:rPr>
-                <w:rFonts w:ascii="Adani" w:hAnsi="Adani"/>
-                <w:b w:val="0"/>
-                <w:sz w:val="18"/>
-                <w:u w:val="none"/>
-              </w:rPr>
-              <w:t>01/11/1995</w:t>
             </w:r>
           </w:p>
         </w:tc>
